--- a/report/빅데이터 20기 프로젝트_보고서_template_ejm.docx
+++ b/report/빅데이터 20기 프로젝트_보고서_template_ejm.docx
@@ -5,9 +5,6 @@
     <w:p>
       <w:pPr>
         <w:pStyle w:val="1"/>
-        <w:rPr>
-          <w:rFonts w:hint="eastAsia"/>
-        </w:rPr>
       </w:pPr>
       <w:r>
         <w:rPr>
@@ -39,9 +36,6 @@
     <w:p>
       <w:pPr>
         <w:pStyle w:val="2"/>
-        <w:rPr>
-          <w:rFonts w:hint="eastAsia"/>
-        </w:rPr>
       </w:pPr>
       <w:r>
         <w:rPr>
@@ -97,13 +91,7 @@
         <w:t>평가지표</w:t>
       </w:r>
     </w:p>
-    <w:p>
-      <w:pPr>
-        <w:rPr>
-          <w:rFonts w:hint="eastAsia"/>
-        </w:rPr>
-      </w:pPr>
-    </w:p>
+    <w:p/>
     <w:p>
       <w:pPr>
         <w:pStyle w:val="4"/>
@@ -571,11 +559,6 @@
       <w:proofErr w:type="gramEnd"/>
     </w:p>
     <w:p>
-      <w:pPr>
-        <w:rPr>
-          <w:rFonts w:hint="eastAsia"/>
-        </w:rPr>
-      </w:pPr>
       <w:r>
         <w:rPr>
           <w:rFonts w:hint="eastAsia"/>
@@ -643,13 +626,610 @@
         <w:t>2.5.1.2 각 지표별 결과</w:t>
       </w:r>
     </w:p>
-    <w:p>
-      <w:pPr>
-        <w:rPr>
-          <w:rFonts w:hint="eastAsia"/>
-        </w:rPr>
-      </w:pPr>
-    </w:p>
+    <w:tbl>
+      <w:tblPr>
+        <w:tblW w:w="10348" w:type="dxa"/>
+        <w:jc w:val="center"/>
+        <w:tblLayout w:type="fixed"/>
+        <w:tblCellMar>
+          <w:left w:w="99" w:type="dxa"/>
+          <w:right w:w="99" w:type="dxa"/>
+        </w:tblCellMar>
+        <w:tblLook w:val="04A0" w:firstRow="1" w:lastRow="0" w:firstColumn="1" w:lastColumn="0" w:noHBand="0" w:noVBand="1"/>
+      </w:tblPr>
+      <w:tblGrid>
+        <w:gridCol w:w="2069"/>
+        <w:gridCol w:w="2070"/>
+        <w:gridCol w:w="2069"/>
+        <w:gridCol w:w="2070"/>
+        <w:gridCol w:w="2070"/>
+      </w:tblGrid>
+      <w:tr>
+        <w:trPr>
+          <w:trHeight w:val="1134"/>
+          <w:jc w:val="center"/>
+        </w:trPr>
+        <w:tc>
+          <w:tcPr>
+            <w:tcW w:w="2069" w:type="dxa"/>
+            <w:tcBorders>
+              <w:top w:val="single" w:sz="4" w:space="0" w:color="auto"/>
+              <w:left w:val="single" w:sz="4" w:space="0" w:color="auto"/>
+              <w:bottom w:val="single" w:sz="4" w:space="0" w:color="auto"/>
+              <w:right w:val="single" w:sz="4" w:space="0" w:color="auto"/>
+            </w:tcBorders>
+            <w:shd w:val="clear" w:color="auto" w:fill="FFFFFF" w:themeFill="background1"/>
+            <w:noWrap/>
+          </w:tcPr>
+          <w:p>
+            <w:pPr>
+              <w:spacing w:after="0" w:line="240" w:lineRule="auto"/>
+              <w:jc w:val="center"/>
+              <w:rPr>
+                <w:rFonts w:ascii="맑은 고딕" w:eastAsia="맑은 고딕" w:hAnsi="맑은 고딕" w:cs="굴림" w:hint="eastAsia"/>
+                <w:sz w:val="22"/>
+                <w:szCs w:val="22"/>
+              </w:rPr>
+            </w:pPr>
+          </w:p>
+          <w:p>
+            <w:pPr>
+              <w:jc w:val="center"/>
+              <w:rPr>
+                <w:rFonts w:ascii="맑은 고딕" w:eastAsia="맑은 고딕" w:hAnsi="맑은 고딕" w:cs="굴림" w:hint="eastAsia"/>
+                <w:sz w:val="22"/>
+                <w:szCs w:val="22"/>
+              </w:rPr>
+            </w:pPr>
+            <w:r>
+              <w:rPr>
+                <w:rFonts w:ascii="맑은 고딕" w:eastAsia="맑은 고딕" w:hAnsi="맑은 고딕" w:cs="굴림" w:hint="eastAsia"/>
+                <w:sz w:val="22"/>
+                <w:szCs w:val="22"/>
+              </w:rPr>
+              <w:t>모델명</w:t>
+            </w:r>
+          </w:p>
+        </w:tc>
+        <w:tc>
+          <w:tcPr>
+            <w:tcW w:w="2070" w:type="dxa"/>
+            <w:tcBorders>
+              <w:top w:val="single" w:sz="4" w:space="0" w:color="auto"/>
+              <w:left w:val="nil"/>
+              <w:bottom w:val="single" w:sz="4" w:space="0" w:color="auto"/>
+              <w:right w:val="single" w:sz="4" w:space="0" w:color="auto"/>
+            </w:tcBorders>
+            <w:shd w:val="clear" w:color="auto" w:fill="FFFFFF" w:themeFill="background1"/>
+            <w:noWrap/>
+          </w:tcPr>
+          <w:p>
+            <w:pPr>
+              <w:spacing w:after="0" w:line="240" w:lineRule="auto"/>
+              <w:jc w:val="center"/>
+              <w:rPr>
+                <w:rFonts w:ascii="맑은 고딕" w:eastAsia="맑은 고딕" w:hAnsi="맑은 고딕" w:cs="굴림"/>
+                <w:sz w:val="22"/>
+                <w:szCs w:val="22"/>
+              </w:rPr>
+            </w:pPr>
+          </w:p>
+          <w:p>
+            <w:pPr>
+              <w:spacing w:after="0" w:line="240" w:lineRule="auto"/>
+              <w:jc w:val="center"/>
+              <w:rPr>
+                <w:rFonts w:ascii="맑은 고딕" w:eastAsia="맑은 고딕" w:hAnsi="맑은 고딕" w:cs="굴림" w:hint="eastAsia"/>
+                <w:sz w:val="22"/>
+                <w:szCs w:val="22"/>
+              </w:rPr>
+            </w:pPr>
+            <w:r>
+              <w:rPr>
+                <w:rFonts w:ascii="맑은 고딕" w:eastAsia="맑은 고딕" w:hAnsi="맑은 고딕" w:cs="굴림" w:hint="eastAsia"/>
+                <w:sz w:val="22"/>
+                <w:szCs w:val="22"/>
+              </w:rPr>
+              <w:t xml:space="preserve">데이터 </w:t>
+            </w:r>
+            <w:proofErr w:type="spellStart"/>
+            <w:r>
+              <w:rPr>
+                <w:rFonts w:ascii="맑은 고딕" w:eastAsia="맑은 고딕" w:hAnsi="맑은 고딕" w:cs="굴림" w:hint="eastAsia"/>
+                <w:sz w:val="22"/>
+                <w:szCs w:val="22"/>
+              </w:rPr>
+              <w:t>전처리</w:t>
+            </w:r>
+            <w:proofErr w:type="spellEnd"/>
+          </w:p>
+        </w:tc>
+        <w:tc>
+          <w:tcPr>
+            <w:tcW w:w="2069" w:type="dxa"/>
+            <w:tcBorders>
+              <w:top w:val="single" w:sz="4" w:space="0" w:color="auto"/>
+              <w:left w:val="nil"/>
+              <w:bottom w:val="single" w:sz="4" w:space="0" w:color="auto"/>
+              <w:right w:val="single" w:sz="4" w:space="0" w:color="auto"/>
+            </w:tcBorders>
+            <w:shd w:val="clear" w:color="auto" w:fill="FFFFFF" w:themeFill="background1"/>
+            <w:noWrap/>
+          </w:tcPr>
+          <w:p>
+            <w:pPr>
+              <w:spacing w:after="0" w:line="240" w:lineRule="auto"/>
+              <w:jc w:val="center"/>
+              <w:rPr>
+                <w:rFonts w:ascii="맑은 고딕" w:eastAsia="맑은 고딕" w:hAnsi="맑은 고딕" w:cs="굴림"/>
+                <w:sz w:val="22"/>
+                <w:szCs w:val="22"/>
+              </w:rPr>
+            </w:pPr>
+          </w:p>
+          <w:p>
+            <w:pPr>
+              <w:spacing w:after="0" w:line="240" w:lineRule="auto"/>
+              <w:jc w:val="center"/>
+              <w:rPr>
+                <w:rFonts w:ascii="맑은 고딕" w:eastAsia="맑은 고딕" w:hAnsi="맑은 고딕" w:cs="굴림" w:hint="eastAsia"/>
+                <w:sz w:val="22"/>
+                <w:szCs w:val="22"/>
+              </w:rPr>
+            </w:pPr>
+            <w:r>
+              <w:rPr>
+                <w:rFonts w:ascii="맑은 고딕" w:eastAsia="맑은 고딕" w:hAnsi="맑은 고딕" w:cs="굴림" w:hint="eastAsia"/>
+                <w:sz w:val="22"/>
+                <w:szCs w:val="22"/>
+              </w:rPr>
+              <w:t>ROC-AUC</w:t>
+            </w:r>
+          </w:p>
+        </w:tc>
+        <w:tc>
+          <w:tcPr>
+            <w:tcW w:w="2070" w:type="dxa"/>
+            <w:tcBorders>
+              <w:top w:val="single" w:sz="4" w:space="0" w:color="auto"/>
+              <w:left w:val="nil"/>
+              <w:bottom w:val="single" w:sz="4" w:space="0" w:color="auto"/>
+              <w:right w:val="single" w:sz="4" w:space="0" w:color="auto"/>
+            </w:tcBorders>
+            <w:shd w:val="clear" w:color="auto" w:fill="FFFFFF" w:themeFill="background1"/>
+            <w:noWrap/>
+          </w:tcPr>
+          <w:p>
+            <w:pPr>
+              <w:spacing w:after="0" w:line="240" w:lineRule="auto"/>
+              <w:jc w:val="center"/>
+              <w:rPr>
+                <w:rFonts w:ascii="맑은 고딕" w:eastAsia="맑은 고딕" w:hAnsi="맑은 고딕" w:cs="굴림"/>
+                <w:sz w:val="22"/>
+                <w:szCs w:val="22"/>
+              </w:rPr>
+            </w:pPr>
+          </w:p>
+          <w:p>
+            <w:pPr>
+              <w:spacing w:after="0" w:line="240" w:lineRule="auto"/>
+              <w:jc w:val="center"/>
+              <w:rPr>
+                <w:rFonts w:ascii="맑은 고딕" w:eastAsia="맑은 고딕" w:hAnsi="맑은 고딕" w:cs="굴림" w:hint="eastAsia"/>
+                <w:sz w:val="22"/>
+                <w:szCs w:val="22"/>
+              </w:rPr>
+            </w:pPr>
+            <w:r>
+              <w:rPr>
+                <w:rFonts w:ascii="맑은 고딕" w:eastAsia="맑은 고딕" w:hAnsi="맑은 고딕" w:cs="굴림" w:hint="eastAsia"/>
+                <w:sz w:val="22"/>
+                <w:szCs w:val="22"/>
+              </w:rPr>
+              <w:t>F1-Score</w:t>
+            </w:r>
+          </w:p>
+        </w:tc>
+        <w:tc>
+          <w:tcPr>
+            <w:tcW w:w="2070" w:type="dxa"/>
+            <w:tcBorders>
+              <w:top w:val="single" w:sz="4" w:space="0" w:color="auto"/>
+              <w:left w:val="nil"/>
+              <w:bottom w:val="single" w:sz="4" w:space="0" w:color="auto"/>
+              <w:right w:val="single" w:sz="4" w:space="0" w:color="auto"/>
+            </w:tcBorders>
+            <w:shd w:val="clear" w:color="auto" w:fill="FFFFFF" w:themeFill="background1"/>
+            <w:noWrap/>
+          </w:tcPr>
+          <w:p>
+            <w:pPr>
+              <w:spacing w:after="0" w:line="240" w:lineRule="auto"/>
+              <w:jc w:val="center"/>
+              <w:rPr>
+                <w:rFonts w:ascii="맑은 고딕" w:eastAsia="맑은 고딕" w:hAnsi="맑은 고딕" w:cs="굴림"/>
+                <w:sz w:val="22"/>
+                <w:szCs w:val="22"/>
+              </w:rPr>
+            </w:pPr>
+          </w:p>
+          <w:p>
+            <w:pPr>
+              <w:spacing w:after="0" w:line="240" w:lineRule="auto"/>
+              <w:jc w:val="center"/>
+              <w:rPr>
+                <w:rFonts w:ascii="맑은 고딕" w:eastAsia="맑은 고딕" w:hAnsi="맑은 고딕" w:cs="굴림" w:hint="eastAsia"/>
+                <w:sz w:val="22"/>
+                <w:szCs w:val="22"/>
+              </w:rPr>
+            </w:pPr>
+            <w:r>
+              <w:rPr>
+                <w:rFonts w:ascii="맑은 고딕" w:eastAsia="맑은 고딕" w:hAnsi="맑은 고딕" w:cs="굴림" w:hint="eastAsia"/>
+                <w:sz w:val="22"/>
+                <w:szCs w:val="22"/>
+              </w:rPr>
+              <w:t>Recall</w:t>
+            </w:r>
+          </w:p>
+        </w:tc>
+      </w:tr>
+      <w:tr>
+        <w:trPr>
+          <w:trHeight w:val="1134"/>
+          <w:jc w:val="center"/>
+        </w:trPr>
+        <w:tc>
+          <w:tcPr>
+            <w:tcW w:w="2069" w:type="dxa"/>
+            <w:tcBorders>
+              <w:top w:val="single" w:sz="4" w:space="0" w:color="auto"/>
+              <w:left w:val="single" w:sz="4" w:space="0" w:color="auto"/>
+              <w:bottom w:val="single" w:sz="4" w:space="0" w:color="auto"/>
+              <w:right w:val="single" w:sz="4" w:space="0" w:color="auto"/>
+            </w:tcBorders>
+            <w:shd w:val="clear" w:color="auto" w:fill="FFFFFF" w:themeFill="background1"/>
+            <w:noWrap/>
+            <w:hideMark/>
+          </w:tcPr>
+          <w:p>
+            <w:pPr>
+              <w:spacing w:after="0" w:line="240" w:lineRule="auto"/>
+              <w:jc w:val="center"/>
+              <w:rPr>
+                <w:rFonts w:ascii="맑은 고딕" w:eastAsia="맑은 고딕" w:hAnsi="맑은 고딕" w:cs="굴림"/>
+                <w:sz w:val="22"/>
+                <w:szCs w:val="22"/>
+              </w:rPr>
+            </w:pPr>
+          </w:p>
+          <w:p>
+            <w:pPr>
+              <w:spacing w:after="0" w:line="240" w:lineRule="auto"/>
+              <w:jc w:val="center"/>
+              <w:rPr>
+                <w:rFonts w:ascii="맑은 고딕" w:eastAsia="맑은 고딕" w:hAnsi="맑은 고딕" w:cs="굴림"/>
+                <w:sz w:val="22"/>
+                <w:szCs w:val="22"/>
+              </w:rPr>
+            </w:pPr>
+            <w:proofErr w:type="spellStart"/>
+            <w:r>
+              <w:rPr>
+                <w:rFonts w:ascii="맑은 고딕" w:eastAsia="맑은 고딕" w:hAnsi="맑은 고딕" w:cs="굴림" w:hint="eastAsia"/>
+                <w:sz w:val="22"/>
+                <w:szCs w:val="22"/>
+              </w:rPr>
+              <w:t>XGBoost</w:t>
+            </w:r>
+            <w:proofErr w:type="spellEnd"/>
+          </w:p>
+        </w:tc>
+        <w:tc>
+          <w:tcPr>
+            <w:tcW w:w="2070" w:type="dxa"/>
+            <w:tcBorders>
+              <w:top w:val="single" w:sz="4" w:space="0" w:color="auto"/>
+              <w:left w:val="nil"/>
+              <w:bottom w:val="single" w:sz="4" w:space="0" w:color="auto"/>
+              <w:right w:val="single" w:sz="4" w:space="0" w:color="auto"/>
+            </w:tcBorders>
+            <w:shd w:val="clear" w:color="auto" w:fill="FFFFFF" w:themeFill="background1"/>
+            <w:noWrap/>
+            <w:hideMark/>
+          </w:tcPr>
+          <w:p>
+            <w:pPr>
+              <w:spacing w:after="0" w:line="240" w:lineRule="auto"/>
+              <w:jc w:val="center"/>
+              <w:rPr>
+                <w:rFonts w:ascii="맑은 고딕" w:eastAsia="맑은 고딕" w:hAnsi="맑은 고딕" w:cs="굴림"/>
+                <w:sz w:val="22"/>
+                <w:szCs w:val="22"/>
+              </w:rPr>
+            </w:pPr>
+          </w:p>
+          <w:p>
+            <w:pPr>
+              <w:spacing w:after="0" w:line="240" w:lineRule="auto"/>
+              <w:jc w:val="center"/>
+              <w:rPr>
+                <w:rFonts w:ascii="맑은 고딕" w:eastAsia="맑은 고딕" w:hAnsi="맑은 고딕" w:cs="굴림" w:hint="eastAsia"/>
+                <w:sz w:val="22"/>
+                <w:szCs w:val="22"/>
+              </w:rPr>
+            </w:pPr>
+            <w:r>
+              <w:rPr>
+                <w:rFonts w:ascii="맑은 고딕" w:eastAsia="맑은 고딕" w:hAnsi="맑은 고딕" w:cs="굴림" w:hint="eastAsia"/>
+                <w:sz w:val="22"/>
+                <w:szCs w:val="22"/>
+              </w:rPr>
+              <w:t>0.2</w:t>
+            </w:r>
+          </w:p>
+        </w:tc>
+        <w:tc>
+          <w:tcPr>
+            <w:tcW w:w="2069" w:type="dxa"/>
+            <w:tcBorders>
+              <w:top w:val="single" w:sz="4" w:space="0" w:color="auto"/>
+              <w:left w:val="nil"/>
+              <w:bottom w:val="single" w:sz="4" w:space="0" w:color="auto"/>
+              <w:right w:val="single" w:sz="4" w:space="0" w:color="auto"/>
+            </w:tcBorders>
+            <w:shd w:val="clear" w:color="auto" w:fill="FFFFFF" w:themeFill="background1"/>
+            <w:noWrap/>
+            <w:hideMark/>
+          </w:tcPr>
+          <w:p>
+            <w:pPr>
+              <w:spacing w:after="0" w:line="240" w:lineRule="auto"/>
+              <w:jc w:val="center"/>
+              <w:rPr>
+                <w:rFonts w:ascii="맑은 고딕" w:eastAsia="맑은 고딕" w:hAnsi="맑은 고딕" w:cs="굴림"/>
+                <w:sz w:val="22"/>
+                <w:szCs w:val="22"/>
+              </w:rPr>
+            </w:pPr>
+          </w:p>
+          <w:p>
+            <w:pPr>
+              <w:spacing w:after="0" w:line="240" w:lineRule="auto"/>
+              <w:jc w:val="center"/>
+              <w:rPr>
+                <w:rFonts w:ascii="맑은 고딕" w:eastAsia="맑은 고딕" w:hAnsi="맑은 고딕" w:cs="굴림" w:hint="eastAsia"/>
+                <w:sz w:val="22"/>
+                <w:szCs w:val="22"/>
+              </w:rPr>
+            </w:pPr>
+            <w:r>
+              <w:rPr>
+                <w:rFonts w:ascii="맑은 고딕" w:eastAsia="맑은 고딕" w:hAnsi="맑은 고딕" w:cs="굴림" w:hint="eastAsia"/>
+                <w:sz w:val="22"/>
+                <w:szCs w:val="22"/>
+              </w:rPr>
+              <w:t>0.8509</w:t>
+            </w:r>
+          </w:p>
+        </w:tc>
+        <w:tc>
+          <w:tcPr>
+            <w:tcW w:w="2070" w:type="dxa"/>
+            <w:tcBorders>
+              <w:top w:val="single" w:sz="4" w:space="0" w:color="auto"/>
+              <w:left w:val="nil"/>
+              <w:bottom w:val="single" w:sz="4" w:space="0" w:color="auto"/>
+              <w:right w:val="single" w:sz="4" w:space="0" w:color="auto"/>
+            </w:tcBorders>
+            <w:shd w:val="clear" w:color="auto" w:fill="FFFFFF" w:themeFill="background1"/>
+            <w:noWrap/>
+            <w:hideMark/>
+          </w:tcPr>
+          <w:p>
+            <w:pPr>
+              <w:spacing w:after="0" w:line="240" w:lineRule="auto"/>
+              <w:jc w:val="center"/>
+              <w:rPr>
+                <w:rFonts w:ascii="맑은 고딕" w:eastAsia="맑은 고딕" w:hAnsi="맑은 고딕" w:cs="굴림"/>
+                <w:sz w:val="22"/>
+                <w:szCs w:val="22"/>
+              </w:rPr>
+            </w:pPr>
+          </w:p>
+          <w:p>
+            <w:pPr>
+              <w:spacing w:after="0" w:line="240" w:lineRule="auto"/>
+              <w:jc w:val="center"/>
+              <w:rPr>
+                <w:rFonts w:ascii="맑은 고딕" w:eastAsia="맑은 고딕" w:hAnsi="맑은 고딕" w:cs="굴림" w:hint="eastAsia"/>
+                <w:sz w:val="22"/>
+                <w:szCs w:val="22"/>
+              </w:rPr>
+            </w:pPr>
+            <w:r>
+              <w:rPr>
+                <w:rFonts w:ascii="맑은 고딕" w:eastAsia="맑은 고딕" w:hAnsi="맑은 고딕" w:cs="굴림" w:hint="eastAsia"/>
+                <w:sz w:val="22"/>
+                <w:szCs w:val="22"/>
+              </w:rPr>
+              <w:t>0.2974</w:t>
+            </w:r>
+          </w:p>
+        </w:tc>
+        <w:tc>
+          <w:tcPr>
+            <w:tcW w:w="2070" w:type="dxa"/>
+            <w:tcBorders>
+              <w:top w:val="single" w:sz="4" w:space="0" w:color="auto"/>
+              <w:left w:val="nil"/>
+              <w:bottom w:val="single" w:sz="4" w:space="0" w:color="auto"/>
+              <w:right w:val="single" w:sz="4" w:space="0" w:color="auto"/>
+            </w:tcBorders>
+            <w:shd w:val="clear" w:color="auto" w:fill="FFFFFF" w:themeFill="background1"/>
+            <w:noWrap/>
+            <w:hideMark/>
+          </w:tcPr>
+          <w:p>
+            <w:pPr>
+              <w:spacing w:after="0" w:line="240" w:lineRule="auto"/>
+              <w:jc w:val="center"/>
+              <w:rPr>
+                <w:rFonts w:ascii="맑은 고딕" w:eastAsia="맑은 고딕" w:hAnsi="맑은 고딕" w:cs="굴림"/>
+                <w:sz w:val="22"/>
+                <w:szCs w:val="22"/>
+              </w:rPr>
+            </w:pPr>
+          </w:p>
+          <w:p>
+            <w:pPr>
+              <w:spacing w:after="0" w:line="240" w:lineRule="auto"/>
+              <w:jc w:val="center"/>
+              <w:rPr>
+                <w:rFonts w:ascii="맑은 고딕" w:eastAsia="맑은 고딕" w:hAnsi="맑은 고딕" w:cs="굴림" w:hint="eastAsia"/>
+                <w:sz w:val="22"/>
+                <w:szCs w:val="22"/>
+              </w:rPr>
+            </w:pPr>
+            <w:r>
+              <w:rPr>
+                <w:rFonts w:ascii="맑은 고딕" w:eastAsia="맑은 고딕" w:hAnsi="맑은 고딕" w:cs="굴림" w:hint="eastAsia"/>
+                <w:sz w:val="22"/>
+                <w:szCs w:val="22"/>
+              </w:rPr>
+              <w:t>0.515</w:t>
+            </w:r>
+          </w:p>
+        </w:tc>
+      </w:tr>
+      <w:tr>
+        <w:trPr>
+          <w:trHeight w:val="1134"/>
+          <w:jc w:val="center"/>
+        </w:trPr>
+        <w:tc>
+          <w:tcPr>
+            <w:tcW w:w="2069" w:type="dxa"/>
+            <w:tcBorders>
+              <w:top w:val="single" w:sz="4" w:space="0" w:color="auto"/>
+              <w:left w:val="single" w:sz="4" w:space="0" w:color="auto"/>
+              <w:bottom w:val="single" w:sz="4" w:space="0" w:color="auto"/>
+              <w:right w:val="single" w:sz="4" w:space="0" w:color="auto"/>
+            </w:tcBorders>
+            <w:shd w:val="clear" w:color="auto" w:fill="FFFFFF" w:themeFill="background1"/>
+            <w:noWrap/>
+          </w:tcPr>
+          <w:p>
+            <w:pPr>
+              <w:spacing w:after="0" w:line="240" w:lineRule="auto"/>
+              <w:jc w:val="center"/>
+              <w:rPr>
+                <w:rFonts w:ascii="맑은 고딕" w:eastAsia="맑은 고딕" w:hAnsi="맑은 고딕" w:cs="굴림" w:hint="eastAsia"/>
+                <w:sz w:val="22"/>
+                <w:szCs w:val="22"/>
+              </w:rPr>
+            </w:pPr>
+          </w:p>
+        </w:tc>
+        <w:tc>
+          <w:tcPr>
+            <w:tcW w:w="2070" w:type="dxa"/>
+            <w:tcBorders>
+              <w:top w:val="single" w:sz="4" w:space="0" w:color="auto"/>
+              <w:left w:val="nil"/>
+              <w:bottom w:val="single" w:sz="4" w:space="0" w:color="auto"/>
+              <w:right w:val="single" w:sz="4" w:space="0" w:color="auto"/>
+            </w:tcBorders>
+            <w:shd w:val="clear" w:color="auto" w:fill="FFFFFF" w:themeFill="background1"/>
+            <w:noWrap/>
+          </w:tcPr>
+          <w:p>
+            <w:pPr>
+              <w:spacing w:after="0" w:line="240" w:lineRule="auto"/>
+              <w:jc w:val="center"/>
+              <w:rPr>
+                <w:rFonts w:ascii="맑은 고딕" w:eastAsia="맑은 고딕" w:hAnsi="맑은 고딕" w:cs="굴림" w:hint="eastAsia"/>
+                <w:sz w:val="22"/>
+                <w:szCs w:val="22"/>
+              </w:rPr>
+            </w:pPr>
+          </w:p>
+        </w:tc>
+        <w:tc>
+          <w:tcPr>
+            <w:tcW w:w="2069" w:type="dxa"/>
+            <w:tcBorders>
+              <w:top w:val="single" w:sz="4" w:space="0" w:color="auto"/>
+              <w:left w:val="nil"/>
+              <w:bottom w:val="single" w:sz="4" w:space="0" w:color="auto"/>
+              <w:right w:val="single" w:sz="4" w:space="0" w:color="auto"/>
+            </w:tcBorders>
+            <w:shd w:val="clear" w:color="auto" w:fill="FFFFFF" w:themeFill="background1"/>
+            <w:noWrap/>
+          </w:tcPr>
+          <w:p>
+            <w:pPr>
+              <w:spacing w:after="0" w:line="240" w:lineRule="auto"/>
+              <w:jc w:val="center"/>
+              <w:rPr>
+                <w:rFonts w:ascii="맑은 고딕" w:eastAsia="맑은 고딕" w:hAnsi="맑은 고딕" w:cs="굴림" w:hint="eastAsia"/>
+                <w:sz w:val="22"/>
+                <w:szCs w:val="22"/>
+              </w:rPr>
+            </w:pPr>
+          </w:p>
+        </w:tc>
+        <w:tc>
+          <w:tcPr>
+            <w:tcW w:w="2070" w:type="dxa"/>
+            <w:tcBorders>
+              <w:top w:val="single" w:sz="4" w:space="0" w:color="auto"/>
+              <w:left w:val="nil"/>
+              <w:bottom w:val="single" w:sz="4" w:space="0" w:color="auto"/>
+              <w:right w:val="single" w:sz="4" w:space="0" w:color="auto"/>
+            </w:tcBorders>
+            <w:shd w:val="clear" w:color="auto" w:fill="FFFFFF" w:themeFill="background1"/>
+            <w:noWrap/>
+          </w:tcPr>
+          <w:p>
+            <w:pPr>
+              <w:spacing w:after="0" w:line="240" w:lineRule="auto"/>
+              <w:jc w:val="center"/>
+              <w:rPr>
+                <w:rFonts w:ascii="맑은 고딕" w:eastAsia="맑은 고딕" w:hAnsi="맑은 고딕" w:cs="굴림" w:hint="eastAsia"/>
+                <w:sz w:val="22"/>
+                <w:szCs w:val="22"/>
+              </w:rPr>
+            </w:pPr>
+          </w:p>
+        </w:tc>
+        <w:tc>
+          <w:tcPr>
+            <w:tcW w:w="2070" w:type="dxa"/>
+            <w:tcBorders>
+              <w:top w:val="single" w:sz="4" w:space="0" w:color="auto"/>
+              <w:left w:val="nil"/>
+              <w:bottom w:val="single" w:sz="4" w:space="0" w:color="auto"/>
+              <w:right w:val="single" w:sz="4" w:space="0" w:color="auto"/>
+            </w:tcBorders>
+            <w:shd w:val="clear" w:color="auto" w:fill="FFFFFF" w:themeFill="background1"/>
+            <w:noWrap/>
+          </w:tcPr>
+          <w:p>
+            <w:pPr>
+              <w:spacing w:after="0" w:line="240" w:lineRule="auto"/>
+              <w:jc w:val="center"/>
+              <w:rPr>
+                <w:rFonts w:ascii="맑은 고딕" w:eastAsia="맑은 고딕" w:hAnsi="맑은 고딕" w:cs="굴림" w:hint="eastAsia"/>
+                <w:sz w:val="22"/>
+                <w:szCs w:val="22"/>
+              </w:rPr>
+            </w:pPr>
+          </w:p>
+        </w:tc>
+      </w:tr>
+    </w:tbl>
+    <w:p/>
     <w:p>
       <w:pPr>
         <w:pStyle w:val="3"/>
@@ -766,9 +1346,6 @@
     <w:p>
       <w:pPr>
         <w:pStyle w:val="4"/>
-        <w:rPr>
-          <w:rFonts w:hint="eastAsia"/>
-        </w:rPr>
       </w:pPr>
       <w:r>
         <w:rPr>
@@ -824,6 +1401,7 @@
         <w:rPr>
           <w:rFonts w:hint="eastAsia"/>
         </w:rPr>
+        <w:lastRenderedPageBreak/>
         <w:t xml:space="preserve">[그림 </w:t>
       </w:r>
       <w:r>
@@ -6616,6 +7194,7 @@
   <w:style w:type="character" w:default="1" w:styleId="a0">
     <w:name w:val="Default Paragraph Font"/>
     <w:uiPriority w:val="1"/>
+    <w:semiHidden/>
     <w:unhideWhenUsed/>
   </w:style>
   <w:style w:type="table" w:default="1" w:styleId="a1">

--- a/report/빅데이터 20기 프로젝트_보고서_template_ejm.docx
+++ b/report/빅데이터 20기 프로젝트_보고서_template_ejm.docx
@@ -638,11 +638,11 @@
         <w:tblLook w:val="04A0" w:firstRow="1" w:lastRow="0" w:firstColumn="1" w:lastColumn="0" w:noHBand="0" w:noVBand="1"/>
       </w:tblPr>
       <w:tblGrid>
-        <w:gridCol w:w="2069"/>
-        <w:gridCol w:w="2070"/>
-        <w:gridCol w:w="2069"/>
-        <w:gridCol w:w="2070"/>
-        <w:gridCol w:w="2070"/>
+        <w:gridCol w:w="2263"/>
+        <w:gridCol w:w="4111"/>
+        <w:gridCol w:w="1276"/>
+        <w:gridCol w:w="1276"/>
+        <w:gridCol w:w="1422"/>
       </w:tblGrid>
       <w:tr>
         <w:trPr>
@@ -651,7 +651,7 @@
         </w:trPr>
         <w:tc>
           <w:tcPr>
-            <w:tcW w:w="2069" w:type="dxa"/>
+            <w:tcW w:w="2263" w:type="dxa"/>
             <w:tcBorders>
               <w:top w:val="single" w:sz="4" w:space="0" w:color="auto"/>
               <w:left w:val="single" w:sz="4" w:space="0" w:color="auto"/>
@@ -660,48 +660,7 @@
             </w:tcBorders>
             <w:shd w:val="clear" w:color="auto" w:fill="FFFFFF" w:themeFill="background1"/>
             <w:noWrap/>
-          </w:tcPr>
-          <w:p>
-            <w:pPr>
-              <w:spacing w:after="0" w:line="240" w:lineRule="auto"/>
-              <w:jc w:val="center"/>
-              <w:rPr>
-                <w:rFonts w:ascii="맑은 고딕" w:eastAsia="맑은 고딕" w:hAnsi="맑은 고딕" w:cs="굴림" w:hint="eastAsia"/>
-                <w:sz w:val="22"/>
-                <w:szCs w:val="22"/>
-              </w:rPr>
-            </w:pPr>
-          </w:p>
-          <w:p>
-            <w:pPr>
-              <w:jc w:val="center"/>
-              <w:rPr>
-                <w:rFonts w:ascii="맑은 고딕" w:eastAsia="맑은 고딕" w:hAnsi="맑은 고딕" w:cs="굴림" w:hint="eastAsia"/>
-                <w:sz w:val="22"/>
-                <w:szCs w:val="22"/>
-              </w:rPr>
-            </w:pPr>
-            <w:r>
-              <w:rPr>
-                <w:rFonts w:ascii="맑은 고딕" w:eastAsia="맑은 고딕" w:hAnsi="맑은 고딕" w:cs="굴림" w:hint="eastAsia"/>
-                <w:sz w:val="22"/>
-                <w:szCs w:val="22"/>
-              </w:rPr>
-              <w:t>모델명</w:t>
-            </w:r>
-          </w:p>
-        </w:tc>
-        <w:tc>
-          <w:tcPr>
-            <w:tcW w:w="2070" w:type="dxa"/>
-            <w:tcBorders>
-              <w:top w:val="single" w:sz="4" w:space="0" w:color="auto"/>
-              <w:left w:val="nil"/>
-              <w:bottom w:val="single" w:sz="4" w:space="0" w:color="auto"/>
-              <w:right w:val="single" w:sz="4" w:space="0" w:color="auto"/>
-            </w:tcBorders>
-            <w:shd w:val="clear" w:color="auto" w:fill="FFFFFF" w:themeFill="background1"/>
-            <w:noWrap/>
+            <w:vAlign w:val="center"/>
           </w:tcPr>
           <w:p>
             <w:pPr>
@@ -716,37 +675,26 @@
           </w:p>
           <w:p>
             <w:pPr>
-              <w:spacing w:after="0" w:line="240" w:lineRule="auto"/>
               <w:jc w:val="center"/>
+              <w:rPr>
+                <w:rFonts w:ascii="맑은 고딕" w:eastAsia="맑은 고딕" w:hAnsi="맑은 고딕" w:cs="굴림"/>
+                <w:sz w:val="22"/>
+                <w:szCs w:val="22"/>
+              </w:rPr>
+            </w:pPr>
+            <w:r>
               <w:rPr>
                 <w:rFonts w:ascii="맑은 고딕" w:eastAsia="맑은 고딕" w:hAnsi="맑은 고딕" w:cs="굴림" w:hint="eastAsia"/>
                 <w:sz w:val="22"/>
                 <w:szCs w:val="22"/>
               </w:rPr>
-            </w:pPr>
-            <w:r>
-              <w:rPr>
-                <w:rFonts w:ascii="맑은 고딕" w:eastAsia="맑은 고딕" w:hAnsi="맑은 고딕" w:cs="굴림" w:hint="eastAsia"/>
-                <w:sz w:val="22"/>
-                <w:szCs w:val="22"/>
-              </w:rPr>
-              <w:t xml:space="preserve">데이터 </w:t>
-            </w:r>
-            <w:proofErr w:type="spellStart"/>
-            <w:r>
-              <w:rPr>
-                <w:rFonts w:ascii="맑은 고딕" w:eastAsia="맑은 고딕" w:hAnsi="맑은 고딕" w:cs="굴림" w:hint="eastAsia"/>
-                <w:sz w:val="22"/>
-                <w:szCs w:val="22"/>
-              </w:rPr>
-              <w:t>전처리</w:t>
-            </w:r>
-            <w:proofErr w:type="spellEnd"/>
+              <w:t>모델명</w:t>
+            </w:r>
           </w:p>
         </w:tc>
         <w:tc>
           <w:tcPr>
-            <w:tcW w:w="2069" w:type="dxa"/>
+            <w:tcW w:w="4111" w:type="dxa"/>
             <w:tcBorders>
               <w:top w:val="single" w:sz="4" w:space="0" w:color="auto"/>
               <w:left w:val="nil"/>
@@ -755,6 +703,7 @@
             </w:tcBorders>
             <w:shd w:val="clear" w:color="auto" w:fill="FFFFFF" w:themeFill="background1"/>
             <w:noWrap/>
+            <w:vAlign w:val="center"/>
           </w:tcPr>
           <w:p>
             <w:pPr>
@@ -766,30 +715,29 @@
                 <w:szCs w:val="22"/>
               </w:rPr>
             </w:pPr>
-          </w:p>
-          <w:p>
-            <w:pPr>
-              <w:spacing w:after="0" w:line="240" w:lineRule="auto"/>
-              <w:jc w:val="center"/>
+            <w:r>
               <w:rPr>
                 <w:rFonts w:ascii="맑은 고딕" w:eastAsia="맑은 고딕" w:hAnsi="맑은 고딕" w:cs="굴림" w:hint="eastAsia"/>
                 <w:sz w:val="22"/>
                 <w:szCs w:val="22"/>
               </w:rPr>
-            </w:pPr>
+              <w:t xml:space="preserve">데이터 </w:t>
+            </w:r>
+            <w:proofErr w:type="spellStart"/>
             <w:r>
               <w:rPr>
                 <w:rFonts w:ascii="맑은 고딕" w:eastAsia="맑은 고딕" w:hAnsi="맑은 고딕" w:cs="굴림" w:hint="eastAsia"/>
                 <w:sz w:val="22"/>
                 <w:szCs w:val="22"/>
               </w:rPr>
-              <w:t>ROC-AUC</w:t>
-            </w:r>
+              <w:t>전처리</w:t>
+            </w:r>
+            <w:proofErr w:type="spellEnd"/>
           </w:p>
         </w:tc>
         <w:tc>
           <w:tcPr>
-            <w:tcW w:w="2070" w:type="dxa"/>
+            <w:tcW w:w="1276" w:type="dxa"/>
             <w:tcBorders>
               <w:top w:val="single" w:sz="4" w:space="0" w:color="auto"/>
               <w:left w:val="nil"/>
@@ -798,6 +746,7 @@
             </w:tcBorders>
             <w:shd w:val="clear" w:color="auto" w:fill="FFFFFF" w:themeFill="background1"/>
             <w:noWrap/>
+            <w:vAlign w:val="center"/>
           </w:tcPr>
           <w:p>
             <w:pPr>
@@ -809,30 +758,19 @@
                 <w:szCs w:val="22"/>
               </w:rPr>
             </w:pPr>
-          </w:p>
-          <w:p>
-            <w:pPr>
-              <w:spacing w:after="0" w:line="240" w:lineRule="auto"/>
-              <w:jc w:val="center"/>
+            <w:r>
               <w:rPr>
                 <w:rFonts w:ascii="맑은 고딕" w:eastAsia="맑은 고딕" w:hAnsi="맑은 고딕" w:cs="굴림" w:hint="eastAsia"/>
                 <w:sz w:val="22"/>
                 <w:szCs w:val="22"/>
               </w:rPr>
-            </w:pPr>
-            <w:r>
-              <w:rPr>
-                <w:rFonts w:ascii="맑은 고딕" w:eastAsia="맑은 고딕" w:hAnsi="맑은 고딕" w:cs="굴림" w:hint="eastAsia"/>
-                <w:sz w:val="22"/>
-                <w:szCs w:val="22"/>
-              </w:rPr>
-              <w:t>F1-Score</w:t>
+              <w:t>ROC-AUC</w:t>
             </w:r>
           </w:p>
         </w:tc>
         <w:tc>
           <w:tcPr>
-            <w:tcW w:w="2070" w:type="dxa"/>
+            <w:tcW w:w="1276" w:type="dxa"/>
             <w:tcBorders>
               <w:top w:val="single" w:sz="4" w:space="0" w:color="auto"/>
               <w:left w:val="nil"/>
@@ -841,6 +779,7 @@
             </w:tcBorders>
             <w:shd w:val="clear" w:color="auto" w:fill="FFFFFF" w:themeFill="background1"/>
             <w:noWrap/>
+            <w:vAlign w:val="center"/>
           </w:tcPr>
           <w:p>
             <w:pPr>
@@ -852,13 +791,35 @@
                 <w:szCs w:val="22"/>
               </w:rPr>
             </w:pPr>
+            <w:r>
+              <w:rPr>
+                <w:rFonts w:ascii="맑은 고딕" w:eastAsia="맑은 고딕" w:hAnsi="맑은 고딕" w:cs="굴림" w:hint="eastAsia"/>
+                <w:sz w:val="22"/>
+                <w:szCs w:val="22"/>
+              </w:rPr>
+              <w:t>F1-Score</w:t>
+            </w:r>
           </w:p>
+        </w:tc>
+        <w:tc>
+          <w:tcPr>
+            <w:tcW w:w="1422" w:type="dxa"/>
+            <w:tcBorders>
+              <w:top w:val="single" w:sz="4" w:space="0" w:color="auto"/>
+              <w:left w:val="nil"/>
+              <w:bottom w:val="single" w:sz="4" w:space="0" w:color="auto"/>
+              <w:right w:val="single" w:sz="4" w:space="0" w:color="auto"/>
+            </w:tcBorders>
+            <w:shd w:val="clear" w:color="auto" w:fill="FFFFFF" w:themeFill="background1"/>
+            <w:noWrap/>
+            <w:vAlign w:val="center"/>
+          </w:tcPr>
           <w:p>
             <w:pPr>
               <w:spacing w:after="0" w:line="240" w:lineRule="auto"/>
               <w:jc w:val="center"/>
               <w:rPr>
-                <w:rFonts w:ascii="맑은 고딕" w:eastAsia="맑은 고딕" w:hAnsi="맑은 고딕" w:cs="굴림" w:hint="eastAsia"/>
+                <w:rFonts w:ascii="맑은 고딕" w:eastAsia="맑은 고딕" w:hAnsi="맑은 고딕" w:cs="굴림"/>
                 <w:sz w:val="22"/>
                 <w:szCs w:val="22"/>
               </w:rPr>
@@ -881,7 +842,7 @@
         </w:trPr>
         <w:tc>
           <w:tcPr>
-            <w:tcW w:w="2069" w:type="dxa"/>
+            <w:tcW w:w="2263" w:type="dxa"/>
             <w:tcBorders>
               <w:top w:val="single" w:sz="4" w:space="0" w:color="auto"/>
               <w:left w:val="single" w:sz="4" w:space="0" w:color="auto"/>
@@ -890,6 +851,7 @@
             </w:tcBorders>
             <w:shd w:val="clear" w:color="auto" w:fill="FFFFFF" w:themeFill="background1"/>
             <w:noWrap/>
+            <w:vAlign w:val="center"/>
             <w:hideMark/>
           </w:tcPr>
           <w:p>
@@ -902,6 +864,307 @@
                 <w:szCs w:val="22"/>
               </w:rPr>
             </w:pPr>
+            <w:proofErr w:type="spellStart"/>
+            <w:r>
+              <w:rPr>
+                <w:rFonts w:ascii="맑은 고딕" w:eastAsia="맑은 고딕" w:hAnsi="맑은 고딕" w:cs="굴림" w:hint="eastAsia"/>
+                <w:sz w:val="22"/>
+                <w:szCs w:val="22"/>
+              </w:rPr>
+              <w:t>XGBoost</w:t>
+            </w:r>
+            <w:proofErr w:type="spellEnd"/>
+          </w:p>
+        </w:tc>
+        <w:tc>
+          <w:tcPr>
+            <w:tcW w:w="4111" w:type="dxa"/>
+            <w:tcBorders>
+              <w:top w:val="single" w:sz="4" w:space="0" w:color="auto"/>
+              <w:left w:val="nil"/>
+              <w:bottom w:val="single" w:sz="4" w:space="0" w:color="auto"/>
+              <w:right w:val="single" w:sz="4" w:space="0" w:color="auto"/>
+            </w:tcBorders>
+            <w:shd w:val="clear" w:color="auto" w:fill="FFFFFF" w:themeFill="background1"/>
+            <w:noWrap/>
+            <w:vAlign w:val="center"/>
+            <w:hideMark/>
+          </w:tcPr>
+          <w:p>
+            <w:pPr>
+              <w:spacing w:after="0" w:line="240" w:lineRule="auto"/>
+              <w:jc w:val="center"/>
+              <w:rPr>
+                <w:rFonts w:ascii="맑은 고딕" w:eastAsia="맑은 고딕" w:hAnsi="맑은 고딕" w:cs="굴림"/>
+                <w:sz w:val="22"/>
+                <w:szCs w:val="22"/>
+              </w:rPr>
+            </w:pPr>
+            <w:r>
+              <w:rPr>
+                <w:rFonts w:ascii="맑은 고딕" w:eastAsia="맑은 고딕" w:hAnsi="맑은 고딕" w:cs="굴림"/>
+                <w:sz w:val="22"/>
+                <w:szCs w:val="22"/>
+              </w:rPr>
+              <w:t>V</w:t>
+            </w:r>
+            <w:r>
+              <w:rPr>
+                <w:rFonts w:ascii="맑은 고딕" w:eastAsia="맑은 고딕" w:hAnsi="맑은 고딕" w:cs="굴림" w:hint="eastAsia"/>
+                <w:sz w:val="22"/>
+                <w:szCs w:val="22"/>
+              </w:rPr>
+              <w:t xml:space="preserve">ar3이상치를 </w:t>
+            </w:r>
+            <w:proofErr w:type="spellStart"/>
+            <w:r>
+              <w:rPr>
+                <w:rFonts w:ascii="맑은 고딕" w:eastAsia="맑은 고딕" w:hAnsi="맑은 고딕" w:cs="굴림" w:hint="eastAsia"/>
+                <w:sz w:val="22"/>
+                <w:szCs w:val="22"/>
+              </w:rPr>
+              <w:t>최빈값</w:t>
+            </w:r>
+            <w:proofErr w:type="spellEnd"/>
+            <w:r>
+              <w:rPr>
+                <w:rFonts w:ascii="맑은 고딕" w:eastAsia="맑은 고딕" w:hAnsi="맑은 고딕" w:cs="굴림" w:hint="eastAsia"/>
+                <w:sz w:val="22"/>
+                <w:szCs w:val="22"/>
+              </w:rPr>
+              <w:t xml:space="preserve"> 2로 대체</w:t>
+            </w:r>
+          </w:p>
+          <w:p>
+            <w:pPr>
+              <w:spacing w:after="0" w:line="240" w:lineRule="auto"/>
+              <w:jc w:val="center"/>
+              <w:rPr>
+                <w:rFonts w:ascii="맑은 고딕" w:eastAsia="맑은 고딕" w:hAnsi="맑은 고딕" w:cs="굴림" w:hint="eastAsia"/>
+                <w:sz w:val="22"/>
+                <w:szCs w:val="22"/>
+              </w:rPr>
+            </w:pPr>
+            <w:proofErr w:type="spellStart"/>
+            <w:r>
+              <w:rPr>
+                <w:rFonts w:ascii="맑은 고딕" w:eastAsia="맑은 고딕" w:hAnsi="맑은 고딕" w:cs="굴림" w:hint="eastAsia"/>
+                <w:sz w:val="22"/>
+                <w:szCs w:val="22"/>
+              </w:rPr>
+              <w:t>StandardScaler</w:t>
+            </w:r>
+            <w:proofErr w:type="spellEnd"/>
+            <w:r>
+              <w:rPr>
+                <w:rFonts w:ascii="맑은 고딕" w:eastAsia="맑은 고딕" w:hAnsi="맑은 고딕" w:cs="굴림" w:hint="eastAsia"/>
+                <w:sz w:val="22"/>
+                <w:szCs w:val="22"/>
+              </w:rPr>
+              <w:t xml:space="preserve"> 적용</w:t>
+            </w:r>
+          </w:p>
+        </w:tc>
+        <w:tc>
+          <w:tcPr>
+            <w:tcW w:w="1276" w:type="dxa"/>
+            <w:tcBorders>
+              <w:top w:val="single" w:sz="4" w:space="0" w:color="auto"/>
+              <w:left w:val="nil"/>
+              <w:bottom w:val="single" w:sz="4" w:space="0" w:color="auto"/>
+              <w:right w:val="single" w:sz="4" w:space="0" w:color="auto"/>
+            </w:tcBorders>
+            <w:shd w:val="clear" w:color="auto" w:fill="FFFFFF" w:themeFill="background1"/>
+            <w:noWrap/>
+            <w:vAlign w:val="center"/>
+            <w:hideMark/>
+          </w:tcPr>
+          <w:p>
+            <w:pPr>
+              <w:spacing w:after="0" w:line="240" w:lineRule="auto"/>
+              <w:jc w:val="center"/>
+              <w:rPr>
+                <w:rFonts w:ascii="맑은 고딕" w:eastAsia="맑은 고딕" w:hAnsi="맑은 고딕" w:cs="굴림"/>
+                <w:sz w:val="22"/>
+                <w:szCs w:val="22"/>
+              </w:rPr>
+            </w:pPr>
+            <w:r>
+              <w:rPr>
+                <w:rFonts w:ascii="맑은 고딕" w:eastAsia="맑은 고딕" w:hAnsi="맑은 고딕" w:cs="굴림" w:hint="eastAsia"/>
+                <w:sz w:val="22"/>
+                <w:szCs w:val="22"/>
+              </w:rPr>
+              <w:t>0.8509</w:t>
+            </w:r>
+          </w:p>
+        </w:tc>
+        <w:tc>
+          <w:tcPr>
+            <w:tcW w:w="1276" w:type="dxa"/>
+            <w:tcBorders>
+              <w:top w:val="single" w:sz="4" w:space="0" w:color="auto"/>
+              <w:left w:val="nil"/>
+              <w:bottom w:val="single" w:sz="4" w:space="0" w:color="auto"/>
+              <w:right w:val="single" w:sz="4" w:space="0" w:color="auto"/>
+            </w:tcBorders>
+            <w:shd w:val="clear" w:color="auto" w:fill="FFFFFF" w:themeFill="background1"/>
+            <w:noWrap/>
+            <w:vAlign w:val="center"/>
+            <w:hideMark/>
+          </w:tcPr>
+          <w:p>
+            <w:pPr>
+              <w:spacing w:after="0" w:line="240" w:lineRule="auto"/>
+              <w:jc w:val="center"/>
+              <w:rPr>
+                <w:rFonts w:ascii="맑은 고딕" w:eastAsia="맑은 고딕" w:hAnsi="맑은 고딕" w:cs="굴림"/>
+                <w:sz w:val="22"/>
+                <w:szCs w:val="22"/>
+              </w:rPr>
+            </w:pPr>
+            <w:r>
+              <w:rPr>
+                <w:rFonts w:ascii="맑은 고딕" w:eastAsia="맑은 고딕" w:hAnsi="맑은 고딕" w:cs="굴림" w:hint="eastAsia"/>
+                <w:sz w:val="22"/>
+                <w:szCs w:val="22"/>
+              </w:rPr>
+              <w:t>0.2974</w:t>
+            </w:r>
+          </w:p>
+        </w:tc>
+        <w:tc>
+          <w:tcPr>
+            <w:tcW w:w="1422" w:type="dxa"/>
+            <w:tcBorders>
+              <w:top w:val="single" w:sz="4" w:space="0" w:color="auto"/>
+              <w:left w:val="nil"/>
+              <w:bottom w:val="single" w:sz="4" w:space="0" w:color="auto"/>
+              <w:right w:val="single" w:sz="4" w:space="0" w:color="auto"/>
+            </w:tcBorders>
+            <w:shd w:val="clear" w:color="auto" w:fill="FFFFFF" w:themeFill="background1"/>
+            <w:noWrap/>
+            <w:vAlign w:val="center"/>
+            <w:hideMark/>
+          </w:tcPr>
+          <w:p>
+            <w:pPr>
+              <w:spacing w:after="0" w:line="240" w:lineRule="auto"/>
+              <w:jc w:val="center"/>
+              <w:rPr>
+                <w:rFonts w:ascii="맑은 고딕" w:eastAsia="맑은 고딕" w:hAnsi="맑은 고딕" w:cs="굴림"/>
+                <w:sz w:val="22"/>
+                <w:szCs w:val="22"/>
+              </w:rPr>
+            </w:pPr>
+            <w:r>
+              <w:rPr>
+                <w:rFonts w:ascii="맑은 고딕" w:eastAsia="맑은 고딕" w:hAnsi="맑은 고딕" w:cs="굴림" w:hint="eastAsia"/>
+                <w:sz w:val="22"/>
+                <w:szCs w:val="22"/>
+              </w:rPr>
+              <w:t>0.515</w:t>
+            </w:r>
+          </w:p>
+        </w:tc>
+      </w:tr>
+      <w:tr>
+        <w:trPr>
+          <w:trHeight w:val="1134"/>
+          <w:jc w:val="center"/>
+        </w:trPr>
+        <w:tc>
+          <w:tcPr>
+            <w:tcW w:w="2263" w:type="dxa"/>
+            <w:tcBorders>
+              <w:top w:val="single" w:sz="4" w:space="0" w:color="auto"/>
+              <w:left w:val="single" w:sz="4" w:space="0" w:color="auto"/>
+              <w:bottom w:val="single" w:sz="4" w:space="0" w:color="auto"/>
+              <w:right w:val="single" w:sz="4" w:space="0" w:color="auto"/>
+            </w:tcBorders>
+            <w:shd w:val="clear" w:color="auto" w:fill="FFFFFF" w:themeFill="background1"/>
+            <w:noWrap/>
+            <w:vAlign w:val="center"/>
+          </w:tcPr>
+          <w:p>
+            <w:pPr>
+              <w:spacing w:after="0" w:line="240" w:lineRule="auto"/>
+              <w:jc w:val="center"/>
+              <w:rPr>
+                <w:rFonts w:ascii="맑은 고딕" w:eastAsia="맑은 고딕" w:hAnsi="맑은 고딕" w:cs="굴림" w:hint="eastAsia"/>
+                <w:sz w:val="22"/>
+                <w:szCs w:val="22"/>
+              </w:rPr>
+            </w:pPr>
+            <w:proofErr w:type="spellStart"/>
+            <w:r>
+              <w:rPr>
+                <w:rFonts w:ascii="맑은 고딕" w:eastAsia="맑은 고딕" w:hAnsi="맑은 고딕" w:cs="굴림"/>
+                <w:sz w:val="22"/>
+                <w:szCs w:val="22"/>
+              </w:rPr>
+              <w:t>LightGBM</w:t>
+            </w:r>
+            <w:proofErr w:type="spellEnd"/>
+          </w:p>
+        </w:tc>
+        <w:tc>
+          <w:tcPr>
+            <w:tcW w:w="4111" w:type="dxa"/>
+            <w:tcBorders>
+              <w:top w:val="single" w:sz="4" w:space="0" w:color="auto"/>
+              <w:left w:val="nil"/>
+              <w:bottom w:val="single" w:sz="4" w:space="0" w:color="auto"/>
+              <w:right w:val="single" w:sz="4" w:space="0" w:color="auto"/>
+            </w:tcBorders>
+            <w:shd w:val="clear" w:color="auto" w:fill="FFFFFF" w:themeFill="background1"/>
+            <w:noWrap/>
+            <w:vAlign w:val="center"/>
+          </w:tcPr>
+          <w:p>
+            <w:pPr>
+              <w:spacing w:after="0" w:line="240" w:lineRule="auto"/>
+              <w:jc w:val="center"/>
+              <w:rPr>
+                <w:rFonts w:ascii="맑은 고딕" w:eastAsia="맑은 고딕" w:hAnsi="맑은 고딕" w:cs="굴림"/>
+                <w:sz w:val="22"/>
+                <w:szCs w:val="22"/>
+              </w:rPr>
+            </w:pPr>
+            <w:r>
+              <w:rPr>
+                <w:rFonts w:ascii="맑은 고딕" w:eastAsia="맑은 고딕" w:hAnsi="맑은 고딕" w:cs="굴림"/>
+                <w:sz w:val="22"/>
+                <w:szCs w:val="22"/>
+              </w:rPr>
+              <w:t>V</w:t>
+            </w:r>
+            <w:r>
+              <w:rPr>
+                <w:rFonts w:ascii="맑은 고딕" w:eastAsia="맑은 고딕" w:hAnsi="맑은 고딕" w:cs="굴림" w:hint="eastAsia"/>
+                <w:sz w:val="22"/>
+                <w:szCs w:val="22"/>
+              </w:rPr>
+              <w:t xml:space="preserve">ar3이상치를 </w:t>
+            </w:r>
+            <w:proofErr w:type="spellStart"/>
+            <w:r>
+              <w:rPr>
+                <w:rFonts w:ascii="맑은 고딕" w:eastAsia="맑은 고딕" w:hAnsi="맑은 고딕" w:cs="굴림" w:hint="eastAsia"/>
+                <w:sz w:val="22"/>
+                <w:szCs w:val="22"/>
+              </w:rPr>
+              <w:t>최빈값</w:t>
+            </w:r>
+            <w:proofErr w:type="spellEnd"/>
+            <w:r>
+              <w:rPr>
+                <w:rFonts w:ascii="맑은 고딕" w:eastAsia="맑은 고딕" w:hAnsi="맑은 고딕" w:cs="굴림" w:hint="eastAsia"/>
+                <w:sz w:val="22"/>
+                <w:szCs w:val="22"/>
+              </w:rPr>
+              <w:t xml:space="preserve"> 2로 대체</w:t>
+            </w:r>
           </w:p>
           <w:p>
             <w:pPr>
@@ -920,14 +1183,22 @@
                 <w:sz w:val="22"/>
                 <w:szCs w:val="22"/>
               </w:rPr>
-              <w:t>XGBoost</w:t>
+              <w:t>StandardScaler</w:t>
             </w:r>
             <w:proofErr w:type="spellEnd"/>
+            <w:r>
+              <w:rPr>
+                <w:rFonts w:ascii="맑은 고딕" w:eastAsia="맑은 고딕" w:hAnsi="맑은 고딕" w:cs="굴림" w:hint="eastAsia"/>
+                <w:sz w:val="22"/>
+                <w:szCs w:val="22"/>
+              </w:rPr>
+              <w:t xml:space="preserve"> 적용</w:t>
+            </w:r>
           </w:p>
         </w:tc>
         <w:tc>
           <w:tcPr>
-            <w:tcW w:w="2070" w:type="dxa"/>
+            <w:tcW w:w="1276" w:type="dxa"/>
             <w:tcBorders>
               <w:top w:val="single" w:sz="4" w:space="0" w:color="auto"/>
               <w:left w:val="nil"/>
@@ -936,7 +1207,7 @@
             </w:tcBorders>
             <w:shd w:val="clear" w:color="auto" w:fill="FFFFFF" w:themeFill="background1"/>
             <w:noWrap/>
-            <w:hideMark/>
+            <w:vAlign w:val="center"/>
           </w:tcPr>
           <w:p>
             <w:pPr>
@@ -948,30 +1219,19 @@
                 <w:szCs w:val="22"/>
               </w:rPr>
             </w:pPr>
-          </w:p>
-          <w:p>
-            <w:pPr>
-              <w:spacing w:after="0" w:line="240" w:lineRule="auto"/>
-              <w:jc w:val="center"/>
+            <w:r>
               <w:rPr>
-                <w:rFonts w:ascii="맑은 고딕" w:eastAsia="맑은 고딕" w:hAnsi="맑은 고딕" w:cs="굴림" w:hint="eastAsia"/>
+                <w:rFonts w:ascii="맑은 고딕" w:eastAsia="맑은 고딕" w:hAnsi="맑은 고딕" w:hint="eastAsia"/>
                 <w:sz w:val="22"/>
                 <w:szCs w:val="22"/>
               </w:rPr>
-            </w:pPr>
-            <w:r>
-              <w:rPr>
-                <w:rFonts w:ascii="맑은 고딕" w:eastAsia="맑은 고딕" w:hAnsi="맑은 고딕" w:cs="굴림" w:hint="eastAsia"/>
-                <w:sz w:val="22"/>
-                <w:szCs w:val="22"/>
-              </w:rPr>
-              <w:t>0.2</w:t>
+              <w:t>0.8438</w:t>
             </w:r>
           </w:p>
         </w:tc>
         <w:tc>
           <w:tcPr>
-            <w:tcW w:w="2069" w:type="dxa"/>
+            <w:tcW w:w="1276" w:type="dxa"/>
             <w:tcBorders>
               <w:top w:val="single" w:sz="4" w:space="0" w:color="auto"/>
               <w:left w:val="nil"/>
@@ -980,7 +1240,7 @@
             </w:tcBorders>
             <w:shd w:val="clear" w:color="auto" w:fill="FFFFFF" w:themeFill="background1"/>
             <w:noWrap/>
-            <w:hideMark/>
+            <w:vAlign w:val="center"/>
           </w:tcPr>
           <w:p>
             <w:pPr>
@@ -992,30 +1252,19 @@
                 <w:szCs w:val="22"/>
               </w:rPr>
             </w:pPr>
-          </w:p>
-          <w:p>
-            <w:pPr>
-              <w:spacing w:after="0" w:line="240" w:lineRule="auto"/>
-              <w:jc w:val="center"/>
+            <w:r>
               <w:rPr>
-                <w:rFonts w:ascii="맑은 고딕" w:eastAsia="맑은 고딕" w:hAnsi="맑은 고딕" w:cs="굴림" w:hint="eastAsia"/>
+                <w:rFonts w:ascii="맑은 고딕" w:eastAsia="맑은 고딕" w:hAnsi="맑은 고딕" w:hint="eastAsia"/>
                 <w:sz w:val="22"/>
                 <w:szCs w:val="22"/>
               </w:rPr>
-            </w:pPr>
-            <w:r>
-              <w:rPr>
-                <w:rFonts w:ascii="맑은 고딕" w:eastAsia="맑은 고딕" w:hAnsi="맑은 고딕" w:cs="굴림" w:hint="eastAsia"/>
-                <w:sz w:val="22"/>
-                <w:szCs w:val="22"/>
-              </w:rPr>
-              <w:t>0.8509</w:t>
+              <w:t>0.0099</w:t>
             </w:r>
           </w:p>
         </w:tc>
         <w:tc>
           <w:tcPr>
-            <w:tcW w:w="2070" w:type="dxa"/>
+            <w:tcW w:w="1422" w:type="dxa"/>
             <w:tcBorders>
               <w:top w:val="single" w:sz="4" w:space="0" w:color="auto"/>
               <w:left w:val="nil"/>
@@ -1024,7 +1273,7 @@
             </w:tcBorders>
             <w:shd w:val="clear" w:color="auto" w:fill="FFFFFF" w:themeFill="background1"/>
             <w:noWrap/>
-            <w:hideMark/>
+            <w:vAlign w:val="center"/>
           </w:tcPr>
           <w:p>
             <w:pPr>
@@ -1036,30 +1285,60 @@
                 <w:szCs w:val="22"/>
               </w:rPr>
             </w:pPr>
+            <w:r>
+              <w:rPr>
+                <w:rFonts w:ascii="맑은 고딕" w:eastAsia="맑은 고딕" w:hAnsi="맑은 고딕" w:hint="eastAsia"/>
+                <w:sz w:val="22"/>
+                <w:szCs w:val="22"/>
+              </w:rPr>
+              <w:t>0.005</w:t>
+            </w:r>
           </w:p>
+        </w:tc>
+      </w:tr>
+      <w:tr>
+        <w:trPr>
+          <w:trHeight w:val="1134"/>
+          <w:jc w:val="center"/>
+        </w:trPr>
+        <w:tc>
+          <w:tcPr>
+            <w:tcW w:w="2263" w:type="dxa"/>
+            <w:tcBorders>
+              <w:top w:val="single" w:sz="4" w:space="0" w:color="auto"/>
+              <w:left w:val="single" w:sz="4" w:space="0" w:color="auto"/>
+              <w:bottom w:val="single" w:sz="4" w:space="0" w:color="auto"/>
+              <w:right w:val="single" w:sz="4" w:space="0" w:color="auto"/>
+            </w:tcBorders>
+            <w:shd w:val="clear" w:color="auto" w:fill="FFFFFF" w:themeFill="background1"/>
+            <w:noWrap/>
+            <w:vAlign w:val="center"/>
+          </w:tcPr>
           <w:p>
             <w:pPr>
-              <w:spacing w:after="0" w:line="240" w:lineRule="auto"/>
               <w:jc w:val="center"/>
               <w:rPr>
-                <w:rFonts w:ascii="맑은 고딕" w:eastAsia="맑은 고딕" w:hAnsi="맑은 고딕" w:cs="굴림" w:hint="eastAsia"/>
+                <w:rFonts w:ascii="맑은 고딕" w:eastAsia="맑은 고딕" w:hAnsi="맑은 고딕" w:hint="eastAsia"/>
+                <w:color w:val="006100"/>
                 <w:sz w:val="22"/>
                 <w:szCs w:val="22"/>
               </w:rPr>
             </w:pPr>
+            <w:proofErr w:type="spellStart"/>
             <w:r>
               <w:rPr>
-                <w:rFonts w:ascii="맑은 고딕" w:eastAsia="맑은 고딕" w:hAnsi="맑은 고딕" w:cs="굴림" w:hint="eastAsia"/>
+                <w:rFonts w:ascii="맑은 고딕" w:eastAsia="맑은 고딕" w:hAnsi="맑은 고딕" w:hint="eastAsia"/>
                 <w:sz w:val="22"/>
                 <w:szCs w:val="22"/>
               </w:rPr>
-              <w:t>0.2974</w:t>
-            </w:r>
+              <w:t>LogisticRegression</w:t>
+            </w:r>
+            <w:proofErr w:type="spellEnd"/>
           </w:p>
         </w:tc>
         <w:tc>
           <w:tcPr>
-            <w:tcW w:w="2070" w:type="dxa"/>
+            <w:tcW w:w="4111" w:type="dxa"/>
             <w:tcBorders>
               <w:top w:val="single" w:sz="4" w:space="0" w:color="auto"/>
               <w:left w:val="nil"/>
@@ -1068,7 +1347,7 @@
             </w:tcBorders>
             <w:shd w:val="clear" w:color="auto" w:fill="FFFFFF" w:themeFill="background1"/>
             <w:noWrap/>
-            <w:hideMark/>
+            <w:vAlign w:val="center"/>
           </w:tcPr>
           <w:p>
             <w:pPr>
@@ -1080,24 +1359,167 @@
                 <w:szCs w:val="22"/>
               </w:rPr>
             </w:pPr>
+            <w:r>
+              <w:rPr>
+                <w:rFonts w:ascii="맑은 고딕" w:eastAsia="맑은 고딕" w:hAnsi="맑은 고딕" w:cs="굴림"/>
+                <w:sz w:val="22"/>
+                <w:szCs w:val="22"/>
+              </w:rPr>
+              <w:t>V</w:t>
+            </w:r>
+            <w:r>
+              <w:rPr>
+                <w:rFonts w:ascii="맑은 고딕" w:eastAsia="맑은 고딕" w:hAnsi="맑은 고딕" w:cs="굴림" w:hint="eastAsia"/>
+                <w:sz w:val="22"/>
+                <w:szCs w:val="22"/>
+              </w:rPr>
+              <w:t xml:space="preserve">ar3이상치를 </w:t>
+            </w:r>
+            <w:proofErr w:type="spellStart"/>
+            <w:r>
+              <w:rPr>
+                <w:rFonts w:ascii="맑은 고딕" w:eastAsia="맑은 고딕" w:hAnsi="맑은 고딕" w:cs="굴림" w:hint="eastAsia"/>
+                <w:sz w:val="22"/>
+                <w:szCs w:val="22"/>
+              </w:rPr>
+              <w:t>최빈값</w:t>
+            </w:r>
+            <w:proofErr w:type="spellEnd"/>
+            <w:r>
+              <w:rPr>
+                <w:rFonts w:ascii="맑은 고딕" w:eastAsia="맑은 고딕" w:hAnsi="맑은 고딕" w:cs="굴림" w:hint="eastAsia"/>
+                <w:sz w:val="22"/>
+                <w:szCs w:val="22"/>
+              </w:rPr>
+              <w:t xml:space="preserve"> 2로 대체</w:t>
+            </w:r>
           </w:p>
           <w:p>
             <w:pPr>
               <w:spacing w:after="0" w:line="240" w:lineRule="auto"/>
               <w:jc w:val="center"/>
               <w:rPr>
-                <w:rFonts w:ascii="맑은 고딕" w:eastAsia="맑은 고딕" w:hAnsi="맑은 고딕" w:cs="굴림" w:hint="eastAsia"/>
+                <w:rFonts w:ascii="맑은 고딕" w:eastAsia="맑은 고딕" w:hAnsi="맑은 고딕" w:cs="굴림"/>
                 <w:sz w:val="22"/>
                 <w:szCs w:val="22"/>
               </w:rPr>
             </w:pPr>
+            <w:proofErr w:type="spellStart"/>
             <w:r>
               <w:rPr>
                 <w:rFonts w:ascii="맑은 고딕" w:eastAsia="맑은 고딕" w:hAnsi="맑은 고딕" w:cs="굴림" w:hint="eastAsia"/>
                 <w:sz w:val="22"/>
                 <w:szCs w:val="22"/>
               </w:rPr>
-              <w:t>0.515</w:t>
+              <w:t>StandardScaler</w:t>
+            </w:r>
+            <w:proofErr w:type="spellEnd"/>
+            <w:r>
+              <w:rPr>
+                <w:rFonts w:ascii="맑은 고딕" w:eastAsia="맑은 고딕" w:hAnsi="맑은 고딕" w:cs="굴림" w:hint="eastAsia"/>
+                <w:sz w:val="22"/>
+                <w:szCs w:val="22"/>
+              </w:rPr>
+              <w:t xml:space="preserve"> 적용</w:t>
+            </w:r>
+          </w:p>
+        </w:tc>
+        <w:tc>
+          <w:tcPr>
+            <w:tcW w:w="1276" w:type="dxa"/>
+            <w:tcBorders>
+              <w:top w:val="single" w:sz="4" w:space="0" w:color="auto"/>
+              <w:left w:val="nil"/>
+              <w:bottom w:val="single" w:sz="4" w:space="0" w:color="auto"/>
+              <w:right w:val="single" w:sz="4" w:space="0" w:color="auto"/>
+            </w:tcBorders>
+            <w:shd w:val="clear" w:color="auto" w:fill="FFFFFF" w:themeFill="background1"/>
+            <w:noWrap/>
+            <w:vAlign w:val="center"/>
+          </w:tcPr>
+          <w:p>
+            <w:pPr>
+              <w:spacing w:after="0" w:line="240" w:lineRule="auto"/>
+              <w:jc w:val="center"/>
+              <w:rPr>
+                <w:rFonts w:ascii="맑은 고딕" w:eastAsia="맑은 고딕" w:hAnsi="맑은 고딕" w:hint="eastAsia"/>
+                <w:sz w:val="22"/>
+                <w:szCs w:val="22"/>
+              </w:rPr>
+            </w:pPr>
+            <w:r>
+              <w:rPr>
+                <w:rFonts w:ascii="맑은 고딕" w:eastAsia="맑은 고딕" w:hAnsi="맑은 고딕" w:hint="eastAsia"/>
+                <w:sz w:val="22"/>
+                <w:szCs w:val="22"/>
+              </w:rPr>
+              <w:t>0.8051</w:t>
+            </w:r>
+          </w:p>
+        </w:tc>
+        <w:tc>
+          <w:tcPr>
+            <w:tcW w:w="1276" w:type="dxa"/>
+            <w:tcBorders>
+              <w:top w:val="single" w:sz="4" w:space="0" w:color="auto"/>
+              <w:left w:val="nil"/>
+              <w:bottom w:val="single" w:sz="4" w:space="0" w:color="auto"/>
+              <w:right w:val="single" w:sz="4" w:space="0" w:color="auto"/>
+            </w:tcBorders>
+            <w:shd w:val="clear" w:color="auto" w:fill="FFFFFF" w:themeFill="background1"/>
+            <w:noWrap/>
+            <w:vAlign w:val="center"/>
+          </w:tcPr>
+          <w:p>
+            <w:pPr>
+              <w:spacing w:after="0" w:line="240" w:lineRule="auto"/>
+              <w:jc w:val="center"/>
+              <w:rPr>
+                <w:rFonts w:ascii="맑은 고딕" w:eastAsia="맑은 고딕" w:hAnsi="맑은 고딕" w:hint="eastAsia"/>
+                <w:sz w:val="22"/>
+                <w:szCs w:val="22"/>
+              </w:rPr>
+            </w:pPr>
+            <w:r>
+              <w:rPr>
+                <w:rFonts w:ascii="맑은 고딕" w:eastAsia="맑은 고딕" w:hAnsi="맑은 고딕" w:hint="eastAsia"/>
+                <w:sz w:val="22"/>
+                <w:szCs w:val="22"/>
+              </w:rPr>
+              <w:t>0.0129</w:t>
+            </w:r>
+          </w:p>
+        </w:tc>
+        <w:tc>
+          <w:tcPr>
+            <w:tcW w:w="1422" w:type="dxa"/>
+            <w:tcBorders>
+              <w:top w:val="single" w:sz="4" w:space="0" w:color="auto"/>
+              <w:left w:val="nil"/>
+              <w:bottom w:val="single" w:sz="4" w:space="0" w:color="auto"/>
+              <w:right w:val="single" w:sz="4" w:space="0" w:color="auto"/>
+            </w:tcBorders>
+            <w:shd w:val="clear" w:color="auto" w:fill="FFFFFF" w:themeFill="background1"/>
+            <w:noWrap/>
+            <w:vAlign w:val="center"/>
+          </w:tcPr>
+          <w:p>
+            <w:pPr>
+              <w:spacing w:after="0" w:line="240" w:lineRule="auto"/>
+              <w:jc w:val="center"/>
+              <w:rPr>
+                <w:rFonts w:ascii="맑은 고딕" w:eastAsia="맑은 고딕" w:hAnsi="맑은 고딕" w:hint="eastAsia"/>
+                <w:sz w:val="22"/>
+                <w:szCs w:val="22"/>
+              </w:rPr>
+            </w:pPr>
+            <w:r>
+              <w:rPr>
+                <w:rFonts w:ascii="맑은 고딕" w:eastAsia="맑은 고딕" w:hAnsi="맑은 고딕" w:hint="eastAsia"/>
+                <w:sz w:val="22"/>
+                <w:szCs w:val="22"/>
+              </w:rPr>
+              <w:t>0.0066</w:t>
             </w:r>
           </w:p>
         </w:tc>
@@ -1109,7 +1531,7 @@
         </w:trPr>
         <w:tc>
           <w:tcPr>
-            <w:tcW w:w="2069" w:type="dxa"/>
+            <w:tcW w:w="2263" w:type="dxa"/>
             <w:tcBorders>
               <w:top w:val="single" w:sz="4" w:space="0" w:color="auto"/>
               <w:left w:val="single" w:sz="4" w:space="0" w:color="auto"/>
@@ -1118,7 +1540,29 @@
             </w:tcBorders>
             <w:shd w:val="clear" w:color="auto" w:fill="FFFFFF" w:themeFill="background1"/>
             <w:noWrap/>
+            <w:vAlign w:val="center"/>
           </w:tcPr>
+          <w:p>
+            <w:pPr>
+              <w:spacing w:after="0" w:line="240" w:lineRule="auto"/>
+              <w:jc w:val="center"/>
+              <w:rPr>
+                <w:rFonts w:ascii="맑은 고딕" w:eastAsia="맑은 고딕" w:hAnsi="맑은 고딕" w:cs="굴림"/>
+                <w:sz w:val="22"/>
+                <w:szCs w:val="22"/>
+              </w:rPr>
+            </w:pPr>
+            <w:proofErr w:type="spellStart"/>
+            <w:r>
+              <w:rPr>
+                <w:rFonts w:ascii="맑은 고딕" w:eastAsia="맑은 고딕" w:hAnsi="맑은 고딕" w:cs="굴림"/>
+                <w:sz w:val="22"/>
+                <w:szCs w:val="22"/>
+              </w:rPr>
+              <w:t>RandomForest</w:t>
+            </w:r>
+            <w:proofErr w:type="spellEnd"/>
+          </w:p>
           <w:p>
             <w:pPr>
               <w:spacing w:after="0" w:line="240" w:lineRule="auto"/>
@@ -1133,7 +1577,7 @@
         </w:tc>
         <w:tc>
           <w:tcPr>
-            <w:tcW w:w="2070" w:type="dxa"/>
+            <w:tcW w:w="4111" w:type="dxa"/>
             <w:tcBorders>
               <w:top w:val="single" w:sz="4" w:space="0" w:color="auto"/>
               <w:left w:val="nil"/>
@@ -1142,22 +1586,86 @@
             </w:tcBorders>
             <w:shd w:val="clear" w:color="auto" w:fill="FFFFFF" w:themeFill="background1"/>
             <w:noWrap/>
+            <w:vAlign w:val="center"/>
           </w:tcPr>
           <w:p>
             <w:pPr>
               <w:spacing w:after="0" w:line="240" w:lineRule="auto"/>
               <w:jc w:val="center"/>
               <w:rPr>
+                <w:rFonts w:ascii="맑은 고딕" w:eastAsia="맑은 고딕" w:hAnsi="맑은 고딕" w:cs="굴림"/>
+                <w:sz w:val="22"/>
+                <w:szCs w:val="22"/>
+              </w:rPr>
+            </w:pPr>
+            <w:r>
+              <w:rPr>
+                <w:rFonts w:ascii="맑은 고딕" w:eastAsia="맑은 고딕" w:hAnsi="맑은 고딕" w:cs="굴림"/>
+                <w:sz w:val="22"/>
+                <w:szCs w:val="22"/>
+              </w:rPr>
+              <w:t>V</w:t>
+            </w:r>
+            <w:r>
+              <w:rPr>
                 <w:rFonts w:ascii="맑은 고딕" w:eastAsia="맑은 고딕" w:hAnsi="맑은 고딕" w:cs="굴림" w:hint="eastAsia"/>
                 <w:sz w:val="22"/>
                 <w:szCs w:val="22"/>
               </w:rPr>
+              <w:t xml:space="preserve">ar3이상치를 </w:t>
+            </w:r>
+            <w:proofErr w:type="spellStart"/>
+            <w:r>
+              <w:rPr>
+                <w:rFonts w:ascii="맑은 고딕" w:eastAsia="맑은 고딕" w:hAnsi="맑은 고딕" w:cs="굴림" w:hint="eastAsia"/>
+                <w:sz w:val="22"/>
+                <w:szCs w:val="22"/>
+              </w:rPr>
+              <w:t>최빈값</w:t>
+            </w:r>
+            <w:proofErr w:type="spellEnd"/>
+            <w:r>
+              <w:rPr>
+                <w:rFonts w:ascii="맑은 고딕" w:eastAsia="맑은 고딕" w:hAnsi="맑은 고딕" w:cs="굴림" w:hint="eastAsia"/>
+                <w:sz w:val="22"/>
+                <w:szCs w:val="22"/>
+              </w:rPr>
+              <w:t xml:space="preserve"> 2로 대체</w:t>
+            </w:r>
+          </w:p>
+          <w:p>
+            <w:pPr>
+              <w:spacing w:after="0" w:line="240" w:lineRule="auto"/>
+              <w:jc w:val="center"/>
+              <w:rPr>
+                <w:rFonts w:ascii="맑은 고딕" w:eastAsia="맑은 고딕" w:hAnsi="맑은 고딕" w:cs="굴림"/>
+                <w:sz w:val="22"/>
+                <w:szCs w:val="22"/>
+              </w:rPr>
             </w:pPr>
+            <w:proofErr w:type="spellStart"/>
+            <w:r>
+              <w:rPr>
+                <w:rFonts w:ascii="맑은 고딕" w:eastAsia="맑은 고딕" w:hAnsi="맑은 고딕" w:cs="굴림" w:hint="eastAsia"/>
+                <w:sz w:val="22"/>
+                <w:szCs w:val="22"/>
+              </w:rPr>
+              <w:t>StandardScaler</w:t>
+            </w:r>
+            <w:proofErr w:type="spellEnd"/>
+            <w:r>
+              <w:rPr>
+                <w:rFonts w:ascii="맑은 고딕" w:eastAsia="맑은 고딕" w:hAnsi="맑은 고딕" w:cs="굴림" w:hint="eastAsia"/>
+                <w:sz w:val="22"/>
+                <w:szCs w:val="22"/>
+              </w:rPr>
+              <w:t xml:space="preserve"> 적용</w:t>
+            </w:r>
           </w:p>
         </w:tc>
         <w:tc>
           <w:tcPr>
-            <w:tcW w:w="2069" w:type="dxa"/>
+            <w:tcW w:w="1276" w:type="dxa"/>
             <w:tcBorders>
               <w:top w:val="single" w:sz="4" w:space="0" w:color="auto"/>
               <w:left w:val="nil"/>
@@ -1166,22 +1674,31 @@
             </w:tcBorders>
             <w:shd w:val="clear" w:color="auto" w:fill="FFFFFF" w:themeFill="background1"/>
             <w:noWrap/>
+            <w:vAlign w:val="center"/>
           </w:tcPr>
           <w:p>
             <w:pPr>
               <w:spacing w:after="0" w:line="240" w:lineRule="auto"/>
               <w:jc w:val="center"/>
               <w:rPr>
-                <w:rFonts w:ascii="맑은 고딕" w:eastAsia="맑은 고딕" w:hAnsi="맑은 고딕" w:cs="굴림" w:hint="eastAsia"/>
+                <w:rFonts w:ascii="맑은 고딕" w:eastAsia="맑은 고딕" w:hAnsi="맑은 고딕" w:hint="eastAsia"/>
                 <w:sz w:val="22"/>
                 <w:szCs w:val="22"/>
               </w:rPr>
             </w:pPr>
+            <w:r>
+              <w:rPr>
+                <w:rFonts w:ascii="맑은 고딕" w:eastAsia="맑은 고딕" w:hAnsi="맑은 고딕" w:hint="eastAsia"/>
+                <w:sz w:val="22"/>
+                <w:szCs w:val="22"/>
+              </w:rPr>
+              <w:t>0.8422</w:t>
+            </w:r>
           </w:p>
         </w:tc>
         <w:tc>
           <w:tcPr>
-            <w:tcW w:w="2070" w:type="dxa"/>
+            <w:tcW w:w="1276" w:type="dxa"/>
             <w:tcBorders>
               <w:top w:val="single" w:sz="4" w:space="0" w:color="auto"/>
               <w:left w:val="nil"/>
@@ -1190,22 +1707,31 @@
             </w:tcBorders>
             <w:shd w:val="clear" w:color="auto" w:fill="FFFFFF" w:themeFill="background1"/>
             <w:noWrap/>
+            <w:vAlign w:val="center"/>
           </w:tcPr>
           <w:p>
             <w:pPr>
               <w:spacing w:after="0" w:line="240" w:lineRule="auto"/>
               <w:jc w:val="center"/>
               <w:rPr>
-                <w:rFonts w:ascii="맑은 고딕" w:eastAsia="맑은 고딕" w:hAnsi="맑은 고딕" w:cs="굴림" w:hint="eastAsia"/>
+                <w:rFonts w:ascii="맑은 고딕" w:eastAsia="맑은 고딕" w:hAnsi="맑은 고딕" w:hint="eastAsia"/>
                 <w:sz w:val="22"/>
                 <w:szCs w:val="22"/>
               </w:rPr>
             </w:pPr>
+            <w:r>
+              <w:rPr>
+                <w:rFonts w:ascii="맑은 고딕" w:eastAsia="맑은 고딕" w:hAnsi="맑은 고딕" w:hint="eastAsia"/>
+                <w:sz w:val="22"/>
+                <w:szCs w:val="22"/>
+              </w:rPr>
+              <w:t> 0.0163</w:t>
+            </w:r>
           </w:p>
         </w:tc>
         <w:tc>
           <w:tcPr>
-            <w:tcW w:w="2070" w:type="dxa"/>
+            <w:tcW w:w="1422" w:type="dxa"/>
             <w:tcBorders>
               <w:top w:val="single" w:sz="4" w:space="0" w:color="auto"/>
               <w:left w:val="nil"/>
@@ -1214,22 +1740,35 @@
             </w:tcBorders>
             <w:shd w:val="clear" w:color="auto" w:fill="FFFFFF" w:themeFill="background1"/>
             <w:noWrap/>
+            <w:vAlign w:val="center"/>
           </w:tcPr>
           <w:p>
             <w:pPr>
               <w:spacing w:after="0" w:line="240" w:lineRule="auto"/>
               <w:jc w:val="center"/>
               <w:rPr>
-                <w:rFonts w:ascii="맑은 고딕" w:eastAsia="맑은 고딕" w:hAnsi="맑은 고딕" w:cs="굴림" w:hint="eastAsia"/>
+                <w:rFonts w:ascii="맑은 고딕" w:eastAsia="맑은 고딕" w:hAnsi="맑은 고딕" w:hint="eastAsia"/>
                 <w:sz w:val="22"/>
                 <w:szCs w:val="22"/>
               </w:rPr>
             </w:pPr>
+            <w:r>
+              <w:rPr>
+                <w:rFonts w:ascii="맑은 고딕" w:eastAsia="맑은 고딕" w:hAnsi="맑은 고딕" w:hint="eastAsia"/>
+                <w:sz w:val="22"/>
+                <w:szCs w:val="22"/>
+              </w:rPr>
+              <w:t>0.0083</w:t>
+            </w:r>
           </w:p>
         </w:tc>
       </w:tr>
     </w:tbl>
-    <w:p/>
+    <w:p>
+      <w:pPr>
+        <w:jc w:val="center"/>
+      </w:pPr>
+    </w:p>
     <w:p>
       <w:pPr>
         <w:pStyle w:val="3"/>
@@ -1238,6 +1777,7 @@
         <w:rPr>
           <w:rFonts w:hint="eastAsia"/>
         </w:rPr>
+        <w:lastRenderedPageBreak/>
         <w:t>2.5.2 Feature Importance</w:t>
       </w:r>
     </w:p>
@@ -1401,7 +1941,6 @@
         <w:rPr>
           <w:rFonts w:hint="eastAsia"/>
         </w:rPr>
-        <w:lastRenderedPageBreak/>
         <w:t xml:space="preserve">[그림 </w:t>
       </w:r>
       <w:r>

--- a/report/빅데이터 20기 프로젝트_보고서_template_ejm.docx
+++ b/report/빅데이터 20기 프로젝트_보고서_template_ejm.docx
@@ -65,11 +65,14 @@
     <w:p>
       <w:pPr>
         <w:pStyle w:val="3"/>
-      </w:pPr>
-      <w:r>
         <w:rPr>
           <w:rFonts w:hint="eastAsia"/>
         </w:rPr>
+      </w:pPr>
+      <w:r>
+        <w:rPr>
+          <w:rFonts w:hint="eastAsia"/>
+        </w:rPr>
         <w:t>2</w:t>
       </w:r>
       <w:r>
@@ -91,7 +94,6 @@
         <w:t>평가지표</w:t>
       </w:r>
     </w:p>
-    <w:p/>
     <w:p>
       <w:pPr>
         <w:pStyle w:val="4"/>
@@ -195,7 +197,6 @@
         <w:t xml:space="preserve">불균형데이터구조의 데이터를 </w:t>
       </w:r>
       <w:proofErr w:type="spellStart"/>
-      <w:proofErr w:type="gramStart"/>
       <w:r>
         <w:rPr>
           <w:rFonts w:hint="eastAsia"/>
@@ -207,28 +208,7 @@
         <w:rPr>
           <w:rFonts w:hint="eastAsia"/>
         </w:rPr>
-        <w:t xml:space="preserve"> 에</w:t>
-      </w:r>
-      <w:proofErr w:type="gramEnd"/>
-      <w:r>
-        <w:rPr>
-          <w:rFonts w:hint="eastAsia"/>
-        </w:rPr>
-        <w:t xml:space="preserve"> 넣어 Accuracy(정확도)를 측정하게 되면, 학습을 안 한 상태에서도 정확도가 </w:t>
-      </w:r>
-      <w:proofErr w:type="gramStart"/>
-      <w:r>
-        <w:rPr>
-          <w:rFonts w:hint="eastAsia"/>
-        </w:rPr>
-        <w:t>0.96 까지</w:t>
-      </w:r>
-      <w:proofErr w:type="gramEnd"/>
-      <w:r>
-        <w:rPr>
-          <w:rFonts w:hint="eastAsia"/>
-        </w:rPr>
-        <w:t xml:space="preserve"> 측정된다.</w:t>
+        <w:t>에 넣어 Accuracy(정확도)를 측정하게 되면, 학습을 안 한 상태에서도 정확도가 0.96까지 측정된다.</w:t>
       </w:r>
     </w:p>
     <w:tbl>
@@ -616,6 +596,55 @@
     </w:p>
     <w:p>
       <w:pPr>
+        <w:rPr>
+          <w:rFonts w:hint="eastAsia"/>
+        </w:rPr>
+      </w:pPr>
+      <w:r>
+        <w:rPr>
+          <w:rFonts w:hint="eastAsia"/>
+        </w:rPr>
+        <w:t xml:space="preserve">[그림 </w:t>
+      </w:r>
+      <w:r>
+        <w:rPr>
+          <w:rFonts w:hint="eastAsia"/>
+        </w:rPr>
+        <w:t>2</w:t>
+      </w:r>
+      <w:r>
+        <w:rPr>
+          <w:rFonts w:hint="eastAsia"/>
+        </w:rPr>
+        <w:t>.</w:t>
+      </w:r>
+      <w:r>
+        <w:rPr>
+          <w:rFonts w:hint="eastAsia"/>
+        </w:rPr>
+        <w:t>5</w:t>
+      </w:r>
+      <w:r>
+        <w:rPr>
+          <w:rFonts w:hint="eastAsia"/>
+        </w:rPr>
+        <w:t xml:space="preserve">.1.1 </w:t>
+      </w:r>
+      <w:r>
+        <w:rPr>
+          <w:rFonts w:hint="eastAsia"/>
+        </w:rPr>
+        <w:t>더미분류 정확도</w:t>
+      </w:r>
+      <w:r>
+        <w:rPr>
+          <w:rFonts w:hint="eastAsia"/>
+        </w:rPr>
+        <w:t>]</w:t>
+      </w:r>
+    </w:p>
+    <w:p>
+      <w:pPr>
         <w:pStyle w:val="4"/>
       </w:pPr>
       <w:r>
@@ -940,7 +969,7 @@
               <w:spacing w:after="0" w:line="240" w:lineRule="auto"/>
               <w:jc w:val="center"/>
               <w:rPr>
-                <w:rFonts w:ascii="맑은 고딕" w:eastAsia="맑은 고딕" w:hAnsi="맑은 고딕" w:cs="굴림" w:hint="eastAsia"/>
+                <w:rFonts w:ascii="맑은 고딕" w:eastAsia="맑은 고딕" w:hAnsi="맑은 고딕" w:cs="굴림"/>
                 <w:sz w:val="22"/>
                 <w:szCs w:val="22"/>
               </w:rPr>
@@ -1091,7 +1120,7 @@
               <w:spacing w:after="0" w:line="240" w:lineRule="auto"/>
               <w:jc w:val="center"/>
               <w:rPr>
-                <w:rFonts w:ascii="맑은 고딕" w:eastAsia="맑은 고딕" w:hAnsi="맑은 고딕" w:cs="굴림" w:hint="eastAsia"/>
+                <w:rFonts w:ascii="맑은 고딕" w:eastAsia="맑은 고딕" w:hAnsi="맑은 고딕" w:cs="굴림"/>
                 <w:sz w:val="22"/>
                 <w:szCs w:val="22"/>
               </w:rPr>
@@ -1318,7 +1347,7 @@
             <w:pPr>
               <w:jc w:val="center"/>
               <w:rPr>
-                <w:rFonts w:ascii="맑은 고딕" w:eastAsia="맑은 고딕" w:hAnsi="맑은 고딕" w:hint="eastAsia"/>
+                <w:rFonts w:ascii="맑은 고딕" w:eastAsia="맑은 고딕" w:hAnsi="맑은 고딕"/>
                 <w:color w:val="006100"/>
                 <w:sz w:val="22"/>
                 <w:szCs w:val="22"/>
@@ -1442,7 +1471,7 @@
               <w:spacing w:after="0" w:line="240" w:lineRule="auto"/>
               <w:jc w:val="center"/>
               <w:rPr>
-                <w:rFonts w:ascii="맑은 고딕" w:eastAsia="맑은 고딕" w:hAnsi="맑은 고딕" w:hint="eastAsia"/>
+                <w:rFonts w:ascii="맑은 고딕" w:eastAsia="맑은 고딕" w:hAnsi="맑은 고딕"/>
                 <w:sz w:val="22"/>
                 <w:szCs w:val="22"/>
               </w:rPr>
@@ -1475,7 +1504,7 @@
               <w:spacing w:after="0" w:line="240" w:lineRule="auto"/>
               <w:jc w:val="center"/>
               <w:rPr>
-                <w:rFonts w:ascii="맑은 고딕" w:eastAsia="맑은 고딕" w:hAnsi="맑은 고딕" w:hint="eastAsia"/>
+                <w:rFonts w:ascii="맑은 고딕" w:eastAsia="맑은 고딕" w:hAnsi="맑은 고딕"/>
                 <w:sz w:val="22"/>
                 <w:szCs w:val="22"/>
               </w:rPr>
@@ -1508,7 +1537,7 @@
               <w:spacing w:after="0" w:line="240" w:lineRule="auto"/>
               <w:jc w:val="center"/>
               <w:rPr>
-                <w:rFonts w:ascii="맑은 고딕" w:eastAsia="맑은 고딕" w:hAnsi="맑은 고딕" w:hint="eastAsia"/>
+                <w:rFonts w:ascii="맑은 고딕" w:eastAsia="맑은 고딕" w:hAnsi="맑은 고딕"/>
                 <w:sz w:val="22"/>
                 <w:szCs w:val="22"/>
               </w:rPr>
@@ -1568,7 +1597,7 @@
               <w:spacing w:after="0" w:line="240" w:lineRule="auto"/>
               <w:jc w:val="center"/>
               <w:rPr>
-                <w:rFonts w:ascii="맑은 고딕" w:eastAsia="맑은 고딕" w:hAnsi="맑은 고딕" w:cs="굴림" w:hint="eastAsia"/>
+                <w:rFonts w:ascii="맑은 고딕" w:eastAsia="맑은 고딕" w:hAnsi="맑은 고딕" w:cs="굴림"/>
                 <w:sz w:val="22"/>
                 <w:szCs w:val="22"/>
               </w:rPr>
@@ -1681,7 +1710,7 @@
               <w:spacing w:after="0" w:line="240" w:lineRule="auto"/>
               <w:jc w:val="center"/>
               <w:rPr>
-                <w:rFonts w:ascii="맑은 고딕" w:eastAsia="맑은 고딕" w:hAnsi="맑은 고딕" w:hint="eastAsia"/>
+                <w:rFonts w:ascii="맑은 고딕" w:eastAsia="맑은 고딕" w:hAnsi="맑은 고딕"/>
                 <w:sz w:val="22"/>
                 <w:szCs w:val="22"/>
               </w:rPr>
@@ -1714,7 +1743,7 @@
               <w:spacing w:after="0" w:line="240" w:lineRule="auto"/>
               <w:jc w:val="center"/>
               <w:rPr>
-                <w:rFonts w:ascii="맑은 고딕" w:eastAsia="맑은 고딕" w:hAnsi="맑은 고딕" w:hint="eastAsia"/>
+                <w:rFonts w:ascii="맑은 고딕" w:eastAsia="맑은 고딕" w:hAnsi="맑은 고딕"/>
                 <w:sz w:val="22"/>
                 <w:szCs w:val="22"/>
               </w:rPr>
@@ -1747,163 +1776,1474 @@
               <w:spacing w:after="0" w:line="240" w:lineRule="auto"/>
               <w:jc w:val="center"/>
               <w:rPr>
+                <w:rFonts w:ascii="맑은 고딕" w:eastAsia="맑은 고딕" w:hAnsi="맑은 고딕"/>
+                <w:sz w:val="22"/>
+                <w:szCs w:val="22"/>
+              </w:rPr>
+            </w:pPr>
+            <w:r>
+              <w:rPr>
                 <w:rFonts w:ascii="맑은 고딕" w:eastAsia="맑은 고딕" w:hAnsi="맑은 고딕" w:hint="eastAsia"/>
                 <w:sz w:val="22"/>
                 <w:szCs w:val="22"/>
               </w:rPr>
+              <w:t>0.0083</w:t>
+            </w:r>
+          </w:p>
+        </w:tc>
+      </w:tr>
+    </w:tbl>
+    <w:p/>
+    <w:p>
+      <w:r>
+        <w:t>모든 모델에서 ROC-AUC는 높지만 F1-Score와 Recall이 극도로 낮다.</w:t>
+      </w:r>
+      <w:r>
+        <w:rPr>
+          <w:rFonts w:hint="eastAsia"/>
+        </w:rPr>
+        <w:t xml:space="preserve"> </w:t>
+      </w:r>
+      <w:r>
+        <w:t xml:space="preserve">이는 </w:t>
+      </w:r>
+      <w:r>
+        <w:rPr>
+          <w:b/>
+          <w:bCs/>
+        </w:rPr>
+        <w:t>심각한 클래스 불균형</w:t>
+      </w:r>
+      <w:r>
+        <w:t>을 나</w:t>
+      </w:r>
+      <w:r>
+        <w:rPr>
+          <w:rFonts w:hint="eastAsia"/>
+        </w:rPr>
+        <w:t>타낸다</w:t>
+      </w:r>
+    </w:p>
+    <w:p>
+      <w:r>
+        <w:rPr>
+          <w:rFonts w:hint="eastAsia"/>
+        </w:rPr>
+        <w:t>현재 추가적인 데이터 전처리가 필요한 것으로 확인된다</w:t>
+      </w:r>
+    </w:p>
+    <w:p>
+      <w:pPr>
+        <w:rPr>
+          <w:rFonts w:hint="eastAsia"/>
+        </w:rPr>
+      </w:pPr>
+      <w:r>
+        <w:rPr>
+          <w:rFonts w:hint="eastAsia"/>
+        </w:rPr>
+        <w:t>추가적인 전처리로 상관관계 비율이 0.95이하인 피처 삭제, 행 전체가 0인피처 삭제</w:t>
+      </w:r>
+      <w:r>
+        <w:rPr>
+          <w:rFonts w:hint="eastAsia"/>
+        </w:rPr>
+        <w:t>를 진행했다</w:t>
+      </w:r>
+    </w:p>
+    <w:tbl>
+      <w:tblPr>
+        <w:tblW w:w="10348" w:type="dxa"/>
+        <w:jc w:val="center"/>
+        <w:tblLayout w:type="fixed"/>
+        <w:tblCellMar>
+          <w:left w:w="99" w:type="dxa"/>
+          <w:right w:w="99" w:type="dxa"/>
+        </w:tblCellMar>
+        <w:tblLook w:val="04A0" w:firstRow="1" w:lastRow="0" w:firstColumn="1" w:lastColumn="0" w:noHBand="0" w:noVBand="1"/>
+      </w:tblPr>
+      <w:tblGrid>
+        <w:gridCol w:w="2263"/>
+        <w:gridCol w:w="4111"/>
+        <w:gridCol w:w="1276"/>
+        <w:gridCol w:w="1276"/>
+        <w:gridCol w:w="1422"/>
+      </w:tblGrid>
+      <w:tr>
+        <w:trPr>
+          <w:trHeight w:val="1134"/>
+          <w:jc w:val="center"/>
+        </w:trPr>
+        <w:tc>
+          <w:tcPr>
+            <w:tcW w:w="2263" w:type="dxa"/>
+            <w:tcBorders>
+              <w:top w:val="single" w:sz="4" w:space="0" w:color="auto"/>
+              <w:left w:val="single" w:sz="4" w:space="0" w:color="auto"/>
+              <w:bottom w:val="single" w:sz="4" w:space="0" w:color="auto"/>
+              <w:right w:val="single" w:sz="4" w:space="0" w:color="auto"/>
+            </w:tcBorders>
+            <w:shd w:val="clear" w:color="auto" w:fill="FFFFFF" w:themeFill="background1"/>
+            <w:noWrap/>
+            <w:vAlign w:val="center"/>
+          </w:tcPr>
+          <w:p>
+            <w:pPr>
+              <w:spacing w:after="0" w:line="240" w:lineRule="auto"/>
+              <w:jc w:val="center"/>
+              <w:rPr>
+                <w:rFonts w:ascii="맑은 고딕" w:eastAsia="맑은 고딕" w:hAnsi="맑은 고딕" w:cs="굴림"/>
+                <w:sz w:val="22"/>
+                <w:szCs w:val="22"/>
+              </w:rPr>
             </w:pPr>
+          </w:p>
+          <w:p>
+            <w:pPr>
+              <w:jc w:val="center"/>
+              <w:rPr>
+                <w:rFonts w:ascii="맑은 고딕" w:eastAsia="맑은 고딕" w:hAnsi="맑은 고딕" w:cs="굴림"/>
+                <w:sz w:val="22"/>
+                <w:szCs w:val="22"/>
+              </w:rPr>
+            </w:pPr>
+            <w:r>
+              <w:rPr>
+                <w:rFonts w:ascii="맑은 고딕" w:eastAsia="맑은 고딕" w:hAnsi="맑은 고딕" w:cs="굴림" w:hint="eastAsia"/>
+                <w:sz w:val="22"/>
+                <w:szCs w:val="22"/>
+              </w:rPr>
+              <w:t>모델명</w:t>
+            </w:r>
+          </w:p>
+        </w:tc>
+        <w:tc>
+          <w:tcPr>
+            <w:tcW w:w="4111" w:type="dxa"/>
+            <w:tcBorders>
+              <w:top w:val="single" w:sz="4" w:space="0" w:color="auto"/>
+              <w:left w:val="nil"/>
+              <w:bottom w:val="single" w:sz="4" w:space="0" w:color="auto"/>
+              <w:right w:val="single" w:sz="4" w:space="0" w:color="auto"/>
+            </w:tcBorders>
+            <w:shd w:val="clear" w:color="auto" w:fill="FFFFFF" w:themeFill="background1"/>
+            <w:noWrap/>
+            <w:vAlign w:val="center"/>
+          </w:tcPr>
+          <w:p>
+            <w:pPr>
+              <w:spacing w:after="0" w:line="240" w:lineRule="auto"/>
+              <w:jc w:val="center"/>
+              <w:rPr>
+                <w:rFonts w:ascii="맑은 고딕" w:eastAsia="맑은 고딕" w:hAnsi="맑은 고딕" w:cs="굴림"/>
+                <w:sz w:val="22"/>
+                <w:szCs w:val="22"/>
+              </w:rPr>
+            </w:pPr>
+            <w:r>
+              <w:rPr>
+                <w:rFonts w:ascii="맑은 고딕" w:eastAsia="맑은 고딕" w:hAnsi="맑은 고딕" w:cs="굴림" w:hint="eastAsia"/>
+                <w:sz w:val="22"/>
+                <w:szCs w:val="22"/>
+              </w:rPr>
+              <w:t xml:space="preserve">데이터 </w:t>
+            </w:r>
+            <w:proofErr w:type="spellStart"/>
+            <w:r>
+              <w:rPr>
+                <w:rFonts w:ascii="맑은 고딕" w:eastAsia="맑은 고딕" w:hAnsi="맑은 고딕" w:cs="굴림" w:hint="eastAsia"/>
+                <w:sz w:val="22"/>
+                <w:szCs w:val="22"/>
+              </w:rPr>
+              <w:t>전처리</w:t>
+            </w:r>
+            <w:proofErr w:type="spellEnd"/>
+          </w:p>
+        </w:tc>
+        <w:tc>
+          <w:tcPr>
+            <w:tcW w:w="1276" w:type="dxa"/>
+            <w:tcBorders>
+              <w:top w:val="single" w:sz="4" w:space="0" w:color="auto"/>
+              <w:left w:val="nil"/>
+              <w:bottom w:val="single" w:sz="4" w:space="0" w:color="auto"/>
+              <w:right w:val="single" w:sz="4" w:space="0" w:color="auto"/>
+            </w:tcBorders>
+            <w:shd w:val="clear" w:color="auto" w:fill="FFFFFF" w:themeFill="background1"/>
+            <w:noWrap/>
+            <w:vAlign w:val="center"/>
+          </w:tcPr>
+          <w:p>
+            <w:pPr>
+              <w:spacing w:after="0" w:line="240" w:lineRule="auto"/>
+              <w:jc w:val="center"/>
+              <w:rPr>
+                <w:rFonts w:ascii="맑은 고딕" w:eastAsia="맑은 고딕" w:hAnsi="맑은 고딕" w:cs="굴림"/>
+                <w:sz w:val="22"/>
+                <w:szCs w:val="22"/>
+              </w:rPr>
+            </w:pPr>
+            <w:r>
+              <w:rPr>
+                <w:rFonts w:ascii="맑은 고딕" w:eastAsia="맑은 고딕" w:hAnsi="맑은 고딕" w:cs="굴림" w:hint="eastAsia"/>
+                <w:sz w:val="22"/>
+                <w:szCs w:val="22"/>
+              </w:rPr>
+              <w:t>ROC-AUC</w:t>
+            </w:r>
+          </w:p>
+        </w:tc>
+        <w:tc>
+          <w:tcPr>
+            <w:tcW w:w="1276" w:type="dxa"/>
+            <w:tcBorders>
+              <w:top w:val="single" w:sz="4" w:space="0" w:color="auto"/>
+              <w:left w:val="nil"/>
+              <w:bottom w:val="single" w:sz="4" w:space="0" w:color="auto"/>
+              <w:right w:val="single" w:sz="4" w:space="0" w:color="auto"/>
+            </w:tcBorders>
+            <w:shd w:val="clear" w:color="auto" w:fill="FFFFFF" w:themeFill="background1"/>
+            <w:noWrap/>
+            <w:vAlign w:val="center"/>
+          </w:tcPr>
+          <w:p>
+            <w:pPr>
+              <w:spacing w:after="0" w:line="240" w:lineRule="auto"/>
+              <w:jc w:val="center"/>
+              <w:rPr>
+                <w:rFonts w:ascii="맑은 고딕" w:eastAsia="맑은 고딕" w:hAnsi="맑은 고딕" w:cs="굴림"/>
+                <w:sz w:val="22"/>
+                <w:szCs w:val="22"/>
+              </w:rPr>
+            </w:pPr>
+            <w:r>
+              <w:rPr>
+                <w:rFonts w:ascii="맑은 고딕" w:eastAsia="맑은 고딕" w:hAnsi="맑은 고딕" w:cs="굴림" w:hint="eastAsia"/>
+                <w:sz w:val="22"/>
+                <w:szCs w:val="22"/>
+              </w:rPr>
+              <w:t>F1-Score</w:t>
+            </w:r>
+          </w:p>
+        </w:tc>
+        <w:tc>
+          <w:tcPr>
+            <w:tcW w:w="1422" w:type="dxa"/>
+            <w:tcBorders>
+              <w:top w:val="single" w:sz="4" w:space="0" w:color="auto"/>
+              <w:left w:val="nil"/>
+              <w:bottom w:val="single" w:sz="4" w:space="0" w:color="auto"/>
+              <w:right w:val="single" w:sz="4" w:space="0" w:color="auto"/>
+            </w:tcBorders>
+            <w:shd w:val="clear" w:color="auto" w:fill="FFFFFF" w:themeFill="background1"/>
+            <w:noWrap/>
+            <w:vAlign w:val="center"/>
+          </w:tcPr>
+          <w:p>
+            <w:pPr>
+              <w:spacing w:after="0" w:line="240" w:lineRule="auto"/>
+              <w:jc w:val="center"/>
+              <w:rPr>
+                <w:rFonts w:ascii="맑은 고딕" w:eastAsia="맑은 고딕" w:hAnsi="맑은 고딕" w:cs="굴림"/>
+                <w:sz w:val="22"/>
+                <w:szCs w:val="22"/>
+              </w:rPr>
+            </w:pPr>
+            <w:r>
+              <w:rPr>
+                <w:rFonts w:ascii="맑은 고딕" w:eastAsia="맑은 고딕" w:hAnsi="맑은 고딕" w:cs="굴림" w:hint="eastAsia"/>
+                <w:sz w:val="22"/>
+                <w:szCs w:val="22"/>
+              </w:rPr>
+              <w:t>Recall</w:t>
+            </w:r>
+          </w:p>
+        </w:tc>
+      </w:tr>
+      <w:tr>
+        <w:trPr>
+          <w:trHeight w:val="1134"/>
+          <w:jc w:val="center"/>
+        </w:trPr>
+        <w:tc>
+          <w:tcPr>
+            <w:tcW w:w="2263" w:type="dxa"/>
+            <w:tcBorders>
+              <w:top w:val="single" w:sz="4" w:space="0" w:color="auto"/>
+              <w:left w:val="single" w:sz="4" w:space="0" w:color="auto"/>
+              <w:bottom w:val="single" w:sz="4" w:space="0" w:color="auto"/>
+              <w:right w:val="single" w:sz="4" w:space="0" w:color="auto"/>
+            </w:tcBorders>
+            <w:shd w:val="clear" w:color="auto" w:fill="FFFFFF" w:themeFill="background1"/>
+            <w:noWrap/>
+            <w:vAlign w:val="center"/>
+            <w:hideMark/>
+          </w:tcPr>
+          <w:p>
+            <w:pPr>
+              <w:spacing w:after="0" w:line="240" w:lineRule="auto"/>
+              <w:jc w:val="center"/>
+              <w:rPr>
+                <w:rFonts w:ascii="맑은 고딕" w:eastAsia="맑은 고딕" w:hAnsi="맑은 고딕" w:cs="굴림"/>
+                <w:sz w:val="22"/>
+                <w:szCs w:val="22"/>
+              </w:rPr>
+            </w:pPr>
+            <w:proofErr w:type="spellStart"/>
+            <w:r>
+              <w:rPr>
+                <w:rFonts w:ascii="맑은 고딕" w:eastAsia="맑은 고딕" w:hAnsi="맑은 고딕" w:cs="굴림" w:hint="eastAsia"/>
+                <w:sz w:val="22"/>
+                <w:szCs w:val="22"/>
+              </w:rPr>
+              <w:t>XGBoost</w:t>
+            </w:r>
+            <w:proofErr w:type="spellEnd"/>
+          </w:p>
+        </w:tc>
+        <w:tc>
+          <w:tcPr>
+            <w:tcW w:w="4111" w:type="dxa"/>
+            <w:tcBorders>
+              <w:top w:val="single" w:sz="4" w:space="0" w:color="auto"/>
+              <w:left w:val="nil"/>
+              <w:bottom w:val="single" w:sz="4" w:space="0" w:color="auto"/>
+              <w:right w:val="single" w:sz="4" w:space="0" w:color="auto"/>
+            </w:tcBorders>
+            <w:shd w:val="clear" w:color="auto" w:fill="FFFFFF" w:themeFill="background1"/>
+            <w:noWrap/>
+            <w:vAlign w:val="center"/>
+            <w:hideMark/>
+          </w:tcPr>
+          <w:p>
+            <w:pPr>
+              <w:spacing w:after="0" w:line="240" w:lineRule="auto"/>
+              <w:jc w:val="center"/>
+              <w:rPr>
+                <w:rFonts w:ascii="맑은 고딕" w:eastAsia="맑은 고딕" w:hAnsi="맑은 고딕" w:cs="굴림"/>
+                <w:sz w:val="22"/>
+                <w:szCs w:val="22"/>
+              </w:rPr>
+            </w:pPr>
+            <w:r>
+              <w:rPr>
+                <w:rFonts w:ascii="맑은 고딕" w:eastAsia="맑은 고딕" w:hAnsi="맑은 고딕" w:cs="굴림"/>
+                <w:sz w:val="22"/>
+                <w:szCs w:val="22"/>
+              </w:rPr>
+              <w:t>V</w:t>
+            </w:r>
+            <w:r>
+              <w:rPr>
+                <w:rFonts w:ascii="맑은 고딕" w:eastAsia="맑은 고딕" w:hAnsi="맑은 고딕" w:cs="굴림" w:hint="eastAsia"/>
+                <w:sz w:val="22"/>
+                <w:szCs w:val="22"/>
+              </w:rPr>
+              <w:t xml:space="preserve">ar3이상치를 </w:t>
+            </w:r>
+            <w:proofErr w:type="spellStart"/>
+            <w:r>
+              <w:rPr>
+                <w:rFonts w:ascii="맑은 고딕" w:eastAsia="맑은 고딕" w:hAnsi="맑은 고딕" w:cs="굴림" w:hint="eastAsia"/>
+                <w:sz w:val="22"/>
+                <w:szCs w:val="22"/>
+              </w:rPr>
+              <w:t>최빈값</w:t>
+            </w:r>
+            <w:proofErr w:type="spellEnd"/>
+            <w:r>
+              <w:rPr>
+                <w:rFonts w:ascii="맑은 고딕" w:eastAsia="맑은 고딕" w:hAnsi="맑은 고딕" w:cs="굴림" w:hint="eastAsia"/>
+                <w:sz w:val="22"/>
+                <w:szCs w:val="22"/>
+              </w:rPr>
+              <w:t xml:space="preserve"> 2로 대체</w:t>
+            </w:r>
+          </w:p>
+          <w:p>
+            <w:pPr>
+              <w:spacing w:after="0" w:line="240" w:lineRule="auto"/>
+              <w:jc w:val="center"/>
+              <w:rPr>
+                <w:rFonts w:ascii="맑은 고딕" w:eastAsia="맑은 고딕" w:hAnsi="맑은 고딕" w:cs="굴림"/>
+                <w:sz w:val="22"/>
+                <w:szCs w:val="22"/>
+              </w:rPr>
+            </w:pPr>
+            <w:proofErr w:type="spellStart"/>
+            <w:r>
+              <w:rPr>
+                <w:rFonts w:ascii="맑은 고딕" w:eastAsia="맑은 고딕" w:hAnsi="맑은 고딕" w:cs="굴림" w:hint="eastAsia"/>
+                <w:sz w:val="22"/>
+                <w:szCs w:val="22"/>
+              </w:rPr>
+              <w:t>StandardScaler</w:t>
+            </w:r>
+            <w:proofErr w:type="spellEnd"/>
+            <w:r>
+              <w:rPr>
+                <w:rFonts w:ascii="맑은 고딕" w:eastAsia="맑은 고딕" w:hAnsi="맑은 고딕" w:cs="굴림" w:hint="eastAsia"/>
+                <w:sz w:val="22"/>
+                <w:szCs w:val="22"/>
+              </w:rPr>
+              <w:t xml:space="preserve"> 적용</w:t>
+            </w:r>
+          </w:p>
+          <w:p>
+            <w:pPr>
+              <w:spacing w:after="0" w:line="240" w:lineRule="auto"/>
+              <w:jc w:val="center"/>
+              <w:rPr>
+                <w:rFonts w:ascii="맑은 고딕" w:eastAsia="맑은 고딕" w:hAnsi="맑은 고딕" w:cs="굴림" w:hint="eastAsia"/>
+                <w:sz w:val="22"/>
+                <w:szCs w:val="22"/>
+              </w:rPr>
+            </w:pPr>
+            <w:r>
+              <w:rPr>
+                <w:rFonts w:ascii="맑은 고딕" w:eastAsia="맑은 고딕" w:hAnsi="맑은 고딕" w:cs="굴림" w:hint="eastAsia"/>
+                <w:sz w:val="22"/>
+                <w:szCs w:val="22"/>
+              </w:rPr>
+              <w:t xml:space="preserve">행전체가 0인 피처 삭제, </w:t>
+            </w:r>
+            <w:proofErr w:type="spellStart"/>
+            <w:r>
+              <w:rPr>
+                <w:rFonts w:ascii="맑은 고딕" w:eastAsia="맑은 고딕" w:hAnsi="맑은 고딕" w:cs="굴림" w:hint="eastAsia"/>
+                <w:sz w:val="22"/>
+                <w:szCs w:val="22"/>
+              </w:rPr>
+              <w:t>corr</w:t>
+            </w:r>
+            <w:proofErr w:type="spellEnd"/>
+            <w:r>
+              <w:rPr>
+                <w:rFonts w:ascii="맑은 고딕" w:eastAsia="맑은 고딕" w:hAnsi="맑은 고딕" w:cs="굴림" w:hint="eastAsia"/>
+                <w:sz w:val="22"/>
+                <w:szCs w:val="22"/>
+              </w:rPr>
+              <w:t xml:space="preserve"> 비율 0.95이하인 피처 삭제</w:t>
+            </w:r>
+          </w:p>
+        </w:tc>
+        <w:tc>
+          <w:tcPr>
+            <w:tcW w:w="1276" w:type="dxa"/>
+            <w:tcBorders>
+              <w:top w:val="single" w:sz="4" w:space="0" w:color="auto"/>
+              <w:left w:val="nil"/>
+              <w:bottom w:val="single" w:sz="4" w:space="0" w:color="auto"/>
+              <w:right w:val="single" w:sz="4" w:space="0" w:color="auto"/>
+            </w:tcBorders>
+            <w:shd w:val="clear" w:color="auto" w:fill="FFFFFF" w:themeFill="background1"/>
+            <w:noWrap/>
+            <w:vAlign w:val="center"/>
+            <w:hideMark/>
+          </w:tcPr>
+          <w:p>
+            <w:pPr>
+              <w:spacing w:after="0" w:line="240" w:lineRule="auto"/>
+              <w:jc w:val="center"/>
+              <w:rPr>
+                <w:rFonts w:ascii="맑은 고딕" w:eastAsia="맑은 고딕" w:hAnsi="맑은 고딕" w:cs="굴림"/>
+                <w:sz w:val="22"/>
+                <w:szCs w:val="22"/>
+              </w:rPr>
+            </w:pPr>
             <w:r>
               <w:rPr>
                 <w:rFonts w:ascii="맑은 고딕" w:eastAsia="맑은 고딕" w:hAnsi="맑은 고딕" w:hint="eastAsia"/>
-                <w:sz w:val="22"/>
-                <w:szCs w:val="22"/>
-              </w:rPr>
-              <w:t>0.0083</w:t>
+                <w:color w:val="000000"/>
+                <w:sz w:val="22"/>
+                <w:szCs w:val="22"/>
+              </w:rPr>
+              <w:t>0.8402</w:t>
+            </w:r>
+          </w:p>
+        </w:tc>
+        <w:tc>
+          <w:tcPr>
+            <w:tcW w:w="1276" w:type="dxa"/>
+            <w:tcBorders>
+              <w:top w:val="single" w:sz="4" w:space="0" w:color="auto"/>
+              <w:left w:val="nil"/>
+              <w:bottom w:val="single" w:sz="4" w:space="0" w:color="auto"/>
+              <w:right w:val="single" w:sz="4" w:space="0" w:color="auto"/>
+            </w:tcBorders>
+            <w:shd w:val="clear" w:color="auto" w:fill="FFFFFF" w:themeFill="background1"/>
+            <w:noWrap/>
+            <w:vAlign w:val="center"/>
+            <w:hideMark/>
+          </w:tcPr>
+          <w:p>
+            <w:pPr>
+              <w:spacing w:after="0" w:line="240" w:lineRule="auto"/>
+              <w:jc w:val="center"/>
+              <w:rPr>
+                <w:rFonts w:ascii="맑은 고딕" w:eastAsia="맑은 고딕" w:hAnsi="맑은 고딕" w:cs="굴림"/>
+                <w:sz w:val="22"/>
+                <w:szCs w:val="22"/>
+              </w:rPr>
+            </w:pPr>
+            <w:r>
+              <w:rPr>
+                <w:rFonts w:ascii="맑은 고딕" w:eastAsia="맑은 고딕" w:hAnsi="맑은 고딕" w:hint="eastAsia"/>
+                <w:color w:val="000000"/>
+                <w:sz w:val="22"/>
+                <w:szCs w:val="22"/>
+              </w:rPr>
+              <w:t>0.535</w:t>
+            </w:r>
+          </w:p>
+        </w:tc>
+        <w:tc>
+          <w:tcPr>
+            <w:tcW w:w="1422" w:type="dxa"/>
+            <w:tcBorders>
+              <w:top w:val="single" w:sz="4" w:space="0" w:color="auto"/>
+              <w:left w:val="nil"/>
+              <w:bottom w:val="single" w:sz="4" w:space="0" w:color="auto"/>
+              <w:right w:val="single" w:sz="4" w:space="0" w:color="auto"/>
+            </w:tcBorders>
+            <w:shd w:val="clear" w:color="auto" w:fill="FFFFFF" w:themeFill="background1"/>
+            <w:noWrap/>
+            <w:vAlign w:val="center"/>
+            <w:hideMark/>
+          </w:tcPr>
+          <w:p>
+            <w:pPr>
+              <w:spacing w:after="0" w:line="240" w:lineRule="auto"/>
+              <w:jc w:val="center"/>
+              <w:rPr>
+                <w:rFonts w:ascii="맑은 고딕" w:eastAsia="맑은 고딕" w:hAnsi="맑은 고딕" w:cs="굴림"/>
+                <w:sz w:val="22"/>
+                <w:szCs w:val="22"/>
+              </w:rPr>
+            </w:pPr>
+            <w:r>
+              <w:rPr>
+                <w:rFonts w:ascii="맑은 고딕" w:eastAsia="맑은 고딕" w:hAnsi="맑은 고딕" w:hint="eastAsia"/>
+                <w:color w:val="000000"/>
+                <w:sz w:val="22"/>
+                <w:szCs w:val="22"/>
+              </w:rPr>
+              <w:t>0.7425</w:t>
+            </w:r>
+          </w:p>
+        </w:tc>
+      </w:tr>
+      <w:tr>
+        <w:trPr>
+          <w:trHeight w:val="1134"/>
+          <w:jc w:val="center"/>
+        </w:trPr>
+        <w:tc>
+          <w:tcPr>
+            <w:tcW w:w="2263" w:type="dxa"/>
+            <w:tcBorders>
+              <w:top w:val="single" w:sz="4" w:space="0" w:color="auto"/>
+              <w:left w:val="single" w:sz="4" w:space="0" w:color="auto"/>
+              <w:bottom w:val="single" w:sz="4" w:space="0" w:color="auto"/>
+              <w:right w:val="single" w:sz="4" w:space="0" w:color="auto"/>
+            </w:tcBorders>
+            <w:shd w:val="clear" w:color="auto" w:fill="FFFFFF" w:themeFill="background1"/>
+            <w:noWrap/>
+            <w:vAlign w:val="center"/>
+          </w:tcPr>
+          <w:p>
+            <w:pPr>
+              <w:spacing w:after="0" w:line="240" w:lineRule="auto"/>
+              <w:jc w:val="center"/>
+              <w:rPr>
+                <w:rFonts w:ascii="맑은 고딕" w:eastAsia="맑은 고딕" w:hAnsi="맑은 고딕" w:cs="굴림"/>
+                <w:sz w:val="22"/>
+                <w:szCs w:val="22"/>
+              </w:rPr>
+            </w:pPr>
+            <w:proofErr w:type="spellStart"/>
+            <w:r>
+              <w:rPr>
+                <w:rFonts w:ascii="맑은 고딕" w:eastAsia="맑은 고딕" w:hAnsi="맑은 고딕" w:cs="굴림"/>
+                <w:sz w:val="22"/>
+                <w:szCs w:val="22"/>
+              </w:rPr>
+              <w:t>LightGBM</w:t>
+            </w:r>
+            <w:proofErr w:type="spellEnd"/>
+          </w:p>
+        </w:tc>
+        <w:tc>
+          <w:tcPr>
+            <w:tcW w:w="4111" w:type="dxa"/>
+            <w:tcBorders>
+              <w:top w:val="single" w:sz="4" w:space="0" w:color="auto"/>
+              <w:left w:val="nil"/>
+              <w:bottom w:val="single" w:sz="4" w:space="0" w:color="auto"/>
+              <w:right w:val="single" w:sz="4" w:space="0" w:color="auto"/>
+            </w:tcBorders>
+            <w:shd w:val="clear" w:color="auto" w:fill="FFFFFF" w:themeFill="background1"/>
+            <w:noWrap/>
+            <w:vAlign w:val="center"/>
+          </w:tcPr>
+          <w:p>
+            <w:pPr>
+              <w:spacing w:after="0" w:line="240" w:lineRule="auto"/>
+              <w:jc w:val="center"/>
+              <w:rPr>
+                <w:rFonts w:ascii="맑은 고딕" w:eastAsia="맑은 고딕" w:hAnsi="맑은 고딕" w:cs="굴림"/>
+                <w:sz w:val="22"/>
+                <w:szCs w:val="22"/>
+              </w:rPr>
+            </w:pPr>
+            <w:r>
+              <w:rPr>
+                <w:rFonts w:ascii="맑은 고딕" w:eastAsia="맑은 고딕" w:hAnsi="맑은 고딕" w:cs="굴림"/>
+                <w:sz w:val="22"/>
+                <w:szCs w:val="22"/>
+              </w:rPr>
+              <w:t>V</w:t>
+            </w:r>
+            <w:r>
+              <w:rPr>
+                <w:rFonts w:ascii="맑은 고딕" w:eastAsia="맑은 고딕" w:hAnsi="맑은 고딕" w:cs="굴림" w:hint="eastAsia"/>
+                <w:sz w:val="22"/>
+                <w:szCs w:val="22"/>
+              </w:rPr>
+              <w:t xml:space="preserve">ar3이상치를 </w:t>
+            </w:r>
+            <w:proofErr w:type="spellStart"/>
+            <w:r>
+              <w:rPr>
+                <w:rFonts w:ascii="맑은 고딕" w:eastAsia="맑은 고딕" w:hAnsi="맑은 고딕" w:cs="굴림" w:hint="eastAsia"/>
+                <w:sz w:val="22"/>
+                <w:szCs w:val="22"/>
+              </w:rPr>
+              <w:t>최빈값</w:t>
+            </w:r>
+            <w:proofErr w:type="spellEnd"/>
+            <w:r>
+              <w:rPr>
+                <w:rFonts w:ascii="맑은 고딕" w:eastAsia="맑은 고딕" w:hAnsi="맑은 고딕" w:cs="굴림" w:hint="eastAsia"/>
+                <w:sz w:val="22"/>
+                <w:szCs w:val="22"/>
+              </w:rPr>
+              <w:t xml:space="preserve"> 2로 대체</w:t>
+            </w:r>
+          </w:p>
+          <w:p>
+            <w:pPr>
+              <w:spacing w:after="0" w:line="240" w:lineRule="auto"/>
+              <w:jc w:val="center"/>
+              <w:rPr>
+                <w:rFonts w:ascii="맑은 고딕" w:eastAsia="맑은 고딕" w:hAnsi="맑은 고딕" w:cs="굴림"/>
+                <w:sz w:val="22"/>
+                <w:szCs w:val="22"/>
+              </w:rPr>
+            </w:pPr>
+            <w:proofErr w:type="spellStart"/>
+            <w:r>
+              <w:rPr>
+                <w:rFonts w:ascii="맑은 고딕" w:eastAsia="맑은 고딕" w:hAnsi="맑은 고딕" w:cs="굴림" w:hint="eastAsia"/>
+                <w:sz w:val="22"/>
+                <w:szCs w:val="22"/>
+              </w:rPr>
+              <w:t>StandardScaler</w:t>
+            </w:r>
+            <w:proofErr w:type="spellEnd"/>
+            <w:r>
+              <w:rPr>
+                <w:rFonts w:ascii="맑은 고딕" w:eastAsia="맑은 고딕" w:hAnsi="맑은 고딕" w:cs="굴림" w:hint="eastAsia"/>
+                <w:sz w:val="22"/>
+                <w:szCs w:val="22"/>
+              </w:rPr>
+              <w:t xml:space="preserve"> 적용</w:t>
+            </w:r>
+          </w:p>
+          <w:p>
+            <w:pPr>
+              <w:spacing w:after="0" w:line="240" w:lineRule="auto"/>
+              <w:jc w:val="center"/>
+              <w:rPr>
+                <w:rFonts w:ascii="맑은 고딕" w:eastAsia="맑은 고딕" w:hAnsi="맑은 고딕" w:cs="굴림"/>
+                <w:sz w:val="22"/>
+                <w:szCs w:val="22"/>
+              </w:rPr>
+            </w:pPr>
+            <w:r>
+              <w:rPr>
+                <w:rFonts w:ascii="맑은 고딕" w:eastAsia="맑은 고딕" w:hAnsi="맑은 고딕" w:cs="굴림" w:hint="eastAsia"/>
+                <w:sz w:val="22"/>
+                <w:szCs w:val="22"/>
+              </w:rPr>
+              <w:t xml:space="preserve">행전체가 0인 피처 삭제, </w:t>
+            </w:r>
+            <w:proofErr w:type="spellStart"/>
+            <w:r>
+              <w:rPr>
+                <w:rFonts w:ascii="맑은 고딕" w:eastAsia="맑은 고딕" w:hAnsi="맑은 고딕" w:cs="굴림" w:hint="eastAsia"/>
+                <w:sz w:val="22"/>
+                <w:szCs w:val="22"/>
+              </w:rPr>
+              <w:t>corr</w:t>
+            </w:r>
+            <w:proofErr w:type="spellEnd"/>
+            <w:r>
+              <w:rPr>
+                <w:rFonts w:ascii="맑은 고딕" w:eastAsia="맑은 고딕" w:hAnsi="맑은 고딕" w:cs="굴림" w:hint="eastAsia"/>
+                <w:sz w:val="22"/>
+                <w:szCs w:val="22"/>
+              </w:rPr>
+              <w:t xml:space="preserve"> 비율 0.95이하인 피처 삭제</w:t>
+            </w:r>
+          </w:p>
+        </w:tc>
+        <w:tc>
+          <w:tcPr>
+            <w:tcW w:w="1276" w:type="dxa"/>
+            <w:tcBorders>
+              <w:top w:val="single" w:sz="4" w:space="0" w:color="auto"/>
+              <w:left w:val="nil"/>
+              <w:bottom w:val="single" w:sz="4" w:space="0" w:color="auto"/>
+              <w:right w:val="single" w:sz="4" w:space="0" w:color="auto"/>
+            </w:tcBorders>
+            <w:shd w:val="clear" w:color="auto" w:fill="FFFFFF" w:themeFill="background1"/>
+            <w:noWrap/>
+            <w:vAlign w:val="center"/>
+          </w:tcPr>
+          <w:p>
+            <w:pPr>
+              <w:spacing w:after="0" w:line="240" w:lineRule="auto"/>
+              <w:jc w:val="center"/>
+              <w:rPr>
+                <w:rFonts w:ascii="맑은 고딕" w:eastAsia="맑은 고딕" w:hAnsi="맑은 고딕" w:cs="굴림"/>
+                <w:sz w:val="22"/>
+                <w:szCs w:val="22"/>
+              </w:rPr>
+            </w:pPr>
+            <w:r>
+              <w:rPr>
+                <w:rFonts w:ascii="맑은 고딕" w:eastAsia="맑은 고딕" w:hAnsi="맑은 고딕" w:hint="eastAsia"/>
+                <w:sz w:val="22"/>
+                <w:szCs w:val="22"/>
+              </w:rPr>
+              <w:t>0.8452</w:t>
+            </w:r>
+          </w:p>
+        </w:tc>
+        <w:tc>
+          <w:tcPr>
+            <w:tcW w:w="1276" w:type="dxa"/>
+            <w:tcBorders>
+              <w:top w:val="single" w:sz="4" w:space="0" w:color="auto"/>
+              <w:left w:val="nil"/>
+              <w:bottom w:val="single" w:sz="4" w:space="0" w:color="auto"/>
+              <w:right w:val="single" w:sz="4" w:space="0" w:color="auto"/>
+            </w:tcBorders>
+            <w:shd w:val="clear" w:color="auto" w:fill="FFFFFF" w:themeFill="background1"/>
+            <w:noWrap/>
+            <w:vAlign w:val="center"/>
+          </w:tcPr>
+          <w:p>
+            <w:pPr>
+              <w:spacing w:after="0" w:line="240" w:lineRule="auto"/>
+              <w:jc w:val="center"/>
+              <w:rPr>
+                <w:rFonts w:ascii="맑은 고딕" w:eastAsia="맑은 고딕" w:hAnsi="맑은 고딕" w:cs="굴림"/>
+                <w:sz w:val="22"/>
+                <w:szCs w:val="22"/>
+              </w:rPr>
+            </w:pPr>
+            <w:r>
+              <w:rPr>
+                <w:rFonts w:ascii="맑은 고딕" w:eastAsia="맑은 고딕" w:hAnsi="맑은 고딕" w:hint="eastAsia"/>
+                <w:sz w:val="22"/>
+                <w:szCs w:val="22"/>
+              </w:rPr>
+              <w:t>0.2870</w:t>
+            </w:r>
+          </w:p>
+        </w:tc>
+        <w:tc>
+          <w:tcPr>
+            <w:tcW w:w="1422" w:type="dxa"/>
+            <w:tcBorders>
+              <w:top w:val="single" w:sz="4" w:space="0" w:color="auto"/>
+              <w:left w:val="nil"/>
+              <w:bottom w:val="single" w:sz="4" w:space="0" w:color="auto"/>
+              <w:right w:val="single" w:sz="4" w:space="0" w:color="auto"/>
+            </w:tcBorders>
+            <w:shd w:val="clear" w:color="auto" w:fill="FFFFFF" w:themeFill="background1"/>
+            <w:noWrap/>
+            <w:vAlign w:val="center"/>
+          </w:tcPr>
+          <w:p>
+            <w:pPr>
+              <w:spacing w:after="0" w:line="240" w:lineRule="auto"/>
+              <w:jc w:val="center"/>
+              <w:rPr>
+                <w:rFonts w:ascii="맑은 고딕" w:eastAsia="맑은 고딕" w:hAnsi="맑은 고딕" w:cs="굴림"/>
+                <w:sz w:val="22"/>
+                <w:szCs w:val="22"/>
+              </w:rPr>
+            </w:pPr>
+            <w:r>
+              <w:rPr>
+                <w:rFonts w:ascii="맑은 고딕" w:eastAsia="맑은 고딕" w:hAnsi="맑은 고딕" w:hint="eastAsia"/>
+                <w:sz w:val="22"/>
+                <w:szCs w:val="22"/>
+              </w:rPr>
+              <w:t>0.5598</w:t>
+            </w:r>
+          </w:p>
+        </w:tc>
+      </w:tr>
+      <w:tr>
+        <w:trPr>
+          <w:trHeight w:val="1134"/>
+          <w:jc w:val="center"/>
+        </w:trPr>
+        <w:tc>
+          <w:tcPr>
+            <w:tcW w:w="2263" w:type="dxa"/>
+            <w:tcBorders>
+              <w:top w:val="single" w:sz="4" w:space="0" w:color="auto"/>
+              <w:left w:val="single" w:sz="4" w:space="0" w:color="auto"/>
+              <w:bottom w:val="single" w:sz="4" w:space="0" w:color="auto"/>
+              <w:right w:val="single" w:sz="4" w:space="0" w:color="auto"/>
+            </w:tcBorders>
+            <w:shd w:val="clear" w:color="auto" w:fill="FFFFFF" w:themeFill="background1"/>
+            <w:noWrap/>
+            <w:vAlign w:val="center"/>
+          </w:tcPr>
+          <w:p>
+            <w:pPr>
+              <w:jc w:val="center"/>
+              <w:rPr>
+                <w:rFonts w:ascii="맑은 고딕" w:eastAsia="맑은 고딕" w:hAnsi="맑은 고딕"/>
+                <w:color w:val="006100"/>
+                <w:sz w:val="22"/>
+                <w:szCs w:val="22"/>
+              </w:rPr>
+            </w:pPr>
+            <w:proofErr w:type="spellStart"/>
+            <w:r>
+              <w:rPr>
+                <w:rFonts w:ascii="맑은 고딕" w:eastAsia="맑은 고딕" w:hAnsi="맑은 고딕" w:hint="eastAsia"/>
+                <w:sz w:val="22"/>
+                <w:szCs w:val="22"/>
+              </w:rPr>
+              <w:t>LogisticRegression</w:t>
+            </w:r>
+            <w:proofErr w:type="spellEnd"/>
+          </w:p>
+        </w:tc>
+        <w:tc>
+          <w:tcPr>
+            <w:tcW w:w="4111" w:type="dxa"/>
+            <w:tcBorders>
+              <w:top w:val="single" w:sz="4" w:space="0" w:color="auto"/>
+              <w:left w:val="nil"/>
+              <w:bottom w:val="single" w:sz="4" w:space="0" w:color="auto"/>
+              <w:right w:val="single" w:sz="4" w:space="0" w:color="auto"/>
+            </w:tcBorders>
+            <w:shd w:val="clear" w:color="auto" w:fill="FFFFFF" w:themeFill="background1"/>
+            <w:noWrap/>
+            <w:vAlign w:val="center"/>
+          </w:tcPr>
+          <w:p>
+            <w:pPr>
+              <w:spacing w:after="0" w:line="240" w:lineRule="auto"/>
+              <w:jc w:val="center"/>
+              <w:rPr>
+                <w:rFonts w:ascii="맑은 고딕" w:eastAsia="맑은 고딕" w:hAnsi="맑은 고딕" w:cs="굴림"/>
+                <w:sz w:val="22"/>
+                <w:szCs w:val="22"/>
+              </w:rPr>
+            </w:pPr>
+            <w:r>
+              <w:rPr>
+                <w:rFonts w:ascii="맑은 고딕" w:eastAsia="맑은 고딕" w:hAnsi="맑은 고딕" w:cs="굴림"/>
+                <w:sz w:val="22"/>
+                <w:szCs w:val="22"/>
+              </w:rPr>
+              <w:t>V</w:t>
+            </w:r>
+            <w:r>
+              <w:rPr>
+                <w:rFonts w:ascii="맑은 고딕" w:eastAsia="맑은 고딕" w:hAnsi="맑은 고딕" w:cs="굴림" w:hint="eastAsia"/>
+                <w:sz w:val="22"/>
+                <w:szCs w:val="22"/>
+              </w:rPr>
+              <w:t xml:space="preserve">ar3이상치를 </w:t>
+            </w:r>
+            <w:proofErr w:type="spellStart"/>
+            <w:r>
+              <w:rPr>
+                <w:rFonts w:ascii="맑은 고딕" w:eastAsia="맑은 고딕" w:hAnsi="맑은 고딕" w:cs="굴림" w:hint="eastAsia"/>
+                <w:sz w:val="22"/>
+                <w:szCs w:val="22"/>
+              </w:rPr>
+              <w:t>최빈값</w:t>
+            </w:r>
+            <w:proofErr w:type="spellEnd"/>
+            <w:r>
+              <w:rPr>
+                <w:rFonts w:ascii="맑은 고딕" w:eastAsia="맑은 고딕" w:hAnsi="맑은 고딕" w:cs="굴림" w:hint="eastAsia"/>
+                <w:sz w:val="22"/>
+                <w:szCs w:val="22"/>
+              </w:rPr>
+              <w:t xml:space="preserve"> 2로 대체</w:t>
+            </w:r>
+          </w:p>
+          <w:p>
+            <w:pPr>
+              <w:spacing w:after="0" w:line="240" w:lineRule="auto"/>
+              <w:jc w:val="center"/>
+              <w:rPr>
+                <w:rFonts w:ascii="맑은 고딕" w:eastAsia="맑은 고딕" w:hAnsi="맑은 고딕" w:cs="굴림"/>
+                <w:sz w:val="22"/>
+                <w:szCs w:val="22"/>
+              </w:rPr>
+            </w:pPr>
+            <w:proofErr w:type="spellStart"/>
+            <w:r>
+              <w:rPr>
+                <w:rFonts w:ascii="맑은 고딕" w:eastAsia="맑은 고딕" w:hAnsi="맑은 고딕" w:cs="굴림" w:hint="eastAsia"/>
+                <w:sz w:val="22"/>
+                <w:szCs w:val="22"/>
+              </w:rPr>
+              <w:t>StandardScaler</w:t>
+            </w:r>
+            <w:proofErr w:type="spellEnd"/>
+            <w:r>
+              <w:rPr>
+                <w:rFonts w:ascii="맑은 고딕" w:eastAsia="맑은 고딕" w:hAnsi="맑은 고딕" w:cs="굴림" w:hint="eastAsia"/>
+                <w:sz w:val="22"/>
+                <w:szCs w:val="22"/>
+              </w:rPr>
+              <w:t xml:space="preserve"> 적용</w:t>
+            </w:r>
+          </w:p>
+          <w:p>
+            <w:pPr>
+              <w:spacing w:after="0" w:line="240" w:lineRule="auto"/>
+              <w:jc w:val="center"/>
+              <w:rPr>
+                <w:rFonts w:ascii="맑은 고딕" w:eastAsia="맑은 고딕" w:hAnsi="맑은 고딕" w:cs="굴림"/>
+                <w:sz w:val="22"/>
+                <w:szCs w:val="22"/>
+              </w:rPr>
+            </w:pPr>
+            <w:r>
+              <w:rPr>
+                <w:rFonts w:ascii="맑은 고딕" w:eastAsia="맑은 고딕" w:hAnsi="맑은 고딕" w:cs="굴림" w:hint="eastAsia"/>
+                <w:sz w:val="22"/>
+                <w:szCs w:val="22"/>
+              </w:rPr>
+              <w:t xml:space="preserve">행전체가 0인 피처 삭제, </w:t>
+            </w:r>
+            <w:proofErr w:type="spellStart"/>
+            <w:r>
+              <w:rPr>
+                <w:rFonts w:ascii="맑은 고딕" w:eastAsia="맑은 고딕" w:hAnsi="맑은 고딕" w:cs="굴림" w:hint="eastAsia"/>
+                <w:sz w:val="22"/>
+                <w:szCs w:val="22"/>
+              </w:rPr>
+              <w:t>corr</w:t>
+            </w:r>
+            <w:proofErr w:type="spellEnd"/>
+            <w:r>
+              <w:rPr>
+                <w:rFonts w:ascii="맑은 고딕" w:eastAsia="맑은 고딕" w:hAnsi="맑은 고딕" w:cs="굴림" w:hint="eastAsia"/>
+                <w:sz w:val="22"/>
+                <w:szCs w:val="22"/>
+              </w:rPr>
+              <w:t xml:space="preserve"> 비율 0.95이하인 피처 삭제</w:t>
+            </w:r>
+          </w:p>
+        </w:tc>
+        <w:tc>
+          <w:tcPr>
+            <w:tcW w:w="1276" w:type="dxa"/>
+            <w:tcBorders>
+              <w:top w:val="single" w:sz="4" w:space="0" w:color="auto"/>
+              <w:left w:val="nil"/>
+              <w:bottom w:val="single" w:sz="4" w:space="0" w:color="auto"/>
+              <w:right w:val="single" w:sz="4" w:space="0" w:color="auto"/>
+            </w:tcBorders>
+            <w:shd w:val="clear" w:color="auto" w:fill="FFFFFF" w:themeFill="background1"/>
+            <w:noWrap/>
+            <w:vAlign w:val="center"/>
+          </w:tcPr>
+          <w:p>
+            <w:pPr>
+              <w:spacing w:after="0" w:line="240" w:lineRule="auto"/>
+              <w:jc w:val="center"/>
+              <w:rPr>
+                <w:rFonts w:ascii="맑은 고딕" w:eastAsia="맑은 고딕" w:hAnsi="맑은 고딕"/>
+                <w:sz w:val="22"/>
+                <w:szCs w:val="22"/>
+              </w:rPr>
+            </w:pPr>
+            <w:r>
+              <w:rPr>
+                <w:rFonts w:ascii="맑은 고딕" w:eastAsia="맑은 고딕" w:hAnsi="맑은 고딕" w:hint="eastAsia"/>
+                <w:color w:val="000000"/>
+                <w:sz w:val="22"/>
+                <w:szCs w:val="22"/>
+              </w:rPr>
+              <w:t>0.8063</w:t>
+            </w:r>
+          </w:p>
+        </w:tc>
+        <w:tc>
+          <w:tcPr>
+            <w:tcW w:w="1276" w:type="dxa"/>
+            <w:tcBorders>
+              <w:top w:val="single" w:sz="4" w:space="0" w:color="auto"/>
+              <w:left w:val="nil"/>
+              <w:bottom w:val="single" w:sz="4" w:space="0" w:color="auto"/>
+              <w:right w:val="single" w:sz="4" w:space="0" w:color="auto"/>
+            </w:tcBorders>
+            <w:shd w:val="clear" w:color="auto" w:fill="FFFFFF" w:themeFill="background1"/>
+            <w:noWrap/>
+            <w:vAlign w:val="center"/>
+          </w:tcPr>
+          <w:p>
+            <w:pPr>
+              <w:spacing w:after="0" w:line="240" w:lineRule="auto"/>
+              <w:jc w:val="center"/>
+              <w:rPr>
+                <w:rFonts w:ascii="맑은 고딕" w:eastAsia="맑은 고딕" w:hAnsi="맑은 고딕"/>
+                <w:sz w:val="22"/>
+                <w:szCs w:val="22"/>
+              </w:rPr>
+            </w:pPr>
+            <w:r>
+              <w:rPr>
+                <w:rFonts w:ascii="맑은 고딕" w:eastAsia="맑은 고딕" w:hAnsi="맑은 고딕" w:hint="eastAsia"/>
+                <w:color w:val="000000"/>
+                <w:sz w:val="22"/>
+                <w:szCs w:val="22"/>
+              </w:rPr>
+              <w:t>0.1617</w:t>
+            </w:r>
+          </w:p>
+        </w:tc>
+        <w:tc>
+          <w:tcPr>
+            <w:tcW w:w="1422" w:type="dxa"/>
+            <w:tcBorders>
+              <w:top w:val="single" w:sz="4" w:space="0" w:color="auto"/>
+              <w:left w:val="nil"/>
+              <w:bottom w:val="single" w:sz="4" w:space="0" w:color="auto"/>
+              <w:right w:val="single" w:sz="4" w:space="0" w:color="auto"/>
+            </w:tcBorders>
+            <w:shd w:val="clear" w:color="auto" w:fill="FFFFFF" w:themeFill="background1"/>
+            <w:noWrap/>
+            <w:vAlign w:val="center"/>
+          </w:tcPr>
+          <w:p>
+            <w:pPr>
+              <w:spacing w:after="0" w:line="240" w:lineRule="auto"/>
+              <w:jc w:val="center"/>
+              <w:rPr>
+                <w:rFonts w:ascii="맑은 고딕" w:eastAsia="맑은 고딕" w:hAnsi="맑은 고딕"/>
+                <w:sz w:val="22"/>
+                <w:szCs w:val="22"/>
+              </w:rPr>
+            </w:pPr>
+            <w:r>
+              <w:rPr>
+                <w:rFonts w:ascii="맑은 고딕" w:eastAsia="맑은 고딕" w:hAnsi="맑은 고딕" w:hint="eastAsia"/>
+                <w:color w:val="000000"/>
+                <w:sz w:val="22"/>
+                <w:szCs w:val="22"/>
+              </w:rPr>
+              <w:t>0.7724</w:t>
+            </w:r>
+          </w:p>
+        </w:tc>
+      </w:tr>
+      <w:tr>
+        <w:trPr>
+          <w:trHeight w:val="1134"/>
+          <w:jc w:val="center"/>
+        </w:trPr>
+        <w:tc>
+          <w:tcPr>
+            <w:tcW w:w="2263" w:type="dxa"/>
+            <w:tcBorders>
+              <w:top w:val="single" w:sz="4" w:space="0" w:color="auto"/>
+              <w:left w:val="single" w:sz="4" w:space="0" w:color="auto"/>
+              <w:bottom w:val="single" w:sz="4" w:space="0" w:color="auto"/>
+              <w:right w:val="single" w:sz="4" w:space="0" w:color="auto"/>
+            </w:tcBorders>
+            <w:shd w:val="clear" w:color="auto" w:fill="FFFFFF" w:themeFill="background1"/>
+            <w:noWrap/>
+            <w:vAlign w:val="center"/>
+          </w:tcPr>
+          <w:p>
+            <w:pPr>
+              <w:spacing w:after="0" w:line="240" w:lineRule="auto"/>
+              <w:jc w:val="center"/>
+              <w:rPr>
+                <w:rFonts w:ascii="맑은 고딕" w:eastAsia="맑은 고딕" w:hAnsi="맑은 고딕" w:cs="굴림" w:hint="eastAsia"/>
+                <w:sz w:val="22"/>
+                <w:szCs w:val="22"/>
+              </w:rPr>
+            </w:pPr>
+            <w:proofErr w:type="spellStart"/>
+            <w:r>
+              <w:rPr>
+                <w:rFonts w:ascii="맑은 고딕" w:eastAsia="맑은 고딕" w:hAnsi="맑은 고딕" w:cs="굴림"/>
+                <w:sz w:val="22"/>
+                <w:szCs w:val="22"/>
+              </w:rPr>
+              <w:lastRenderedPageBreak/>
+              <w:t>RandomForest</w:t>
+            </w:r>
+            <w:proofErr w:type="spellEnd"/>
+          </w:p>
+        </w:tc>
+        <w:tc>
+          <w:tcPr>
+            <w:tcW w:w="4111" w:type="dxa"/>
+            <w:tcBorders>
+              <w:top w:val="single" w:sz="4" w:space="0" w:color="auto"/>
+              <w:left w:val="nil"/>
+              <w:bottom w:val="single" w:sz="4" w:space="0" w:color="auto"/>
+              <w:right w:val="single" w:sz="4" w:space="0" w:color="auto"/>
+            </w:tcBorders>
+            <w:shd w:val="clear" w:color="auto" w:fill="FFFFFF" w:themeFill="background1"/>
+            <w:noWrap/>
+            <w:vAlign w:val="center"/>
+          </w:tcPr>
+          <w:p>
+            <w:pPr>
+              <w:spacing w:after="0" w:line="240" w:lineRule="auto"/>
+              <w:jc w:val="center"/>
+              <w:rPr>
+                <w:rFonts w:ascii="맑은 고딕" w:eastAsia="맑은 고딕" w:hAnsi="맑은 고딕" w:cs="굴림"/>
+                <w:sz w:val="22"/>
+                <w:szCs w:val="22"/>
+              </w:rPr>
+            </w:pPr>
+            <w:r>
+              <w:rPr>
+                <w:rFonts w:ascii="맑은 고딕" w:eastAsia="맑은 고딕" w:hAnsi="맑은 고딕" w:cs="굴림"/>
+                <w:sz w:val="22"/>
+                <w:szCs w:val="22"/>
+              </w:rPr>
+              <w:t>V</w:t>
+            </w:r>
+            <w:r>
+              <w:rPr>
+                <w:rFonts w:ascii="맑은 고딕" w:eastAsia="맑은 고딕" w:hAnsi="맑은 고딕" w:cs="굴림" w:hint="eastAsia"/>
+                <w:sz w:val="22"/>
+                <w:szCs w:val="22"/>
+              </w:rPr>
+              <w:t xml:space="preserve">ar3이상치를 </w:t>
+            </w:r>
+            <w:proofErr w:type="spellStart"/>
+            <w:r>
+              <w:rPr>
+                <w:rFonts w:ascii="맑은 고딕" w:eastAsia="맑은 고딕" w:hAnsi="맑은 고딕" w:cs="굴림" w:hint="eastAsia"/>
+                <w:sz w:val="22"/>
+                <w:szCs w:val="22"/>
+              </w:rPr>
+              <w:t>최빈값</w:t>
+            </w:r>
+            <w:proofErr w:type="spellEnd"/>
+            <w:r>
+              <w:rPr>
+                <w:rFonts w:ascii="맑은 고딕" w:eastAsia="맑은 고딕" w:hAnsi="맑은 고딕" w:cs="굴림" w:hint="eastAsia"/>
+                <w:sz w:val="22"/>
+                <w:szCs w:val="22"/>
+              </w:rPr>
+              <w:t xml:space="preserve"> 2로 대체</w:t>
+            </w:r>
+          </w:p>
+          <w:p>
+            <w:pPr>
+              <w:spacing w:after="0" w:line="240" w:lineRule="auto"/>
+              <w:jc w:val="center"/>
+              <w:rPr>
+                <w:rFonts w:ascii="맑은 고딕" w:eastAsia="맑은 고딕" w:hAnsi="맑은 고딕" w:cs="굴림"/>
+                <w:sz w:val="22"/>
+                <w:szCs w:val="22"/>
+              </w:rPr>
+            </w:pPr>
+            <w:proofErr w:type="spellStart"/>
+            <w:r>
+              <w:rPr>
+                <w:rFonts w:ascii="맑은 고딕" w:eastAsia="맑은 고딕" w:hAnsi="맑은 고딕" w:cs="굴림" w:hint="eastAsia"/>
+                <w:sz w:val="22"/>
+                <w:szCs w:val="22"/>
+              </w:rPr>
+              <w:t>StandardScaler</w:t>
+            </w:r>
+            <w:proofErr w:type="spellEnd"/>
+            <w:r>
+              <w:rPr>
+                <w:rFonts w:ascii="맑은 고딕" w:eastAsia="맑은 고딕" w:hAnsi="맑은 고딕" w:cs="굴림" w:hint="eastAsia"/>
+                <w:sz w:val="22"/>
+                <w:szCs w:val="22"/>
+              </w:rPr>
+              <w:t xml:space="preserve"> 적용</w:t>
+            </w:r>
+          </w:p>
+          <w:p>
+            <w:pPr>
+              <w:spacing w:after="0" w:line="240" w:lineRule="auto"/>
+              <w:jc w:val="center"/>
+              <w:rPr>
+                <w:rFonts w:ascii="맑은 고딕" w:eastAsia="맑은 고딕" w:hAnsi="맑은 고딕" w:cs="굴림"/>
+                <w:sz w:val="22"/>
+                <w:szCs w:val="22"/>
+              </w:rPr>
+            </w:pPr>
+            <w:r>
+              <w:rPr>
+                <w:rFonts w:ascii="맑은 고딕" w:eastAsia="맑은 고딕" w:hAnsi="맑은 고딕" w:cs="굴림" w:hint="eastAsia"/>
+                <w:sz w:val="22"/>
+                <w:szCs w:val="22"/>
+              </w:rPr>
+              <w:t xml:space="preserve">행전체가 0인 피처 삭제, </w:t>
+            </w:r>
+            <w:proofErr w:type="spellStart"/>
+            <w:r>
+              <w:rPr>
+                <w:rFonts w:ascii="맑은 고딕" w:eastAsia="맑은 고딕" w:hAnsi="맑은 고딕" w:cs="굴림" w:hint="eastAsia"/>
+                <w:sz w:val="22"/>
+                <w:szCs w:val="22"/>
+              </w:rPr>
+              <w:t>corr</w:t>
+            </w:r>
+            <w:proofErr w:type="spellEnd"/>
+            <w:r>
+              <w:rPr>
+                <w:rFonts w:ascii="맑은 고딕" w:eastAsia="맑은 고딕" w:hAnsi="맑은 고딕" w:cs="굴림" w:hint="eastAsia"/>
+                <w:sz w:val="22"/>
+                <w:szCs w:val="22"/>
+              </w:rPr>
+              <w:t xml:space="preserve"> 비율 0.95이하인 피처 삭제</w:t>
+            </w:r>
+          </w:p>
+        </w:tc>
+        <w:tc>
+          <w:tcPr>
+            <w:tcW w:w="1276" w:type="dxa"/>
+            <w:tcBorders>
+              <w:top w:val="single" w:sz="4" w:space="0" w:color="auto"/>
+              <w:left w:val="nil"/>
+              <w:bottom w:val="single" w:sz="4" w:space="0" w:color="auto"/>
+              <w:right w:val="single" w:sz="4" w:space="0" w:color="auto"/>
+            </w:tcBorders>
+            <w:shd w:val="clear" w:color="auto" w:fill="FFFFFF" w:themeFill="background1"/>
+            <w:noWrap/>
+            <w:vAlign w:val="center"/>
+          </w:tcPr>
+          <w:p>
+            <w:pPr>
+              <w:spacing w:after="0" w:line="240" w:lineRule="auto"/>
+              <w:jc w:val="center"/>
+              <w:rPr>
+                <w:rFonts w:eastAsiaTheme="minorHAnsi"/>
+                <w:sz w:val="22"/>
+                <w:szCs w:val="22"/>
+              </w:rPr>
+            </w:pPr>
+            <w:r>
+              <w:rPr>
+                <w:rFonts w:eastAsiaTheme="minorHAnsi" w:cs="Courier New"/>
+                <w:color w:val="000000"/>
+              </w:rPr>
+              <w:t>0.</w:t>
+            </w:r>
+            <w:r>
+              <w:rPr>
+                <w:rFonts w:eastAsiaTheme="minorHAnsi" w:cs="Courier New"/>
+                <w:color w:val="000000"/>
+                <w:sz w:val="22"/>
+                <w:szCs w:val="22"/>
+              </w:rPr>
+              <w:t>8263</w:t>
+            </w:r>
+          </w:p>
+        </w:tc>
+        <w:tc>
+          <w:tcPr>
+            <w:tcW w:w="1276" w:type="dxa"/>
+            <w:tcBorders>
+              <w:top w:val="single" w:sz="4" w:space="0" w:color="auto"/>
+              <w:left w:val="nil"/>
+              <w:bottom w:val="single" w:sz="4" w:space="0" w:color="auto"/>
+              <w:right w:val="single" w:sz="4" w:space="0" w:color="auto"/>
+            </w:tcBorders>
+            <w:shd w:val="clear" w:color="auto" w:fill="FFFFFF" w:themeFill="background1"/>
+            <w:noWrap/>
+            <w:vAlign w:val="center"/>
+          </w:tcPr>
+          <w:p>
+            <w:pPr>
+              <w:spacing w:after="0" w:line="240" w:lineRule="auto"/>
+              <w:jc w:val="center"/>
+              <w:rPr>
+                <w:rFonts w:ascii="맑은 고딕" w:eastAsia="맑은 고딕" w:hAnsi="맑은 고딕"/>
+                <w:sz w:val="22"/>
+                <w:szCs w:val="22"/>
+              </w:rPr>
+            </w:pPr>
+            <w:r>
+              <w:rPr>
+                <w:rFonts w:ascii="맑은 고딕" w:eastAsia="맑은 고딕" w:hAnsi="맑은 고딕" w:hint="eastAsia"/>
+                <w:color w:val="000000"/>
+                <w:sz w:val="22"/>
+                <w:szCs w:val="22"/>
+              </w:rPr>
+              <w:t>0.2653</w:t>
+            </w:r>
+          </w:p>
+        </w:tc>
+        <w:tc>
+          <w:tcPr>
+            <w:tcW w:w="1422" w:type="dxa"/>
+            <w:tcBorders>
+              <w:top w:val="single" w:sz="4" w:space="0" w:color="auto"/>
+              <w:left w:val="nil"/>
+              <w:bottom w:val="single" w:sz="4" w:space="0" w:color="auto"/>
+              <w:right w:val="single" w:sz="4" w:space="0" w:color="auto"/>
+            </w:tcBorders>
+            <w:shd w:val="clear" w:color="auto" w:fill="FFFFFF" w:themeFill="background1"/>
+            <w:noWrap/>
+            <w:vAlign w:val="center"/>
+          </w:tcPr>
+          <w:p>
+            <w:pPr>
+              <w:spacing w:after="0" w:line="240" w:lineRule="auto"/>
+              <w:jc w:val="center"/>
+              <w:rPr>
+                <w:rFonts w:ascii="맑은 고딕" w:eastAsia="맑은 고딕" w:hAnsi="맑은 고딕"/>
+                <w:sz w:val="22"/>
+                <w:szCs w:val="22"/>
+              </w:rPr>
+            </w:pPr>
+            <w:r>
+              <w:rPr>
+                <w:rFonts w:ascii="맑은 고딕" w:eastAsia="맑은 고딕" w:hAnsi="맑은 고딕" w:hint="eastAsia"/>
+                <w:color w:val="000000"/>
+                <w:sz w:val="22"/>
+                <w:szCs w:val="22"/>
+              </w:rPr>
+              <w:t>0.3953</w:t>
             </w:r>
           </w:p>
         </w:tc>
       </w:tr>
     </w:tbl>
     <w:p>
-      <w:pPr>
-        <w:jc w:val="center"/>
-      </w:pPr>
+      <w:r>
+        <w:rPr>
+          <w:rFonts w:hint="eastAsia"/>
+        </w:rPr>
+        <w:t xml:space="preserve"> </w:t>
+      </w:r>
     </w:p>
     <w:p>
-      <w:pPr>
-        <w:pStyle w:val="3"/>
-      </w:pPr>
       <w:r>
         <w:rPr>
           <w:rFonts w:hint="eastAsia"/>
         </w:rPr>
-        <w:lastRenderedPageBreak/>
-        <w:t>2.5.2 Feature Importance</w:t>
+        <w:t>추가적인 데이터 전 처리 진행 후 유의미한 성능 향상이 되었다.</w:t>
       </w:r>
     </w:p>
     <w:p>
-      <w:pPr>
-        <w:pStyle w:val="4"/>
-      </w:pPr>
       <w:r>
         <w:rPr>
           <w:rFonts w:hint="eastAsia"/>
         </w:rPr>
-        <w:t>2.5.2.1 주요 특성 상위 10개</w:t>
+        <w:t xml:space="preserve"> -</w:t>
+      </w:r>
+      <w:r>
+        <w:rPr>
+          <w:rFonts w:hint="eastAsia"/>
+        </w:rPr>
+        <w:t xml:space="preserve"> </w:t>
+      </w:r>
+      <w:r>
+        <w:rPr>
+          <w:rFonts w:hint="eastAsia"/>
+        </w:rPr>
+        <w:t>모든 모델에서 양성 탐지 능력이 향상되었다.</w:t>
       </w:r>
     </w:p>
     <w:p>
-      <w:pPr>
-        <w:pStyle w:val="4"/>
-      </w:pPr>
       <w:r>
         <w:rPr>
           <w:rFonts w:hint="eastAsia"/>
         </w:rPr>
-        <w:t>2.5.2.2 해석</w:t>
+        <w:t>-</w:t>
+      </w:r>
+      <w:r>
+        <w:rPr>
+          <w:rFonts w:hint="eastAsia"/>
+        </w:rPr>
+        <w:t xml:space="preserve"> </w:t>
+      </w:r>
+      <w:r>
+        <w:t xml:space="preserve">피처 </w:t>
+      </w:r>
+      <w:proofErr w:type="gramStart"/>
+      <w:r>
+        <w:t xml:space="preserve">수 </w:t>
+      </w:r>
+      <w:r>
+        <w:rPr>
+          <w:rFonts w:hint="eastAsia"/>
+        </w:rPr>
+        <w:t>를</w:t>
+      </w:r>
+      <w:proofErr w:type="gramEnd"/>
+      <w:r>
+        <w:rPr>
+          <w:rFonts w:hint="eastAsia"/>
+        </w:rPr>
+        <w:t xml:space="preserve"> 감소시킴으로 </w:t>
+      </w:r>
+      <w:r>
+        <w:t>과적합</w:t>
+      </w:r>
+      <w:r>
+        <w:rPr>
+          <w:rFonts w:hint="eastAsia"/>
+        </w:rPr>
+        <w:t>을</w:t>
+      </w:r>
+      <w:r>
+        <w:t xml:space="preserve"> 방지</w:t>
+      </w:r>
+      <w:r>
+        <w:rPr>
+          <w:rFonts w:hint="eastAsia"/>
+        </w:rPr>
+        <w:t>하였다.</w:t>
       </w:r>
     </w:p>
     <w:p>
       <w:pPr>
-        <w:pStyle w:val="3"/>
-      </w:pPr>
-      <w:r>
-        <w:rPr>
-          <w:rFonts w:hint="eastAsia"/>
-        </w:rPr>
-        <w:t>2.5.3 예측 결과 분석</w:t>
-      </w:r>
-    </w:p>
-    <w:p>
-      <w:pPr>
-        <w:pStyle w:val="4"/>
-      </w:pPr>
-      <w:r>
-        <w:rPr>
-          <w:rFonts w:hint="eastAsia"/>
-        </w:rPr>
-        <w:t>2.5.3.1 예측 vs 실제 비교</w:t>
-      </w:r>
-    </w:p>
-    <w:p>
-      <w:pPr>
-        <w:pStyle w:val="4"/>
-      </w:pPr>
-      <w:r>
-        <w:rPr>
-          <w:rFonts w:hint="eastAsia"/>
-        </w:rPr>
-        <w:t>2.5.3.2 오차 분석</w:t>
-      </w:r>
-    </w:p>
-    <w:p>
-      <w:pPr>
-        <w:pStyle w:val="4"/>
-      </w:pPr>
-      <w:r>
-        <w:rPr>
-          <w:rFonts w:hint="eastAsia"/>
-        </w:rPr>
-        <w:t>2.5.3.3 문제적 파악</w:t>
-      </w:r>
-    </w:p>
-    <w:p>
-      <w:pPr>
-        <w:pStyle w:val="3"/>
-      </w:pPr>
-      <w:r>
-        <w:rPr>
-          <w:rFonts w:hint="eastAsia"/>
-        </w:rPr>
-        <w:t>2.5.4 모델 해석</w:t>
-      </w:r>
-    </w:p>
-    <w:p>
-      <w:pPr>
-        <w:pStyle w:val="4"/>
-      </w:pPr>
-      <w:r>
-        <w:rPr>
-          <w:rFonts w:hint="eastAsia"/>
-        </w:rPr>
-        <w:t xml:space="preserve">2.5.4.1 </w:t>
-      </w:r>
-      <w:proofErr w:type="gramStart"/>
-      <w:r>
-        <w:rPr>
-          <w:rFonts w:hint="eastAsia"/>
-        </w:rPr>
-        <w:t>SHAP/ LIME</w:t>
-      </w:r>
-      <w:proofErr w:type="gramEnd"/>
-      <w:r>
-        <w:rPr>
-          <w:rFonts w:hint="eastAsia"/>
-        </w:rPr>
-        <w:t xml:space="preserve"> 등 해석 방법</w:t>
-      </w:r>
-    </w:p>
-    <w:p>
-      <w:pPr>
-        <w:pStyle w:val="4"/>
-      </w:pPr>
-      <w:r>
-        <w:rPr>
-          <w:rFonts w:hint="eastAsia"/>
-        </w:rPr>
-        <w:t>2.5.4.2 주요 인사이트</w:t>
-      </w:r>
-    </w:p>
-    <w:p>
+        <w:jc w:val="center"/>
+      </w:pPr>
       <w:r>
         <w:rPr>
           <w:noProof/>
         </w:rPr>
         <w:drawing>
-          <wp:inline distT="0" distB="0" distL="0" distR="0" wp14:anchorId="2FE3CE08" wp14:editId="51A90833">
-            <wp:extent cx="2821521" cy="3076575"/>
-            <wp:effectExtent l="0" t="0" r="0" b="0"/>
-            <wp:docPr id="1236559126" name="그림 1" descr="텍스트, 스크린샷, 소프트웨어, 멀티미디어 소프트웨어이(가) 표시된 사진&#10;&#10;AI 생성 콘텐츠는 정확하지 않을 수 있습니다."/>
+          <wp:inline distT="0" distB="0" distL="0" distR="0" wp14:anchorId="441CB7AF" wp14:editId="490A31D3">
+            <wp:extent cx="5114925" cy="4248150"/>
+            <wp:effectExtent l="0" t="0" r="9525" b="0"/>
+            <wp:docPr id="812889281" name="그림 1"/>
             <wp:cNvGraphicFramePr>
               <a:graphicFrameLocks xmlns:a="http://schemas.openxmlformats.org/drawingml/2006/main" noChangeAspect="1"/>
             </wp:cNvGraphicFramePr>
@@ -1911,23 +3251,36 @@
               <a:graphicData uri="http://schemas.openxmlformats.org/drawingml/2006/picture">
                 <pic:pic xmlns:pic="http://schemas.openxmlformats.org/drawingml/2006/picture">
                   <pic:nvPicPr>
-                    <pic:cNvPr id="1236559126" name="그림 1" descr="텍스트, 스크린샷, 소프트웨어, 멀티미디어 소프트웨어이(가) 표시된 사진&#10;&#10;AI 생성 콘텐츠는 정확하지 않을 수 있습니다."/>
-                    <pic:cNvPicPr/>
+                    <pic:cNvPr id="0" name="Picture 1"/>
+                    <pic:cNvPicPr>
+                      <a:picLocks noChangeAspect="1" noChangeArrowheads="1"/>
+                    </pic:cNvPicPr>
                   </pic:nvPicPr>
                   <pic:blipFill>
-                    <a:blip r:embed="rId9"/>
+                    <a:blip r:embed="rId9">
+                      <a:extLst>
+                        <a:ext uri="{28A0092B-C50C-407E-A947-70E740481C1C}">
+                          <a14:useLocalDpi xmlns:a14="http://schemas.microsoft.com/office/drawing/2010/main" val="0"/>
+                        </a:ext>
+                      </a:extLst>
+                    </a:blip>
+                    <a:srcRect/>
                     <a:stretch>
                       <a:fillRect/>
                     </a:stretch>
                   </pic:blipFill>
-                  <pic:spPr>
+                  <pic:spPr bwMode="auto">
                     <a:xfrm>
                       <a:off x="0" y="0"/>
-                      <a:ext cx="2836134" cy="3092509"/>
+                      <a:ext cx="5114925" cy="4248150"/>
                     </a:xfrm>
                     <a:prstGeom prst="rect">
                       <a:avLst/>
                     </a:prstGeom>
+                    <a:noFill/>
+                    <a:ln>
+                      <a:noFill/>
+                    </a:ln>
                   </pic:spPr>
                 </pic:pic>
               </a:graphicData>
@@ -1937,62 +3290,1788 @@
       </w:r>
     </w:p>
     <w:p>
-      <w:r>
+      <w:pPr>
+        <w:jc w:val="center"/>
         <w:rPr>
           <w:rFonts w:hint="eastAsia"/>
         </w:rPr>
-        <w:t xml:space="preserve">[그림 </w:t>
-      </w:r>
+      </w:pPr>
       <w:r>
         <w:rPr>
           <w:rFonts w:hint="eastAsia"/>
         </w:rPr>
-        <w:t>1</w:t>
+        <w:t>[그림 2.5.1.</w:t>
       </w:r>
       <w:r>
         <w:rPr>
           <w:rFonts w:hint="eastAsia"/>
         </w:rPr>
-        <w:t>.</w:t>
+        <w:t>2</w:t>
       </w:r>
       <w:r>
         <w:rPr>
           <w:rFonts w:hint="eastAsia"/>
         </w:rPr>
-        <w:t>1</w:t>
+        <w:t xml:space="preserve"> </w:t>
       </w:r>
       <w:r>
         <w:rPr>
           <w:rFonts w:hint="eastAsia"/>
         </w:rPr>
-        <w:t>.</w:t>
+        <w:t>threshold별 삭제 컬럼 수</w:t>
       </w:r>
       <w:r>
         <w:rPr>
           <w:rFonts w:hint="eastAsia"/>
         </w:rPr>
-        <w:t>1.1</w:t>
-      </w:r>
-      <w:r>
+        <w:t>]</w:t>
+      </w:r>
+    </w:p>
+    <w:p>
+      <w:pPr>
         <w:rPr>
           <w:rFonts w:hint="eastAsia"/>
         </w:rPr>
+      </w:pPr>
+      <w:r>
+        <w:rPr>
+          <w:rFonts w:hint="eastAsia"/>
+        </w:rPr>
+        <w:t>-</w:t>
+      </w:r>
+      <w:r>
+        <w:t xml:space="preserve"> 정보성</w:t>
+      </w:r>
+      <w:r>
+        <w:rPr>
+          <w:rFonts w:hint="eastAsia"/>
+        </w:rPr>
+        <w:t>이</w:t>
+      </w:r>
+      <w:r>
+        <w:t xml:space="preserve"> 높은 피처만 남</w:t>
+      </w:r>
+      <w:r>
+        <w:rPr>
+          <w:rFonts w:hint="eastAsia"/>
+        </w:rPr>
+        <w:t>겼</w:t>
+      </w:r>
+      <w:r>
+        <w:rPr>
+          <w:rFonts w:hint="eastAsia"/>
+        </w:rPr>
+        <w:t>으</w:t>
+      </w:r>
+      <w:r>
+        <w:rPr>
+          <w:rFonts w:hint="eastAsia"/>
+        </w:rPr>
+        <w:t>므</w:t>
+      </w:r>
+      <w:r>
+        <w:rPr>
+          <w:rFonts w:hint="eastAsia"/>
+        </w:rPr>
+        <w:t>로</w:t>
+      </w:r>
+      <w:r>
+        <w:t xml:space="preserve"> 일반화 능력</w:t>
+      </w:r>
+      <w:r>
+        <w:rPr>
+          <w:rFonts w:hint="eastAsia"/>
+        </w:rPr>
+        <w:t>이</w:t>
+      </w:r>
+      <w:r>
+        <w:t xml:space="preserve"> 향상</w:t>
+      </w:r>
+      <w:r>
+        <w:rPr>
+          <w:rFonts w:hint="eastAsia"/>
+        </w:rPr>
+        <w:t>되었다.</w:t>
+      </w:r>
+    </w:p>
+    <w:tbl>
+      <w:tblPr>
+        <w:tblStyle w:val="af3"/>
+        <w:tblW w:w="0" w:type="auto"/>
+        <w:tblLook w:val="04A0" w:firstRow="1" w:lastRow="0" w:firstColumn="1" w:lastColumn="0" w:noHBand="0" w:noVBand="1"/>
+      </w:tblPr>
+      <w:tblGrid>
+        <w:gridCol w:w="2614"/>
+        <w:gridCol w:w="2614"/>
+        <w:gridCol w:w="2614"/>
+        <w:gridCol w:w="2614"/>
+      </w:tblGrid>
+      <w:tr>
+        <w:tc>
+          <w:tcPr>
+            <w:tcW w:w="2614" w:type="dxa"/>
+            <w:vAlign w:val="center"/>
+          </w:tcPr>
+          <w:p>
+            <w:pPr>
+              <w:rPr>
+                <w:rFonts w:hint="eastAsia"/>
+              </w:rPr>
+            </w:pPr>
+            <w:r>
+              <w:rPr>
+                <w:b/>
+                <w:bCs/>
+              </w:rPr>
+              <w:t>모델</w:t>
+            </w:r>
+          </w:p>
+        </w:tc>
+        <w:tc>
+          <w:tcPr>
+            <w:tcW w:w="2614" w:type="dxa"/>
+            <w:vAlign w:val="center"/>
+          </w:tcPr>
+          <w:p>
+            <w:pPr>
+              <w:rPr>
+                <w:rFonts w:hint="eastAsia"/>
+              </w:rPr>
+            </w:pPr>
+            <w:r>
+              <w:rPr>
+                <w:b/>
+                <w:bCs/>
+              </w:rPr>
+              <w:t>ROC-AUC 변화</w:t>
+            </w:r>
+          </w:p>
+        </w:tc>
+        <w:tc>
+          <w:tcPr>
+            <w:tcW w:w="2614" w:type="dxa"/>
+            <w:vAlign w:val="center"/>
+          </w:tcPr>
+          <w:p>
+            <w:pPr>
+              <w:rPr>
+                <w:rFonts w:hint="eastAsia"/>
+              </w:rPr>
+            </w:pPr>
+            <w:r>
+              <w:rPr>
+                <w:b/>
+                <w:bCs/>
+              </w:rPr>
+              <w:t>F1-Score 변화</w:t>
+            </w:r>
+          </w:p>
+        </w:tc>
+        <w:tc>
+          <w:tcPr>
+            <w:tcW w:w="2614" w:type="dxa"/>
+            <w:vAlign w:val="center"/>
+          </w:tcPr>
+          <w:p>
+            <w:pPr>
+              <w:rPr>
+                <w:rFonts w:hint="eastAsia"/>
+              </w:rPr>
+            </w:pPr>
+            <w:r>
+              <w:rPr>
+                <w:b/>
+                <w:bCs/>
+              </w:rPr>
+              <w:t>Recall 변화</w:t>
+            </w:r>
+          </w:p>
+        </w:tc>
+      </w:tr>
+      <w:tr>
+        <w:tc>
+          <w:tcPr>
+            <w:tcW w:w="2614" w:type="dxa"/>
+            <w:vAlign w:val="center"/>
+          </w:tcPr>
+          <w:p>
+            <w:pPr>
+              <w:rPr>
+                <w:rFonts w:hint="eastAsia"/>
+              </w:rPr>
+            </w:pPr>
+            <w:proofErr w:type="spellStart"/>
+            <w:r>
+              <w:rPr>
+                <w:rStyle w:val="ad"/>
+              </w:rPr>
+              <w:t>XGBoost</w:t>
+            </w:r>
+            <w:proofErr w:type="spellEnd"/>
+          </w:p>
+        </w:tc>
+        <w:tc>
+          <w:tcPr>
+            <w:tcW w:w="2614" w:type="dxa"/>
+            <w:vAlign w:val="center"/>
+          </w:tcPr>
+          <w:p>
+            <w:pPr>
+              <w:rPr>
+                <w:rFonts w:hint="eastAsia"/>
+              </w:rPr>
+            </w:pPr>
+            <w:r>
+              <w:t>0.8509 → 0.8402 (↓0.0107)</w:t>
+            </w:r>
+          </w:p>
+        </w:tc>
+        <w:tc>
+          <w:tcPr>
+            <w:tcW w:w="2614" w:type="dxa"/>
+            <w:vAlign w:val="center"/>
+          </w:tcPr>
+          <w:p>
+            <w:pPr>
+              <w:rPr>
+                <w:rFonts w:hint="eastAsia"/>
+              </w:rPr>
+            </w:pPr>
+            <w:r>
+              <w:t>0.2974 → 0.535 (↑</w:t>
+            </w:r>
+            <w:r>
+              <w:rPr>
+                <w:rStyle w:val="ad"/>
+              </w:rPr>
+              <w:t>0.2376</w:t>
+            </w:r>
+            <w:r>
+              <w:t>)</w:t>
+            </w:r>
+          </w:p>
+        </w:tc>
+        <w:tc>
+          <w:tcPr>
+            <w:tcW w:w="2614" w:type="dxa"/>
+            <w:vAlign w:val="center"/>
+          </w:tcPr>
+          <w:p>
+            <w:pPr>
+              <w:rPr>
+                <w:rFonts w:hint="eastAsia"/>
+              </w:rPr>
+            </w:pPr>
+            <w:r>
+              <w:t>0.515 → 0.7425 (↑</w:t>
+            </w:r>
+            <w:r>
+              <w:rPr>
+                <w:rStyle w:val="ad"/>
+              </w:rPr>
+              <w:t>0.2275</w:t>
+            </w:r>
+            <w:r>
+              <w:t>)</w:t>
+            </w:r>
+          </w:p>
+        </w:tc>
+      </w:tr>
+      <w:tr>
+        <w:tc>
+          <w:tcPr>
+            <w:tcW w:w="2614" w:type="dxa"/>
+            <w:vAlign w:val="center"/>
+          </w:tcPr>
+          <w:p>
+            <w:pPr>
+              <w:rPr>
+                <w:rFonts w:hint="eastAsia"/>
+              </w:rPr>
+            </w:pPr>
+            <w:proofErr w:type="spellStart"/>
+            <w:r>
+              <w:rPr>
+                <w:rStyle w:val="ad"/>
+              </w:rPr>
+              <w:t>LightGBM</w:t>
+            </w:r>
+            <w:proofErr w:type="spellEnd"/>
+          </w:p>
+        </w:tc>
+        <w:tc>
+          <w:tcPr>
+            <w:tcW w:w="2614" w:type="dxa"/>
+            <w:vAlign w:val="center"/>
+          </w:tcPr>
+          <w:p>
+            <w:pPr>
+              <w:rPr>
+                <w:rFonts w:hint="eastAsia"/>
+              </w:rPr>
+            </w:pPr>
+            <w:r>
+              <w:t>0.8438 → 0.8452 (↑0.0014)</w:t>
+            </w:r>
+          </w:p>
+        </w:tc>
+        <w:tc>
+          <w:tcPr>
+            <w:tcW w:w="2614" w:type="dxa"/>
+            <w:vAlign w:val="center"/>
+          </w:tcPr>
+          <w:p>
+            <w:pPr>
+              <w:rPr>
+                <w:rFonts w:hint="eastAsia"/>
+              </w:rPr>
+            </w:pPr>
+            <w:r>
+              <w:t>0.0099 → 0.287 (↑</w:t>
+            </w:r>
+            <w:r>
+              <w:rPr>
+                <w:rStyle w:val="ad"/>
+              </w:rPr>
+              <w:t>0.2771</w:t>
+            </w:r>
+            <w:r>
+              <w:t>)</w:t>
+            </w:r>
+          </w:p>
+        </w:tc>
+        <w:tc>
+          <w:tcPr>
+            <w:tcW w:w="2614" w:type="dxa"/>
+            <w:vAlign w:val="center"/>
+          </w:tcPr>
+          <w:p>
+            <w:pPr>
+              <w:rPr>
+                <w:rFonts w:hint="eastAsia"/>
+              </w:rPr>
+            </w:pPr>
+            <w:r>
+              <w:t>0.005 → 0.5598 (↑</w:t>
+            </w:r>
+            <w:r>
+              <w:rPr>
+                <w:rStyle w:val="ad"/>
+              </w:rPr>
+              <w:t>0.5548</w:t>
+            </w:r>
+            <w:r>
+              <w:t>)</w:t>
+            </w:r>
+          </w:p>
+        </w:tc>
+      </w:tr>
+      <w:tr>
+        <w:tc>
+          <w:tcPr>
+            <w:tcW w:w="2614" w:type="dxa"/>
+            <w:vAlign w:val="center"/>
+          </w:tcPr>
+          <w:p>
+            <w:pPr>
+              <w:rPr>
+                <w:rFonts w:hint="eastAsia"/>
+              </w:rPr>
+            </w:pPr>
+            <w:proofErr w:type="spellStart"/>
+            <w:r>
+              <w:rPr>
+                <w:rStyle w:val="ad"/>
+              </w:rPr>
+              <w:t>LogisticRegression</w:t>
+            </w:r>
+            <w:proofErr w:type="spellEnd"/>
+          </w:p>
+        </w:tc>
+        <w:tc>
+          <w:tcPr>
+            <w:tcW w:w="2614" w:type="dxa"/>
+            <w:vAlign w:val="center"/>
+          </w:tcPr>
+          <w:p>
+            <w:pPr>
+              <w:rPr>
+                <w:rFonts w:hint="eastAsia"/>
+              </w:rPr>
+            </w:pPr>
+            <w:r>
+              <w:t>0.8051 → 0.8063 (↑0.0012)</w:t>
+            </w:r>
+          </w:p>
+        </w:tc>
+        <w:tc>
+          <w:tcPr>
+            <w:tcW w:w="2614" w:type="dxa"/>
+            <w:vAlign w:val="center"/>
+          </w:tcPr>
+          <w:p>
+            <w:pPr>
+              <w:rPr>
+                <w:rFonts w:hint="eastAsia"/>
+              </w:rPr>
+            </w:pPr>
+            <w:r>
+              <w:t>0.0129 → 0.1617 (↑</w:t>
+            </w:r>
+            <w:r>
+              <w:rPr>
+                <w:rStyle w:val="ad"/>
+              </w:rPr>
+              <w:t>0.1488</w:t>
+            </w:r>
+            <w:r>
+              <w:t>)</w:t>
+            </w:r>
+          </w:p>
+        </w:tc>
+        <w:tc>
+          <w:tcPr>
+            <w:tcW w:w="2614" w:type="dxa"/>
+            <w:vAlign w:val="center"/>
+          </w:tcPr>
+          <w:p>
+            <w:pPr>
+              <w:rPr>
+                <w:rFonts w:hint="eastAsia"/>
+              </w:rPr>
+            </w:pPr>
+            <w:r>
+              <w:t>0.0066 → 0.7724 (↑</w:t>
+            </w:r>
+            <w:r>
+              <w:rPr>
+                <w:rStyle w:val="ad"/>
+              </w:rPr>
+              <w:t>0.7658</w:t>
+            </w:r>
+            <w:r>
+              <w:t>)</w:t>
+            </w:r>
+          </w:p>
+        </w:tc>
+      </w:tr>
+      <w:tr>
+        <w:tc>
+          <w:tcPr>
+            <w:tcW w:w="2614" w:type="dxa"/>
+            <w:vAlign w:val="center"/>
+          </w:tcPr>
+          <w:p>
+            <w:pPr>
+              <w:rPr>
+                <w:rFonts w:hint="eastAsia"/>
+              </w:rPr>
+            </w:pPr>
+            <w:proofErr w:type="spellStart"/>
+            <w:r>
+              <w:rPr>
+                <w:rStyle w:val="ad"/>
+              </w:rPr>
+              <w:lastRenderedPageBreak/>
+              <w:t>RandomForest</w:t>
+            </w:r>
+            <w:proofErr w:type="spellEnd"/>
+          </w:p>
+        </w:tc>
+        <w:tc>
+          <w:tcPr>
+            <w:tcW w:w="2614" w:type="dxa"/>
+            <w:vAlign w:val="center"/>
+          </w:tcPr>
+          <w:p>
+            <w:pPr>
+              <w:rPr>
+                <w:rFonts w:hint="eastAsia"/>
+              </w:rPr>
+            </w:pPr>
+            <w:r>
+              <w:t>0.8422 → 0.8263 (↓0.0159)</w:t>
+            </w:r>
+          </w:p>
+        </w:tc>
+        <w:tc>
+          <w:tcPr>
+            <w:tcW w:w="2614" w:type="dxa"/>
+            <w:vAlign w:val="center"/>
+          </w:tcPr>
+          <w:p>
+            <w:pPr>
+              <w:rPr>
+                <w:rFonts w:hint="eastAsia"/>
+              </w:rPr>
+            </w:pPr>
+            <w:r>
+              <w:t>0.0163 → 0.2653 (↑</w:t>
+            </w:r>
+            <w:r>
+              <w:rPr>
+                <w:rStyle w:val="ad"/>
+              </w:rPr>
+              <w:t>0.2490</w:t>
+            </w:r>
+            <w:r>
+              <w:t>)</w:t>
+            </w:r>
+          </w:p>
+        </w:tc>
+        <w:tc>
+          <w:tcPr>
+            <w:tcW w:w="2614" w:type="dxa"/>
+            <w:vAlign w:val="center"/>
+          </w:tcPr>
+          <w:p>
+            <w:pPr>
+              <w:rPr>
+                <w:rFonts w:hint="eastAsia"/>
+              </w:rPr>
+            </w:pPr>
+            <w:r>
+              <w:t>0.0083 → 0.3953 (↑</w:t>
+            </w:r>
+            <w:r>
+              <w:rPr>
+                <w:rStyle w:val="ad"/>
+              </w:rPr>
+              <w:t>0.3870</w:t>
+            </w:r>
+            <w:r>
+              <w:t>)</w:t>
+            </w:r>
+          </w:p>
+        </w:tc>
+      </w:tr>
+    </w:tbl>
+    <w:p/>
+    <w:p>
+      <w:pPr>
+        <w:pStyle w:val="3"/>
+      </w:pPr>
+      <w:r>
+        <w:rPr>
+          <w:rFonts w:hint="eastAsia"/>
+        </w:rPr>
+        <w:t>2.5.2 Feature Importance</w:t>
+      </w:r>
+    </w:p>
+    <w:p>
+      <w:pPr>
+        <w:pStyle w:val="4"/>
+        <w:rPr>
+          <w:rFonts w:hint="eastAsia"/>
+        </w:rPr>
+      </w:pPr>
+      <w:r>
+        <w:rPr>
+          <w:rFonts w:hint="eastAsia"/>
+        </w:rPr>
+        <w:t>2.5.2.1 주요 특성 상위 10개</w:t>
+      </w:r>
+    </w:p>
+    <w:p>
+      <w:pPr>
+        <w:pStyle w:val="4"/>
+        <w:rPr>
+          <w:rFonts w:hint="eastAsia"/>
+        </w:rPr>
+      </w:pPr>
+      <w:r>
+        <w:rPr>
+          <w:noProof/>
+        </w:rPr>
+        <w:drawing>
+          <wp:anchor distT="0" distB="0" distL="114300" distR="114300" simplePos="0" relativeHeight="251658240" behindDoc="1" locked="0" layoutInCell="1" allowOverlap="0" wp14:anchorId="21E265FB" wp14:editId="54962A60">
+            <wp:simplePos x="0" y="0"/>
+            <wp:positionH relativeFrom="margin">
+              <wp:align>center</wp:align>
+            </wp:positionH>
+            <wp:positionV relativeFrom="page">
+              <wp:posOffset>2069465</wp:posOffset>
+            </wp:positionV>
+            <wp:extent cx="6476527" cy="5116131"/>
+            <wp:effectExtent l="0" t="0" r="635" b="8890"/>
+            <wp:wrapNone/>
+            <wp:docPr id="1641679381" name="그림 4"/>
+            <wp:cNvGraphicFramePr>
+              <a:graphicFrameLocks xmlns:a="http://schemas.openxmlformats.org/drawingml/2006/main" noChangeAspect="1"/>
+            </wp:cNvGraphicFramePr>
+            <a:graphic xmlns:a="http://schemas.openxmlformats.org/drawingml/2006/main">
+              <a:graphicData uri="http://schemas.openxmlformats.org/drawingml/2006/picture">
+                <pic:pic xmlns:pic="http://schemas.openxmlformats.org/drawingml/2006/picture">
+                  <pic:nvPicPr>
+                    <pic:cNvPr id="1641679381" name="그림 4"/>
+                    <pic:cNvPicPr>
+                      <a:picLocks noChangeAspect="1" noChangeArrowheads="1"/>
+                    </pic:cNvPicPr>
+                  </pic:nvPicPr>
+                  <pic:blipFill>
+                    <a:blip r:embed="rId10" cstate="print">
+                      <a:extLst>
+                        <a:ext uri="{28A0092B-C50C-407E-A947-70E740481C1C}">
+                          <a14:useLocalDpi xmlns:a14="http://schemas.microsoft.com/office/drawing/2010/main" val="0"/>
+                        </a:ext>
+                      </a:extLst>
+                    </a:blip>
+                    <a:stretch>
+                      <a:fillRect/>
+                    </a:stretch>
+                  </pic:blipFill>
+                  <pic:spPr bwMode="auto">
+                    <a:xfrm>
+                      <a:off x="0" y="0"/>
+                      <a:ext cx="6476527" cy="5116131"/>
+                    </a:xfrm>
+                    <a:prstGeom prst="rect">
+                      <a:avLst/>
+                    </a:prstGeom>
+                    <a:noFill/>
+                    <a:ln>
+                      <a:noFill/>
+                    </a:ln>
+                  </pic:spPr>
+                </pic:pic>
+              </a:graphicData>
+            </a:graphic>
+            <wp14:sizeRelH relativeFrom="page">
+              <wp14:pctWidth>0</wp14:pctWidth>
+            </wp14:sizeRelH>
+            <wp14:sizeRelV relativeFrom="page">
+              <wp14:pctHeight>0</wp14:pctHeight>
+            </wp14:sizeRelV>
+          </wp:anchor>
+        </w:drawing>
+      </w:r>
+    </w:p>
+    <w:p>
+      <w:pPr>
+        <w:pStyle w:val="4"/>
+      </w:pPr>
+    </w:p>
+    <w:p>
+      <w:pPr>
+        <w:pStyle w:val="4"/>
+      </w:pPr>
+    </w:p>
+    <w:p>
+      <w:pPr>
+        <w:pStyle w:val="4"/>
+      </w:pPr>
+    </w:p>
+    <w:p>
+      <w:pPr>
+        <w:pStyle w:val="4"/>
+      </w:pPr>
+    </w:p>
+    <w:p>
+      <w:pPr>
+        <w:pStyle w:val="4"/>
+      </w:pPr>
+    </w:p>
+    <w:p>
+      <w:pPr>
+        <w:pStyle w:val="4"/>
+      </w:pPr>
+    </w:p>
+    <w:p/>
+    <w:p/>
+    <w:p/>
+    <w:p/>
+    <w:p/>
+    <w:p/>
+    <w:p/>
+    <w:p>
+      <w:pPr>
+        <w:rPr>
+          <w:rFonts w:hint="eastAsia"/>
+        </w:rPr>
+      </w:pPr>
+      <w:r>
+        <w:rPr>
+          <w:rFonts w:hint="eastAsia"/>
+        </w:rPr>
+        <w:t>[그림 2.5.</w:t>
+      </w:r>
+      <w:r>
+        <w:rPr>
+          <w:rFonts w:hint="eastAsia"/>
+        </w:rPr>
+        <w:t>2</w:t>
+      </w:r>
+      <w:r>
+        <w:rPr>
+          <w:rFonts w:hint="eastAsia"/>
+        </w:rPr>
+        <w:t xml:space="preserve">.1 </w:t>
+      </w:r>
+      <w:r>
+        <w:rPr>
+          <w:rFonts w:hint="eastAsia"/>
+        </w:rPr>
+        <w:t>모델 별 피처 중요도 비교</w:t>
+      </w:r>
+      <w:r>
+        <w:rPr>
+          <w:rFonts w:hint="eastAsia"/>
+        </w:rPr>
+        <w:t>]</w:t>
+      </w:r>
+    </w:p>
+    <w:p>
+      <w:pPr>
+        <w:pStyle w:val="4"/>
+      </w:pPr>
+      <w:r>
+        <w:rPr>
+          <w:rFonts w:hint="eastAsia"/>
+        </w:rPr>
+        <w:t>2.5.2.2 해석</w:t>
+      </w:r>
+    </w:p>
+    <w:p>
+      <w:pPr>
+        <w:rPr>
+          <w:rFonts w:hint="eastAsia"/>
+        </w:rPr>
+      </w:pPr>
+      <w:r>
+        <w:rPr>
+          <w:rFonts w:hint="eastAsia"/>
+        </w:rPr>
+        <w:t>각 모델 별 피처중요도가 가장 높은 순</w:t>
+      </w:r>
+    </w:p>
+    <w:tbl>
+      <w:tblPr>
+        <w:tblStyle w:val="af3"/>
+        <w:tblW w:w="0" w:type="auto"/>
+        <w:tblLook w:val="04A0" w:firstRow="1" w:lastRow="0" w:firstColumn="1" w:lastColumn="0" w:noHBand="0" w:noVBand="1"/>
+      </w:tblPr>
+      <w:tblGrid>
+        <w:gridCol w:w="637"/>
+        <w:gridCol w:w="2375"/>
+        <w:gridCol w:w="2374"/>
+        <w:gridCol w:w="2498"/>
+        <w:gridCol w:w="2572"/>
+      </w:tblGrid>
+      <w:tr>
+        <w:tc>
+          <w:tcPr>
+            <w:tcW w:w="636" w:type="dxa"/>
+          </w:tcPr>
+          <w:p>
+            <w:pPr>
+              <w:jc w:val="center"/>
+              <w:rPr>
+                <w:rFonts w:hint="eastAsia"/>
+              </w:rPr>
+            </w:pPr>
+            <w:r>
+              <w:rPr>
+                <w:rFonts w:hint="eastAsia"/>
+              </w:rPr>
+              <w:t>순위</w:t>
+            </w:r>
+          </w:p>
+        </w:tc>
+        <w:tc>
+          <w:tcPr>
+            <w:tcW w:w="2535" w:type="dxa"/>
+          </w:tcPr>
+          <w:p>
+            <w:pPr>
+              <w:jc w:val="center"/>
+              <w:rPr>
+                <w:rFonts w:hint="eastAsia"/>
+              </w:rPr>
+            </w:pPr>
+            <w:proofErr w:type="spellStart"/>
+            <w:r>
+              <w:rPr>
+                <w:rFonts w:hint="eastAsia"/>
+              </w:rPr>
+              <w:t>XGBoost</w:t>
+            </w:r>
+            <w:proofErr w:type="spellEnd"/>
+          </w:p>
+        </w:tc>
+        <w:tc>
+          <w:tcPr>
+            <w:tcW w:w="2534" w:type="dxa"/>
+          </w:tcPr>
+          <w:p>
+            <w:pPr>
+              <w:jc w:val="center"/>
+              <w:rPr>
+                <w:rFonts w:hint="eastAsia"/>
+              </w:rPr>
+            </w:pPr>
+            <w:proofErr w:type="spellStart"/>
+            <w:r>
+              <w:rPr>
+                <w:rFonts w:hint="eastAsia"/>
+              </w:rPr>
+              <w:t>LightGBM</w:t>
+            </w:r>
+            <w:proofErr w:type="spellEnd"/>
+          </w:p>
+        </w:tc>
+        <w:tc>
+          <w:tcPr>
+            <w:tcW w:w="2636" w:type="dxa"/>
+          </w:tcPr>
+          <w:p>
+            <w:pPr>
+              <w:jc w:val="center"/>
+              <w:rPr>
+                <w:rFonts w:hint="eastAsia"/>
+              </w:rPr>
+            </w:pPr>
+            <w:proofErr w:type="spellStart"/>
+            <w:r>
+              <w:rPr>
+                <w:rFonts w:hint="eastAsia"/>
+              </w:rPr>
+              <w:t>RandomForest</w:t>
+            </w:r>
+            <w:proofErr w:type="spellEnd"/>
+          </w:p>
+        </w:tc>
+        <w:tc>
+          <w:tcPr>
+            <w:tcW w:w="2115" w:type="dxa"/>
+          </w:tcPr>
+          <w:p>
+            <w:pPr>
+              <w:jc w:val="center"/>
+              <w:rPr>
+                <w:rFonts w:hint="eastAsia"/>
+              </w:rPr>
+            </w:pPr>
+            <w:proofErr w:type="spellStart"/>
+            <w:r>
+              <w:rPr>
+                <w:rFonts w:hint="eastAsia"/>
+              </w:rPr>
+              <w:t>LogisticRegression</w:t>
+            </w:r>
+            <w:proofErr w:type="spellEnd"/>
+          </w:p>
+        </w:tc>
+      </w:tr>
+      <w:tr>
+        <w:tc>
+          <w:tcPr>
+            <w:tcW w:w="636" w:type="dxa"/>
+          </w:tcPr>
+          <w:p>
+            <w:pPr>
+              <w:rPr>
+                <w:rFonts w:hint="eastAsia"/>
+              </w:rPr>
+            </w:pPr>
+            <w:r>
+              <w:t xml:space="preserve">1위 </w:t>
+            </w:r>
+          </w:p>
+        </w:tc>
+        <w:tc>
+          <w:tcPr>
+            <w:tcW w:w="2535" w:type="dxa"/>
+          </w:tcPr>
+          <w:p>
+            <w:pPr>
+              <w:jc w:val="center"/>
+              <w:rPr>
+                <w:rFonts w:hint="eastAsia"/>
+              </w:rPr>
+            </w:pPr>
+            <w:r>
+              <w:t>saldo_var30</w:t>
+            </w:r>
+          </w:p>
+        </w:tc>
+        <w:tc>
+          <w:tcPr>
+            <w:tcW w:w="2534" w:type="dxa"/>
+          </w:tcPr>
+          <w:p>
+            <w:pPr>
+              <w:jc w:val="center"/>
+              <w:rPr>
+                <w:rFonts w:hint="eastAsia"/>
+              </w:rPr>
+            </w:pPr>
+            <w:r>
+              <w:t>var38</w:t>
+            </w:r>
+          </w:p>
+        </w:tc>
+        <w:tc>
+          <w:tcPr>
+            <w:tcW w:w="2636" w:type="dxa"/>
+          </w:tcPr>
+          <w:p>
+            <w:pPr>
+              <w:jc w:val="center"/>
+              <w:rPr>
+                <w:rFonts w:hint="eastAsia"/>
+              </w:rPr>
+            </w:pPr>
+            <w:r>
+              <w:t>var15</w:t>
+            </w:r>
+          </w:p>
+        </w:tc>
+        <w:tc>
+          <w:tcPr>
+            <w:tcW w:w="2115" w:type="dxa"/>
+          </w:tcPr>
+          <w:p>
+            <w:pPr>
+              <w:jc w:val="center"/>
+              <w:rPr>
+                <w:rFonts w:hint="eastAsia"/>
+              </w:rPr>
+            </w:pPr>
+            <w:r>
+              <w:t>I</w:t>
+            </w:r>
+            <w:r>
+              <w:rPr>
+                <w:rFonts w:hint="eastAsia"/>
+              </w:rPr>
+              <w:t>mp_var7_recib_ult1</w:t>
+            </w:r>
+          </w:p>
+        </w:tc>
+      </w:tr>
+      <w:tr>
+        <w:tc>
+          <w:tcPr>
+            <w:tcW w:w="636" w:type="dxa"/>
+          </w:tcPr>
+          <w:p>
+            <w:pPr>
+              <w:rPr>
+                <w:rFonts w:hint="eastAsia"/>
+              </w:rPr>
+            </w:pPr>
+            <w:r>
+              <w:t>2위</w:t>
+            </w:r>
+          </w:p>
+        </w:tc>
+        <w:tc>
+          <w:tcPr>
+            <w:tcW w:w="2535" w:type="dxa"/>
+          </w:tcPr>
+          <w:p>
+            <w:pPr>
+              <w:jc w:val="center"/>
+              <w:rPr>
+                <w:rFonts w:hint="eastAsia"/>
+              </w:rPr>
+            </w:pPr>
+            <w:r>
+              <w:t>var15</w:t>
+            </w:r>
+          </w:p>
+        </w:tc>
+        <w:tc>
+          <w:tcPr>
+            <w:tcW w:w="2534" w:type="dxa"/>
+          </w:tcPr>
+          <w:p>
+            <w:pPr>
+              <w:jc w:val="center"/>
+              <w:rPr>
+                <w:rFonts w:hint="eastAsia"/>
+              </w:rPr>
+            </w:pPr>
+            <w:r>
+              <w:t>var15</w:t>
+            </w:r>
+          </w:p>
+        </w:tc>
+        <w:tc>
+          <w:tcPr>
+            <w:tcW w:w="2636" w:type="dxa"/>
+          </w:tcPr>
+          <w:p>
+            <w:pPr>
+              <w:jc w:val="center"/>
+              <w:rPr>
+                <w:rFonts w:hint="eastAsia"/>
+              </w:rPr>
+            </w:pPr>
+            <w:r>
+              <w:t>saldo_var30</w:t>
+            </w:r>
+          </w:p>
+        </w:tc>
+        <w:tc>
+          <w:tcPr>
+            <w:tcW w:w="2115" w:type="dxa"/>
+          </w:tcPr>
+          <w:p>
+            <w:pPr>
+              <w:jc w:val="center"/>
+              <w:rPr>
+                <w:rFonts w:hint="eastAsia"/>
+              </w:rPr>
+            </w:pPr>
+            <w:r>
+              <w:rPr>
+                <w:rFonts w:hint="eastAsia"/>
+              </w:rPr>
+              <w:t>saldo_var14</w:t>
+            </w:r>
+          </w:p>
+        </w:tc>
+      </w:tr>
+      <w:tr>
+        <w:tc>
+          <w:tcPr>
+            <w:tcW w:w="636" w:type="dxa"/>
+          </w:tcPr>
+          <w:p>
+            <w:pPr>
+              <w:rPr>
+                <w:rFonts w:hint="eastAsia"/>
+              </w:rPr>
+            </w:pPr>
+            <w:r>
+              <w:t>3위</w:t>
+            </w:r>
+          </w:p>
+        </w:tc>
+        <w:tc>
+          <w:tcPr>
+            <w:tcW w:w="2535" w:type="dxa"/>
+          </w:tcPr>
+          <w:p>
+            <w:pPr>
+              <w:jc w:val="center"/>
+              <w:rPr>
+                <w:rFonts w:hint="eastAsia"/>
+              </w:rPr>
+            </w:pPr>
+            <w:r>
+              <w:t>ind_var30_</w:t>
+            </w:r>
+            <w:r>
+              <w:rPr>
+                <w:rFonts w:hint="eastAsia"/>
+              </w:rPr>
+              <w:t>0</w:t>
+            </w:r>
+          </w:p>
+        </w:tc>
+        <w:tc>
+          <w:tcPr>
+            <w:tcW w:w="2534" w:type="dxa"/>
+          </w:tcPr>
+          <w:p>
+            <w:pPr>
+              <w:jc w:val="center"/>
+              <w:rPr>
+                <w:rFonts w:hint="eastAsia"/>
+              </w:rPr>
+            </w:pPr>
+            <w:r>
+              <w:t>saldo_var30</w:t>
+            </w:r>
+          </w:p>
+        </w:tc>
+        <w:tc>
+          <w:tcPr>
+            <w:tcW w:w="2636" w:type="dxa"/>
+          </w:tcPr>
+          <w:p>
+            <w:pPr>
+              <w:jc w:val="center"/>
+              <w:rPr>
+                <w:rFonts w:hint="eastAsia"/>
+              </w:rPr>
+            </w:pPr>
+            <w:r>
+              <w:t>var38</w:t>
+            </w:r>
+          </w:p>
+        </w:tc>
+        <w:tc>
+          <w:tcPr>
+            <w:tcW w:w="2115" w:type="dxa"/>
+          </w:tcPr>
+          <w:p>
+            <w:pPr>
+              <w:jc w:val="center"/>
+              <w:rPr>
+                <w:rFonts w:hint="eastAsia"/>
+              </w:rPr>
+            </w:pPr>
+            <w:r>
+              <w:t>S</w:t>
+            </w:r>
+            <w:r>
+              <w:rPr>
+                <w:rFonts w:hint="eastAsia"/>
+              </w:rPr>
+              <w:t>aldo_medio_var5_hace3</w:t>
+            </w:r>
+          </w:p>
+        </w:tc>
+      </w:tr>
+    </w:tbl>
+    <w:p/>
+    <w:p>
+      <w:pPr>
+        <w:rPr>
+          <w:rFonts w:hint="eastAsia"/>
+        </w:rPr>
+      </w:pPr>
+    </w:p>
+    <w:p>
+      <w:r>
+        <w:rPr>
+          <w:b/>
+          <w:bCs/>
+        </w:rPr>
+        <w:lastRenderedPageBreak/>
+        <w:t>핵심 발견</w:t>
+      </w:r>
+      <w:r>
+        <w:t>:</w:t>
+      </w:r>
+    </w:p>
+    <w:p>
+      <w:pPr>
+        <w:numPr>
+          <w:ilvl w:val="0"/>
+          <w:numId w:val="44"/>
+        </w:numPr>
+      </w:pPr>
+      <w:r>
+        <w:rPr>
+          <w:b/>
+          <w:bCs/>
+        </w:rPr>
+        <w:t>var15, saldo_var30</w:t>
+      </w:r>
+      <w:r>
+        <w:t xml:space="preserve">는 모든 모델에서 상위 </w:t>
+      </w:r>
+      <w:r>
+        <w:rPr>
+          <w:rFonts w:hint="eastAsia"/>
+        </w:rPr>
+        <w:t>10</w:t>
+      </w:r>
+      <w:r>
+        <w:t>위 안에 포함</w:t>
+      </w:r>
+      <w:r>
+        <w:rPr>
+          <w:rFonts w:hint="eastAsia"/>
+        </w:rPr>
+        <w:t>됐다</w:t>
+      </w:r>
+    </w:p>
+    <w:p>
+      <w:pPr>
+        <w:numPr>
+          <w:ilvl w:val="0"/>
+          <w:numId w:val="44"/>
+        </w:numPr>
+      </w:pPr>
+      <w:r>
+        <w:t xml:space="preserve">이 </w:t>
+      </w:r>
+      <w:r>
+        <w:rPr>
+          <w:rFonts w:hint="eastAsia"/>
+        </w:rPr>
+        <w:t>2</w:t>
+      </w:r>
+      <w:r>
+        <w:t xml:space="preserve">개 피처가 고객 불만족 예측의 </w:t>
+      </w:r>
+      <w:r>
+        <w:rPr>
+          <w:b/>
+          <w:bCs/>
+        </w:rPr>
+        <w:t>핵심 변</w:t>
+      </w:r>
+      <w:r>
+        <w:rPr>
+          <w:rFonts w:hint="eastAsia"/>
+          <w:b/>
+          <w:bCs/>
+        </w:rPr>
+        <w:t xml:space="preserve">수 </w:t>
+      </w:r>
+      <w:r>
+        <w:rPr>
+          <w:rFonts w:hint="eastAsia"/>
+        </w:rPr>
+        <w:t>로 확인됐다</w:t>
+      </w:r>
+    </w:p>
+    <w:p>
+      <w:pPr>
+        <w:rPr>
+          <w:b/>
+          <w:bCs/>
+        </w:rPr>
+      </w:pPr>
+      <w:proofErr w:type="spellStart"/>
+      <w:r>
+        <w:rPr>
+          <w:b/>
+          <w:bCs/>
+        </w:rPr>
+        <w:t>모델별</w:t>
+      </w:r>
+      <w:proofErr w:type="spellEnd"/>
+      <w:r>
+        <w:rPr>
+          <w:b/>
+          <w:bCs/>
+        </w:rPr>
+        <w:t xml:space="preserve"> 특성</w:t>
+      </w:r>
+    </w:p>
+    <w:p>
+      <w:pPr>
+        <w:rPr>
+          <w:b/>
+          <w:bCs/>
+        </w:rPr>
+      </w:pPr>
+      <w:proofErr w:type="spellStart"/>
+      <w:r>
+        <w:rPr>
+          <w:b/>
+          <w:bCs/>
+        </w:rPr>
+        <w:t>XGBoost</w:t>
+      </w:r>
+      <w:proofErr w:type="spellEnd"/>
+      <w:r>
+        <w:rPr>
+          <w:b/>
+          <w:bCs/>
+        </w:rPr>
+        <w:t xml:space="preserve"> - 중요도 분산이 가장 균등</w:t>
+      </w:r>
+      <w:r>
+        <w:rPr>
+          <w:rFonts w:hint="eastAsia"/>
+          <w:b/>
+          <w:bCs/>
+        </w:rPr>
+        <w:t>함</w:t>
+      </w:r>
+    </w:p>
+    <w:p>
+      <w:pPr>
+        <w:numPr>
+          <w:ilvl w:val="0"/>
+          <w:numId w:val="45"/>
+        </w:numPr>
+      </w:pPr>
+      <w:r>
+        <w:t>중요도 범위: 0.00 ~ 0.12 (가장 좁음)</w:t>
+      </w:r>
+    </w:p>
+    <w:p>
+      <w:pPr>
+        <w:numPr>
+          <w:ilvl w:val="0"/>
+          <w:numId w:val="45"/>
+        </w:numPr>
+      </w:pPr>
+      <w:r>
+        <w:t>1위 saldo_var30와 10위 피처 간 차이가 작</w:t>
+      </w:r>
+      <w:r>
+        <w:rPr>
+          <w:rFonts w:hint="eastAsia"/>
+        </w:rPr>
+        <w:t>다</w:t>
+      </w:r>
+    </w:p>
+    <w:p>
+      <w:pPr>
+        <w:numPr>
+          <w:ilvl w:val="0"/>
+          <w:numId w:val="45"/>
+        </w:numPr>
+      </w:pPr>
+      <w:r>
+        <w:rPr>
+          <w:b/>
+          <w:bCs/>
+        </w:rPr>
+        <w:t>해석</w:t>
+      </w:r>
+      <w:r>
+        <w:t>: 여러 피처를 고르게 활용하여 예측</w:t>
+      </w:r>
+      <w:r>
+        <w:rPr>
+          <w:rFonts w:hint="eastAsia"/>
+        </w:rPr>
+        <w:t>함</w:t>
+      </w:r>
+    </w:p>
+    <w:p>
+      <w:pPr>
+        <w:rPr>
+          <w:b/>
+          <w:bCs/>
+        </w:rPr>
+      </w:pPr>
+      <w:proofErr w:type="spellStart"/>
+      <w:r>
+        <w:rPr>
+          <w:b/>
+          <w:bCs/>
+        </w:rPr>
+        <w:t>LightGBM</w:t>
+      </w:r>
+      <w:proofErr w:type="spellEnd"/>
+      <w:r>
+        <w:rPr>
+          <w:b/>
+          <w:bCs/>
+        </w:rPr>
+        <w:t xml:space="preserve"> - 상위 피처 집중도가 높음</w:t>
+      </w:r>
+    </w:p>
+    <w:p>
+      <w:pPr>
+        <w:numPr>
+          <w:ilvl w:val="0"/>
+          <w:numId w:val="46"/>
+        </w:numPr>
+      </w:pPr>
+      <w:r>
+        <w:t>중요도 범위: 0 ~ 270 (가장 넓음)</w:t>
+      </w:r>
+    </w:p>
+    <w:p>
+      <w:pPr>
+        <w:numPr>
+          <w:ilvl w:val="0"/>
+          <w:numId w:val="46"/>
+        </w:numPr>
+      </w:pPr>
+      <w:r>
+        <w:t>var38이 압도적으로 높음 (270)</w:t>
+      </w:r>
+    </w:p>
+    <w:p>
+      <w:pPr>
+        <w:numPr>
+          <w:ilvl w:val="0"/>
+          <w:numId w:val="46"/>
+        </w:numPr>
+      </w:pPr>
+      <w:r>
+        <w:rPr>
+          <w:b/>
+          <w:bCs/>
+        </w:rPr>
+        <w:t>해석</w:t>
+      </w:r>
+      <w:r>
+        <w:t>: 소수의 핵심 피처에 크게 의존</w:t>
+      </w:r>
+      <w:r>
+        <w:rPr>
+          <w:rFonts w:hint="eastAsia"/>
+        </w:rPr>
+        <w:t>함</w:t>
+      </w:r>
+    </w:p>
+    <w:p>
+      <w:pPr>
+        <w:rPr>
+          <w:b/>
+          <w:bCs/>
+        </w:rPr>
+      </w:pPr>
+      <w:proofErr w:type="spellStart"/>
+      <w:r>
+        <w:rPr>
+          <w:b/>
+          <w:bCs/>
+        </w:rPr>
+        <w:t>RandomForest</w:t>
+      </w:r>
+      <w:proofErr w:type="spellEnd"/>
+      <w:r>
+        <w:rPr>
+          <w:b/>
+          <w:bCs/>
+        </w:rPr>
+        <w:t xml:space="preserve"> - </w:t>
+      </w:r>
+      <w:proofErr w:type="spellStart"/>
+      <w:r>
+        <w:rPr>
+          <w:b/>
+          <w:bCs/>
+        </w:rPr>
+        <w:t>XGBoost</w:t>
+      </w:r>
+      <w:proofErr w:type="spellEnd"/>
+      <w:r>
+        <w:rPr>
+          <w:b/>
+          <w:bCs/>
+        </w:rPr>
+        <w:t>와 유사한 패턴</w:t>
+      </w:r>
+    </w:p>
+    <w:p>
+      <w:pPr>
+        <w:numPr>
+          <w:ilvl w:val="0"/>
+          <w:numId w:val="47"/>
+        </w:numPr>
+      </w:pPr>
+      <w:r>
+        <w:t>중요도 범위: 0.00 ~ 0.12</w:t>
+      </w:r>
+    </w:p>
+    <w:p>
+      <w:pPr>
+        <w:numPr>
+          <w:ilvl w:val="0"/>
+          <w:numId w:val="47"/>
+        </w:numPr>
+      </w:pPr>
+      <w:r>
+        <w:t>var15가 1위지만 다른 피처들도 고르게 분포</w:t>
+      </w:r>
+      <w:r>
+        <w:rPr>
+          <w:rFonts w:hint="eastAsia"/>
+        </w:rPr>
+        <w:t xml:space="preserve"> 되어있다</w:t>
+      </w:r>
+    </w:p>
+    <w:p>
+      <w:pPr>
+        <w:numPr>
+          <w:ilvl w:val="0"/>
+          <w:numId w:val="47"/>
+        </w:numPr>
+      </w:pPr>
+      <w:r>
+        <w:rPr>
+          <w:b/>
+          <w:bCs/>
+        </w:rPr>
+        <w:t>해석</w:t>
+      </w:r>
+      <w:r>
+        <w:t>: 앙상블 특성상 피처 분산 효과</w:t>
+      </w:r>
+    </w:p>
+    <w:p>
+      <w:pPr>
+        <w:rPr>
+          <w:rFonts w:hint="eastAsia"/>
+        </w:rPr>
+      </w:pPr>
+      <w:proofErr w:type="spellStart"/>
+      <w:r>
+        <w:rPr>
+          <w:rStyle w:val="ad"/>
+        </w:rPr>
+        <w:t>LogisticRegression</w:t>
+      </w:r>
+      <w:proofErr w:type="spellEnd"/>
+      <w:r>
+        <w:rPr>
+          <w:rStyle w:val="ad"/>
+        </w:rPr>
+        <w:t xml:space="preserve"> - 거래 금액 중심</w:t>
+      </w:r>
+      <w:r>
         <w:t xml:space="preserve"> </w:t>
       </w:r>
+    </w:p>
+    <w:p>
+      <w:pPr>
+        <w:numPr>
+          <w:ilvl w:val="0"/>
+          <w:numId w:val="47"/>
+        </w:numPr>
+      </w:pPr>
+      <w:r>
+        <w:t xml:space="preserve">중요도 범위: </w:t>
+      </w:r>
+      <w:r>
+        <w:t>0.0 ~ 1.6</w:t>
+      </w:r>
+    </w:p>
+    <w:p>
+      <w:pPr>
+        <w:numPr>
+          <w:ilvl w:val="0"/>
+          <w:numId w:val="47"/>
+        </w:numPr>
+      </w:pPr>
+      <w:r>
+        <w:t>선형 관계 중심</w:t>
+      </w:r>
+    </w:p>
+    <w:p>
+      <w:pPr>
+        <w:numPr>
+          <w:ilvl w:val="0"/>
+          <w:numId w:val="47"/>
+        </w:numPr>
+      </w:pPr>
+      <w:r>
+        <w:rPr>
+          <w:b/>
+          <w:bCs/>
+        </w:rPr>
+        <w:t>해석</w:t>
+      </w:r>
+      <w:r>
+        <w:t xml:space="preserve">: </w:t>
+      </w:r>
+      <w:r>
+        <w:t>선형 관계가 명확한 피처</w:t>
+      </w:r>
       <w:r>
         <w:rPr>
           <w:rFonts w:hint="eastAsia"/>
         </w:rPr>
-        <w:t>그림 타이틀</w:t>
+        <w:t>를</w:t>
+      </w:r>
+      <w:r>
+        <w:t xml:space="preserve"> 선호</w:t>
       </w:r>
       <w:r>
         <w:rPr>
           <w:rFonts w:hint="eastAsia"/>
         </w:rPr>
-        <w:t>]</w:t>
-      </w:r>
-      <w:r>
-        <w:br/>
+        <w:t xml:space="preserve">한다, </w:t>
+      </w:r>
+      <w:r>
+        <w:t>트리 모델과 다른 패턴</w:t>
+      </w:r>
+      <w:r>
+        <w:rPr>
+          <w:rFonts w:hint="eastAsia"/>
+        </w:rPr>
+        <w:t>이다</w:t>
+      </w:r>
+    </w:p>
+    <w:p>
+      <w:pPr>
+        <w:rPr>
+          <w:b/>
+          <w:bCs/>
+        </w:rPr>
+      </w:pPr>
+      <w:r>
+        <w:rPr>
+          <w:rFonts w:hint="eastAsia"/>
+          <w:b/>
+          <w:bCs/>
+        </w:rPr>
+        <w:t xml:space="preserve">결론: </w:t>
+      </w:r>
+      <w:r>
+        <w:rPr>
+          <w:b/>
+          <w:bCs/>
+        </w:rPr>
+        <w:t>var15와 saldo_var30가 모든 모델이</w:t>
+      </w:r>
+      <w:r>
+        <w:rPr>
+          <w:rFonts w:hint="eastAsia"/>
+          <w:b/>
+          <w:bCs/>
+        </w:rPr>
+        <w:t xml:space="preserve"> 선택한</w:t>
+      </w:r>
+      <w:r>
+        <w:rPr>
+          <w:b/>
+          <w:bCs/>
+        </w:rPr>
+        <w:t xml:space="preserve"> 핵심 변수이며, </w:t>
+      </w:r>
+      <w:proofErr w:type="spellStart"/>
+      <w:r>
+        <w:rPr>
+          <w:b/>
+          <w:bCs/>
+        </w:rPr>
+        <w:t>XGBoost</w:t>
+      </w:r>
+      <w:proofErr w:type="spellEnd"/>
+      <w:r>
+        <w:rPr>
+          <w:b/>
+          <w:bCs/>
+        </w:rPr>
+        <w:t>의 균형</w:t>
+      </w:r>
+      <w:r>
+        <w:rPr>
+          <w:rFonts w:hint="eastAsia"/>
+          <w:b/>
+          <w:bCs/>
+        </w:rPr>
+        <w:t xml:space="preserve"> </w:t>
+      </w:r>
+      <w:r>
+        <w:rPr>
+          <w:b/>
+          <w:bCs/>
+        </w:rPr>
+        <w:t xml:space="preserve">잡힌 접근이 최고 성능을 내고 </w:t>
+      </w:r>
+      <w:r>
+        <w:rPr>
+          <w:rFonts w:hint="eastAsia"/>
+          <w:b/>
+          <w:bCs/>
+        </w:rPr>
+        <w:t>있다</w:t>
+      </w:r>
+    </w:p>
+    <w:p>
+      <w:pPr>
+        <w:rPr>
+          <w:b/>
+          <w:bCs/>
+        </w:rPr>
+      </w:pPr>
+    </w:p>
+    <w:p>
+      <w:pPr>
+        <w:rPr>
+          <w:rFonts w:hint="eastAsia"/>
+        </w:rPr>
+      </w:pPr>
+    </w:p>
+    <w:p>
+      <w:pPr>
+        <w:pStyle w:val="3"/>
+      </w:pPr>
+      <w:r>
+        <w:rPr>
+          <w:rFonts w:hint="eastAsia"/>
+        </w:rPr>
+        <w:lastRenderedPageBreak/>
+        <w:t>2.5.3 예측 결과 분석</w:t>
+      </w:r>
+    </w:p>
+    <w:p>
+      <w:pPr>
+        <w:pStyle w:val="4"/>
+      </w:pPr>
+      <w:r>
+        <w:rPr>
+          <w:rFonts w:hint="eastAsia"/>
+        </w:rPr>
+        <w:t>2.5.3.1 예측 vs 실제 비교</w:t>
+      </w:r>
+    </w:p>
+    <w:p>
+      <w:pPr>
+        <w:rPr>
+          <w:rFonts w:hint="eastAsia"/>
+        </w:rPr>
+      </w:pPr>
+    </w:p>
+    <w:p>
+      <w:pPr>
+        <w:pStyle w:val="4"/>
+      </w:pPr>
+      <w:r>
+        <w:rPr>
+          <w:rFonts w:hint="eastAsia"/>
+        </w:rPr>
+        <w:t>2.5.3.2 오차 분석</w:t>
+      </w:r>
+    </w:p>
+    <w:p>
+      <w:pPr>
+        <w:pStyle w:val="4"/>
+      </w:pPr>
+      <w:r>
+        <w:rPr>
+          <w:rFonts w:hint="eastAsia"/>
+        </w:rPr>
+        <w:t>2.5.3.3 문제적 파악</w:t>
+      </w:r>
+    </w:p>
+    <w:p>
+      <w:pPr>
+        <w:pStyle w:val="3"/>
+        <w:rPr>
+          <w:rFonts w:hint="eastAsia"/>
+        </w:rPr>
+      </w:pPr>
+      <w:r>
+        <w:rPr>
+          <w:rFonts w:hint="eastAsia"/>
+        </w:rPr>
+        <w:t>2.5.4 모델 해석</w:t>
+      </w:r>
+    </w:p>
+    <w:p>
+      <w:pPr>
+        <w:pStyle w:val="4"/>
+      </w:pPr>
+      <w:r>
+        <w:rPr>
+          <w:rFonts w:hint="eastAsia"/>
+        </w:rPr>
+        <w:t xml:space="preserve">2.5.4.1 </w:t>
+      </w:r>
+      <w:proofErr w:type="gramStart"/>
+      <w:r>
+        <w:rPr>
+          <w:rFonts w:hint="eastAsia"/>
+        </w:rPr>
+        <w:t>SHAP/ LIME</w:t>
+      </w:r>
+      <w:proofErr w:type="gramEnd"/>
+      <w:r>
+        <w:rPr>
+          <w:rFonts w:hint="eastAsia"/>
+        </w:rPr>
+        <w:t xml:space="preserve"> 등 해석 방법</w:t>
+      </w:r>
+    </w:p>
+    <w:p>
+      <w:pPr>
+        <w:pStyle w:val="4"/>
+      </w:pPr>
+      <w:r>
+        <w:rPr>
+          <w:rFonts w:hint="eastAsia"/>
+        </w:rPr>
+        <w:t>2.5.4.2 주요 인사이트</w:t>
       </w:r>
     </w:p>
     <w:p>
@@ -2292,6 +5371,119 @@
     </w:lvl>
   </w:abstractNum>
   <w:abstractNum w:abstractNumId="2" w15:restartNumberingAfterBreak="0">
+    <w:nsid w:val="026F0343"/>
+    <w:multiLevelType w:val="hybridMultilevel"/>
+    <w:tmpl w:val="A3E2B9A0"/>
+    <w:lvl w:ilvl="0" w:tplc="04090001">
+      <w:start w:val="1"/>
+      <w:numFmt w:val="bullet"/>
+      <w:lvlText w:val=""/>
+      <w:lvlJc w:val="left"/>
+      <w:pPr>
+        <w:ind w:left="985" w:hanging="440"/>
+      </w:pPr>
+      <w:rPr>
+        <w:rFonts w:ascii="Wingdings" w:hAnsi="Wingdings" w:hint="default"/>
+      </w:rPr>
+    </w:lvl>
+    <w:lvl w:ilvl="1" w:tplc="04090003" w:tentative="1">
+      <w:start w:val="1"/>
+      <w:numFmt w:val="bullet"/>
+      <w:lvlText w:val=""/>
+      <w:lvlJc w:val="left"/>
+      <w:pPr>
+        <w:ind w:left="1425" w:hanging="440"/>
+      </w:pPr>
+      <w:rPr>
+        <w:rFonts w:ascii="Wingdings" w:hAnsi="Wingdings" w:hint="default"/>
+      </w:rPr>
+    </w:lvl>
+    <w:lvl w:ilvl="2" w:tplc="04090005" w:tentative="1">
+      <w:start w:val="1"/>
+      <w:numFmt w:val="bullet"/>
+      <w:lvlText w:val=""/>
+      <w:lvlJc w:val="left"/>
+      <w:pPr>
+        <w:ind w:left="1865" w:hanging="440"/>
+      </w:pPr>
+      <w:rPr>
+        <w:rFonts w:ascii="Wingdings" w:hAnsi="Wingdings" w:hint="default"/>
+      </w:rPr>
+    </w:lvl>
+    <w:lvl w:ilvl="3" w:tplc="04090001" w:tentative="1">
+      <w:start w:val="1"/>
+      <w:numFmt w:val="bullet"/>
+      <w:lvlText w:val=""/>
+      <w:lvlJc w:val="left"/>
+      <w:pPr>
+        <w:ind w:left="2305" w:hanging="440"/>
+      </w:pPr>
+      <w:rPr>
+        <w:rFonts w:ascii="Wingdings" w:hAnsi="Wingdings" w:hint="default"/>
+      </w:rPr>
+    </w:lvl>
+    <w:lvl w:ilvl="4" w:tplc="04090003" w:tentative="1">
+      <w:start w:val="1"/>
+      <w:numFmt w:val="bullet"/>
+      <w:lvlText w:val=""/>
+      <w:lvlJc w:val="left"/>
+      <w:pPr>
+        <w:ind w:left="2745" w:hanging="440"/>
+      </w:pPr>
+      <w:rPr>
+        <w:rFonts w:ascii="Wingdings" w:hAnsi="Wingdings" w:hint="default"/>
+      </w:rPr>
+    </w:lvl>
+    <w:lvl w:ilvl="5" w:tplc="04090005" w:tentative="1">
+      <w:start w:val="1"/>
+      <w:numFmt w:val="bullet"/>
+      <w:lvlText w:val=""/>
+      <w:lvlJc w:val="left"/>
+      <w:pPr>
+        <w:ind w:left="3185" w:hanging="440"/>
+      </w:pPr>
+      <w:rPr>
+        <w:rFonts w:ascii="Wingdings" w:hAnsi="Wingdings" w:hint="default"/>
+      </w:rPr>
+    </w:lvl>
+    <w:lvl w:ilvl="6" w:tplc="04090001" w:tentative="1">
+      <w:start w:val="1"/>
+      <w:numFmt w:val="bullet"/>
+      <w:lvlText w:val=""/>
+      <w:lvlJc w:val="left"/>
+      <w:pPr>
+        <w:ind w:left="3625" w:hanging="440"/>
+      </w:pPr>
+      <w:rPr>
+        <w:rFonts w:ascii="Wingdings" w:hAnsi="Wingdings" w:hint="default"/>
+      </w:rPr>
+    </w:lvl>
+    <w:lvl w:ilvl="7" w:tplc="04090003" w:tentative="1">
+      <w:start w:val="1"/>
+      <w:numFmt w:val="bullet"/>
+      <w:lvlText w:val=""/>
+      <w:lvlJc w:val="left"/>
+      <w:pPr>
+        <w:ind w:left="4065" w:hanging="440"/>
+      </w:pPr>
+      <w:rPr>
+        <w:rFonts w:ascii="Wingdings" w:hAnsi="Wingdings" w:hint="default"/>
+      </w:rPr>
+    </w:lvl>
+    <w:lvl w:ilvl="8" w:tplc="04090005" w:tentative="1">
+      <w:start w:val="1"/>
+      <w:numFmt w:val="bullet"/>
+      <w:lvlText w:val=""/>
+      <w:lvlJc w:val="left"/>
+      <w:pPr>
+        <w:ind w:left="4505" w:hanging="440"/>
+      </w:pPr>
+      <w:rPr>
+        <w:rFonts w:ascii="Wingdings" w:hAnsi="Wingdings" w:hint="default"/>
+      </w:rPr>
+    </w:lvl>
+  </w:abstractNum>
+  <w:abstractNum w:abstractNumId="3" w15:restartNumberingAfterBreak="0">
     <w:nsid w:val="02CB4584"/>
     <w:multiLevelType w:val="multilevel"/>
     <w:tmpl w:val="38241464"/>
@@ -2404,7 +5596,7 @@
       </w:rPr>
     </w:lvl>
   </w:abstractNum>
-  <w:abstractNum w:abstractNumId="3" w15:restartNumberingAfterBreak="0">
+  <w:abstractNum w:abstractNumId="4" w15:restartNumberingAfterBreak="0">
     <w:nsid w:val="048B6809"/>
     <w:multiLevelType w:val="multilevel"/>
     <w:tmpl w:val="C3C4E948"/>
@@ -2517,7 +5709,7 @@
       </w:rPr>
     </w:lvl>
   </w:abstractNum>
-  <w:abstractNum w:abstractNumId="4" w15:restartNumberingAfterBreak="0">
+  <w:abstractNum w:abstractNumId="5" w15:restartNumberingAfterBreak="0">
     <w:nsid w:val="0D15199F"/>
     <w:multiLevelType w:val="multilevel"/>
     <w:tmpl w:val="5F3C114A"/>
@@ -2630,7 +5822,156 @@
       </w:rPr>
     </w:lvl>
   </w:abstractNum>
-  <w:abstractNum w:abstractNumId="5" w15:restartNumberingAfterBreak="0">
+  <w:abstractNum w:abstractNumId="6" w15:restartNumberingAfterBreak="0">
+    <w:nsid w:val="0E6559E3"/>
+    <w:multiLevelType w:val="multilevel"/>
+    <w:tmpl w:val="2258F03A"/>
+    <w:lvl w:ilvl="0">
+      <w:start w:val="1"/>
+      <w:numFmt w:val="bullet"/>
+      <w:lvlText w:val=""/>
+      <w:lvlJc w:val="left"/>
+      <w:pPr>
+        <w:tabs>
+          <w:tab w:val="num" w:pos="720"/>
+        </w:tabs>
+        <w:ind w:left="720" w:hanging="360"/>
+      </w:pPr>
+      <w:rPr>
+        <w:rFonts w:ascii="Symbol" w:hAnsi="Symbol" w:hint="default"/>
+        <w:sz w:val="20"/>
+      </w:rPr>
+    </w:lvl>
+    <w:lvl w:ilvl="1" w:tentative="1">
+      <w:start w:val="1"/>
+      <w:numFmt w:val="bullet"/>
+      <w:lvlText w:val="o"/>
+      <w:lvlJc w:val="left"/>
+      <w:pPr>
+        <w:tabs>
+          <w:tab w:val="num" w:pos="1440"/>
+        </w:tabs>
+        <w:ind w:left="1440" w:hanging="360"/>
+      </w:pPr>
+      <w:rPr>
+        <w:rFonts w:ascii="Courier New" w:hAnsi="Courier New" w:hint="default"/>
+        <w:sz w:val="20"/>
+      </w:rPr>
+    </w:lvl>
+    <w:lvl w:ilvl="2" w:tentative="1">
+      <w:start w:val="1"/>
+      <w:numFmt w:val="bullet"/>
+      <w:lvlText w:val=""/>
+      <w:lvlJc w:val="left"/>
+      <w:pPr>
+        <w:tabs>
+          <w:tab w:val="num" w:pos="2160"/>
+        </w:tabs>
+        <w:ind w:left="2160" w:hanging="360"/>
+      </w:pPr>
+      <w:rPr>
+        <w:rFonts w:ascii="Wingdings" w:hAnsi="Wingdings" w:hint="default"/>
+        <w:sz w:val="20"/>
+      </w:rPr>
+    </w:lvl>
+    <w:lvl w:ilvl="3" w:tentative="1">
+      <w:start w:val="1"/>
+      <w:numFmt w:val="bullet"/>
+      <w:lvlText w:val=""/>
+      <w:lvlJc w:val="left"/>
+      <w:pPr>
+        <w:tabs>
+          <w:tab w:val="num" w:pos="2880"/>
+        </w:tabs>
+        <w:ind w:left="2880" w:hanging="360"/>
+      </w:pPr>
+      <w:rPr>
+        <w:rFonts w:ascii="Wingdings" w:hAnsi="Wingdings" w:hint="default"/>
+        <w:sz w:val="20"/>
+      </w:rPr>
+    </w:lvl>
+    <w:lvl w:ilvl="4" w:tentative="1">
+      <w:start w:val="1"/>
+      <w:numFmt w:val="bullet"/>
+      <w:lvlText w:val=""/>
+      <w:lvlJc w:val="left"/>
+      <w:pPr>
+        <w:tabs>
+          <w:tab w:val="num" w:pos="3600"/>
+        </w:tabs>
+        <w:ind w:left="3600" w:hanging="360"/>
+      </w:pPr>
+      <w:rPr>
+        <w:rFonts w:ascii="Wingdings" w:hAnsi="Wingdings" w:hint="default"/>
+        <w:sz w:val="20"/>
+      </w:rPr>
+    </w:lvl>
+    <w:lvl w:ilvl="5" w:tentative="1">
+      <w:start w:val="1"/>
+      <w:numFmt w:val="bullet"/>
+      <w:lvlText w:val=""/>
+      <w:lvlJc w:val="left"/>
+      <w:pPr>
+        <w:tabs>
+          <w:tab w:val="num" w:pos="4320"/>
+        </w:tabs>
+        <w:ind w:left="4320" w:hanging="360"/>
+      </w:pPr>
+      <w:rPr>
+        <w:rFonts w:ascii="Wingdings" w:hAnsi="Wingdings" w:hint="default"/>
+        <w:sz w:val="20"/>
+      </w:rPr>
+    </w:lvl>
+    <w:lvl w:ilvl="6" w:tentative="1">
+      <w:start w:val="1"/>
+      <w:numFmt w:val="bullet"/>
+      <w:lvlText w:val=""/>
+      <w:lvlJc w:val="left"/>
+      <w:pPr>
+        <w:tabs>
+          <w:tab w:val="num" w:pos="5040"/>
+        </w:tabs>
+        <w:ind w:left="5040" w:hanging="360"/>
+      </w:pPr>
+      <w:rPr>
+        <w:rFonts w:ascii="Wingdings" w:hAnsi="Wingdings" w:hint="default"/>
+        <w:sz w:val="20"/>
+      </w:rPr>
+    </w:lvl>
+    <w:lvl w:ilvl="7" w:tentative="1">
+      <w:start w:val="1"/>
+      <w:numFmt w:val="bullet"/>
+      <w:lvlText w:val=""/>
+      <w:lvlJc w:val="left"/>
+      <w:pPr>
+        <w:tabs>
+          <w:tab w:val="num" w:pos="5760"/>
+        </w:tabs>
+        <w:ind w:left="5760" w:hanging="360"/>
+      </w:pPr>
+      <w:rPr>
+        <w:rFonts w:ascii="Wingdings" w:hAnsi="Wingdings" w:hint="default"/>
+        <w:sz w:val="20"/>
+      </w:rPr>
+    </w:lvl>
+    <w:lvl w:ilvl="8" w:tentative="1">
+      <w:start w:val="1"/>
+      <w:numFmt w:val="bullet"/>
+      <w:lvlText w:val=""/>
+      <w:lvlJc w:val="left"/>
+      <w:pPr>
+        <w:tabs>
+          <w:tab w:val="num" w:pos="6480"/>
+        </w:tabs>
+        <w:ind w:left="6480" w:hanging="360"/>
+      </w:pPr>
+      <w:rPr>
+        <w:rFonts w:ascii="Wingdings" w:hAnsi="Wingdings" w:hint="default"/>
+        <w:sz w:val="20"/>
+      </w:rPr>
+    </w:lvl>
+  </w:abstractNum>
+  <w:abstractNum w:abstractNumId="7" w15:restartNumberingAfterBreak="0">
     <w:nsid w:val="10A00518"/>
     <w:multiLevelType w:val="multilevel"/>
     <w:tmpl w:val="46B62410"/>
@@ -2743,7 +6084,7 @@
       </w:rPr>
     </w:lvl>
   </w:abstractNum>
-  <w:abstractNum w:abstractNumId="6" w15:restartNumberingAfterBreak="0">
+  <w:abstractNum w:abstractNumId="8" w15:restartNumberingAfterBreak="0">
     <w:nsid w:val="11867E7F"/>
     <w:multiLevelType w:val="multilevel"/>
     <w:tmpl w:val="2526AF00"/>
@@ -2856,7 +6197,7 @@
       </w:rPr>
     </w:lvl>
   </w:abstractNum>
-  <w:abstractNum w:abstractNumId="7" w15:restartNumberingAfterBreak="0">
+  <w:abstractNum w:abstractNumId="9" w15:restartNumberingAfterBreak="0">
     <w:nsid w:val="127E269A"/>
     <w:multiLevelType w:val="multilevel"/>
     <w:tmpl w:val="22B86422"/>
@@ -2969,7 +6310,7 @@
       </w:rPr>
     </w:lvl>
   </w:abstractNum>
-  <w:abstractNum w:abstractNumId="8" w15:restartNumberingAfterBreak="0">
+  <w:abstractNum w:abstractNumId="10" w15:restartNumberingAfterBreak="0">
     <w:nsid w:val="14AA7E96"/>
     <w:multiLevelType w:val="multilevel"/>
     <w:tmpl w:val="2A1497FE"/>
@@ -3082,7 +6423,7 @@
       </w:rPr>
     </w:lvl>
   </w:abstractNum>
-  <w:abstractNum w:abstractNumId="9" w15:restartNumberingAfterBreak="0">
+  <w:abstractNum w:abstractNumId="11" w15:restartNumberingAfterBreak="0">
     <w:nsid w:val="16D46EBF"/>
     <w:multiLevelType w:val="multilevel"/>
     <w:tmpl w:val="AE765D84"/>
@@ -3195,7 +6536,7 @@
       </w:rPr>
     </w:lvl>
   </w:abstractNum>
-  <w:abstractNum w:abstractNumId="10" w15:restartNumberingAfterBreak="0">
+  <w:abstractNum w:abstractNumId="12" w15:restartNumberingAfterBreak="0">
     <w:nsid w:val="1BDB5003"/>
     <w:multiLevelType w:val="multilevel"/>
     <w:tmpl w:val="7B9477C6"/>
@@ -3308,7 +6649,7 @@
       </w:rPr>
     </w:lvl>
   </w:abstractNum>
-  <w:abstractNum w:abstractNumId="11" w15:restartNumberingAfterBreak="0">
+  <w:abstractNum w:abstractNumId="13" w15:restartNumberingAfterBreak="0">
     <w:nsid w:val="1EE158ED"/>
     <w:multiLevelType w:val="multilevel"/>
     <w:tmpl w:val="A9CA5906"/>
@@ -3421,7 +6762,7 @@
       </w:rPr>
     </w:lvl>
   </w:abstractNum>
-  <w:abstractNum w:abstractNumId="12" w15:restartNumberingAfterBreak="0">
+  <w:abstractNum w:abstractNumId="14" w15:restartNumberingAfterBreak="0">
     <w:nsid w:val="1F5545A2"/>
     <w:multiLevelType w:val="multilevel"/>
     <w:tmpl w:val="20D0115C"/>
@@ -3534,7 +6875,7 @@
       </w:rPr>
     </w:lvl>
   </w:abstractNum>
-  <w:abstractNum w:abstractNumId="13" w15:restartNumberingAfterBreak="0">
+  <w:abstractNum w:abstractNumId="15" w15:restartNumberingAfterBreak="0">
     <w:nsid w:val="26344A1D"/>
     <w:multiLevelType w:val="multilevel"/>
     <w:tmpl w:val="FA98351A"/>
@@ -3647,7 +6988,7 @@
       </w:rPr>
     </w:lvl>
   </w:abstractNum>
-  <w:abstractNum w:abstractNumId="14" w15:restartNumberingAfterBreak="0">
+  <w:abstractNum w:abstractNumId="16" w15:restartNumberingAfterBreak="0">
     <w:nsid w:val="274942BC"/>
     <w:multiLevelType w:val="multilevel"/>
     <w:tmpl w:val="C748C888"/>
@@ -3760,7 +7101,7 @@
       </w:rPr>
     </w:lvl>
   </w:abstractNum>
-  <w:abstractNum w:abstractNumId="15" w15:restartNumberingAfterBreak="0">
+  <w:abstractNum w:abstractNumId="17" w15:restartNumberingAfterBreak="0">
     <w:nsid w:val="274A0B03"/>
     <w:multiLevelType w:val="multilevel"/>
     <w:tmpl w:val="5226E306"/>
@@ -3873,7 +7214,7 @@
       </w:rPr>
     </w:lvl>
   </w:abstractNum>
-  <w:abstractNum w:abstractNumId="16" w15:restartNumberingAfterBreak="0">
+  <w:abstractNum w:abstractNumId="18" w15:restartNumberingAfterBreak="0">
     <w:nsid w:val="296D64A2"/>
     <w:multiLevelType w:val="multilevel"/>
     <w:tmpl w:val="A8F680A8"/>
@@ -3986,7 +7327,7 @@
       </w:rPr>
     </w:lvl>
   </w:abstractNum>
-  <w:abstractNum w:abstractNumId="17" w15:restartNumberingAfterBreak="0">
+  <w:abstractNum w:abstractNumId="19" w15:restartNumberingAfterBreak="0">
     <w:nsid w:val="2A205A8C"/>
     <w:multiLevelType w:val="multilevel"/>
     <w:tmpl w:val="CCFC7210"/>
@@ -4099,7 +7440,7 @@
       </w:rPr>
     </w:lvl>
   </w:abstractNum>
-  <w:abstractNum w:abstractNumId="18" w15:restartNumberingAfterBreak="0">
+  <w:abstractNum w:abstractNumId="20" w15:restartNumberingAfterBreak="0">
     <w:nsid w:val="2BF354CB"/>
     <w:multiLevelType w:val="multilevel"/>
     <w:tmpl w:val="866A0BBA"/>
@@ -4212,7 +7553,7 @@
       </w:rPr>
     </w:lvl>
   </w:abstractNum>
-  <w:abstractNum w:abstractNumId="19" w15:restartNumberingAfterBreak="0">
+  <w:abstractNum w:abstractNumId="21" w15:restartNumberingAfterBreak="0">
     <w:nsid w:val="2C5E4C22"/>
     <w:multiLevelType w:val="multilevel"/>
     <w:tmpl w:val="1272E71E"/>
@@ -4325,7 +7666,7 @@
       </w:rPr>
     </w:lvl>
   </w:abstractNum>
-  <w:abstractNum w:abstractNumId="20" w15:restartNumberingAfterBreak="0">
+  <w:abstractNum w:abstractNumId="22" w15:restartNumberingAfterBreak="0">
     <w:nsid w:val="2DFF3C1C"/>
     <w:multiLevelType w:val="multilevel"/>
     <w:tmpl w:val="8B76A10C"/>
@@ -4438,7 +7779,7 @@
       </w:rPr>
     </w:lvl>
   </w:abstractNum>
-  <w:abstractNum w:abstractNumId="21" w15:restartNumberingAfterBreak="0">
+  <w:abstractNum w:abstractNumId="23" w15:restartNumberingAfterBreak="0">
     <w:nsid w:val="32B4545C"/>
     <w:multiLevelType w:val="multilevel"/>
     <w:tmpl w:val="089EF376"/>
@@ -4583,7 +7924,156 @@
       </w:rPr>
     </w:lvl>
   </w:abstractNum>
-  <w:abstractNum w:abstractNumId="22" w15:restartNumberingAfterBreak="0">
+  <w:abstractNum w:abstractNumId="24" w15:restartNumberingAfterBreak="0">
+    <w:nsid w:val="331C70D2"/>
+    <w:multiLevelType w:val="multilevel"/>
+    <w:tmpl w:val="F6ACD3EE"/>
+    <w:lvl w:ilvl="0">
+      <w:start w:val="1"/>
+      <w:numFmt w:val="bullet"/>
+      <w:lvlText w:val=""/>
+      <w:lvlJc w:val="left"/>
+      <w:pPr>
+        <w:tabs>
+          <w:tab w:val="num" w:pos="720"/>
+        </w:tabs>
+        <w:ind w:left="720" w:hanging="360"/>
+      </w:pPr>
+      <w:rPr>
+        <w:rFonts w:ascii="Symbol" w:hAnsi="Symbol" w:hint="default"/>
+        <w:sz w:val="20"/>
+      </w:rPr>
+    </w:lvl>
+    <w:lvl w:ilvl="1" w:tentative="1">
+      <w:start w:val="1"/>
+      <w:numFmt w:val="bullet"/>
+      <w:lvlText w:val="o"/>
+      <w:lvlJc w:val="left"/>
+      <w:pPr>
+        <w:tabs>
+          <w:tab w:val="num" w:pos="1440"/>
+        </w:tabs>
+        <w:ind w:left="1440" w:hanging="360"/>
+      </w:pPr>
+      <w:rPr>
+        <w:rFonts w:ascii="Courier New" w:hAnsi="Courier New" w:hint="default"/>
+        <w:sz w:val="20"/>
+      </w:rPr>
+    </w:lvl>
+    <w:lvl w:ilvl="2" w:tentative="1">
+      <w:start w:val="1"/>
+      <w:numFmt w:val="bullet"/>
+      <w:lvlText w:val=""/>
+      <w:lvlJc w:val="left"/>
+      <w:pPr>
+        <w:tabs>
+          <w:tab w:val="num" w:pos="2160"/>
+        </w:tabs>
+        <w:ind w:left="2160" w:hanging="360"/>
+      </w:pPr>
+      <w:rPr>
+        <w:rFonts w:ascii="Wingdings" w:hAnsi="Wingdings" w:hint="default"/>
+        <w:sz w:val="20"/>
+      </w:rPr>
+    </w:lvl>
+    <w:lvl w:ilvl="3" w:tentative="1">
+      <w:start w:val="1"/>
+      <w:numFmt w:val="bullet"/>
+      <w:lvlText w:val=""/>
+      <w:lvlJc w:val="left"/>
+      <w:pPr>
+        <w:tabs>
+          <w:tab w:val="num" w:pos="2880"/>
+        </w:tabs>
+        <w:ind w:left="2880" w:hanging="360"/>
+      </w:pPr>
+      <w:rPr>
+        <w:rFonts w:ascii="Wingdings" w:hAnsi="Wingdings" w:hint="default"/>
+        <w:sz w:val="20"/>
+      </w:rPr>
+    </w:lvl>
+    <w:lvl w:ilvl="4" w:tentative="1">
+      <w:start w:val="1"/>
+      <w:numFmt w:val="bullet"/>
+      <w:lvlText w:val=""/>
+      <w:lvlJc w:val="left"/>
+      <w:pPr>
+        <w:tabs>
+          <w:tab w:val="num" w:pos="3600"/>
+        </w:tabs>
+        <w:ind w:left="3600" w:hanging="360"/>
+      </w:pPr>
+      <w:rPr>
+        <w:rFonts w:ascii="Wingdings" w:hAnsi="Wingdings" w:hint="default"/>
+        <w:sz w:val="20"/>
+      </w:rPr>
+    </w:lvl>
+    <w:lvl w:ilvl="5" w:tentative="1">
+      <w:start w:val="1"/>
+      <w:numFmt w:val="bullet"/>
+      <w:lvlText w:val=""/>
+      <w:lvlJc w:val="left"/>
+      <w:pPr>
+        <w:tabs>
+          <w:tab w:val="num" w:pos="4320"/>
+        </w:tabs>
+        <w:ind w:left="4320" w:hanging="360"/>
+      </w:pPr>
+      <w:rPr>
+        <w:rFonts w:ascii="Wingdings" w:hAnsi="Wingdings" w:hint="default"/>
+        <w:sz w:val="20"/>
+      </w:rPr>
+    </w:lvl>
+    <w:lvl w:ilvl="6" w:tentative="1">
+      <w:start w:val="1"/>
+      <w:numFmt w:val="bullet"/>
+      <w:lvlText w:val=""/>
+      <w:lvlJc w:val="left"/>
+      <w:pPr>
+        <w:tabs>
+          <w:tab w:val="num" w:pos="5040"/>
+        </w:tabs>
+        <w:ind w:left="5040" w:hanging="360"/>
+      </w:pPr>
+      <w:rPr>
+        <w:rFonts w:ascii="Wingdings" w:hAnsi="Wingdings" w:hint="default"/>
+        <w:sz w:val="20"/>
+      </w:rPr>
+    </w:lvl>
+    <w:lvl w:ilvl="7" w:tentative="1">
+      <w:start w:val="1"/>
+      <w:numFmt w:val="bullet"/>
+      <w:lvlText w:val=""/>
+      <w:lvlJc w:val="left"/>
+      <w:pPr>
+        <w:tabs>
+          <w:tab w:val="num" w:pos="5760"/>
+        </w:tabs>
+        <w:ind w:left="5760" w:hanging="360"/>
+      </w:pPr>
+      <w:rPr>
+        <w:rFonts w:ascii="Wingdings" w:hAnsi="Wingdings" w:hint="default"/>
+        <w:sz w:val="20"/>
+      </w:rPr>
+    </w:lvl>
+    <w:lvl w:ilvl="8" w:tentative="1">
+      <w:start w:val="1"/>
+      <w:numFmt w:val="bullet"/>
+      <w:lvlText w:val=""/>
+      <w:lvlJc w:val="left"/>
+      <w:pPr>
+        <w:tabs>
+          <w:tab w:val="num" w:pos="6480"/>
+        </w:tabs>
+        <w:ind w:left="6480" w:hanging="360"/>
+      </w:pPr>
+      <w:rPr>
+        <w:rFonts w:ascii="Wingdings" w:hAnsi="Wingdings" w:hint="default"/>
+        <w:sz w:val="20"/>
+      </w:rPr>
+    </w:lvl>
+  </w:abstractNum>
+  <w:abstractNum w:abstractNumId="25" w15:restartNumberingAfterBreak="0">
     <w:nsid w:val="33E63B2B"/>
     <w:multiLevelType w:val="multilevel"/>
     <w:tmpl w:val="3E56D05E"/>
@@ -4696,7 +8186,7 @@
       </w:rPr>
     </w:lvl>
   </w:abstractNum>
-  <w:abstractNum w:abstractNumId="23" w15:restartNumberingAfterBreak="0">
+  <w:abstractNum w:abstractNumId="26" w15:restartNumberingAfterBreak="0">
     <w:nsid w:val="352B657B"/>
     <w:multiLevelType w:val="multilevel"/>
     <w:tmpl w:val="B7A6127C"/>
@@ -4809,7 +8299,7 @@
       </w:rPr>
     </w:lvl>
   </w:abstractNum>
-  <w:abstractNum w:abstractNumId="24" w15:restartNumberingAfterBreak="0">
+  <w:abstractNum w:abstractNumId="27" w15:restartNumberingAfterBreak="0">
     <w:nsid w:val="36C73493"/>
     <w:multiLevelType w:val="multilevel"/>
     <w:tmpl w:val="5AFCD9BC"/>
@@ -4958,7 +8448,7 @@
       </w:rPr>
     </w:lvl>
   </w:abstractNum>
-  <w:abstractNum w:abstractNumId="25" w15:restartNumberingAfterBreak="0">
+  <w:abstractNum w:abstractNumId="28" w15:restartNumberingAfterBreak="0">
     <w:nsid w:val="3BD63B6F"/>
     <w:multiLevelType w:val="hybridMultilevel"/>
     <w:tmpl w:val="892254C2"/>
@@ -5047,7 +8537,156 @@
       </w:pPr>
     </w:lvl>
   </w:abstractNum>
-  <w:abstractNum w:abstractNumId="26" w15:restartNumberingAfterBreak="0">
+  <w:abstractNum w:abstractNumId="29" w15:restartNumberingAfterBreak="0">
+    <w:nsid w:val="3E3A6625"/>
+    <w:multiLevelType w:val="multilevel"/>
+    <w:tmpl w:val="B0BC8F86"/>
+    <w:lvl w:ilvl="0">
+      <w:start w:val="1"/>
+      <w:numFmt w:val="bullet"/>
+      <w:lvlText w:val=""/>
+      <w:lvlJc w:val="left"/>
+      <w:pPr>
+        <w:tabs>
+          <w:tab w:val="num" w:pos="720"/>
+        </w:tabs>
+        <w:ind w:left="720" w:hanging="360"/>
+      </w:pPr>
+      <w:rPr>
+        <w:rFonts w:ascii="Symbol" w:hAnsi="Symbol" w:hint="default"/>
+        <w:sz w:val="20"/>
+      </w:rPr>
+    </w:lvl>
+    <w:lvl w:ilvl="1" w:tentative="1">
+      <w:start w:val="1"/>
+      <w:numFmt w:val="bullet"/>
+      <w:lvlText w:val="o"/>
+      <w:lvlJc w:val="left"/>
+      <w:pPr>
+        <w:tabs>
+          <w:tab w:val="num" w:pos="1440"/>
+        </w:tabs>
+        <w:ind w:left="1440" w:hanging="360"/>
+      </w:pPr>
+      <w:rPr>
+        <w:rFonts w:ascii="Courier New" w:hAnsi="Courier New" w:hint="default"/>
+        <w:sz w:val="20"/>
+      </w:rPr>
+    </w:lvl>
+    <w:lvl w:ilvl="2" w:tentative="1">
+      <w:start w:val="1"/>
+      <w:numFmt w:val="bullet"/>
+      <w:lvlText w:val=""/>
+      <w:lvlJc w:val="left"/>
+      <w:pPr>
+        <w:tabs>
+          <w:tab w:val="num" w:pos="2160"/>
+        </w:tabs>
+        <w:ind w:left="2160" w:hanging="360"/>
+      </w:pPr>
+      <w:rPr>
+        <w:rFonts w:ascii="Wingdings" w:hAnsi="Wingdings" w:hint="default"/>
+        <w:sz w:val="20"/>
+      </w:rPr>
+    </w:lvl>
+    <w:lvl w:ilvl="3" w:tentative="1">
+      <w:start w:val="1"/>
+      <w:numFmt w:val="bullet"/>
+      <w:lvlText w:val=""/>
+      <w:lvlJc w:val="left"/>
+      <w:pPr>
+        <w:tabs>
+          <w:tab w:val="num" w:pos="2880"/>
+        </w:tabs>
+        <w:ind w:left="2880" w:hanging="360"/>
+      </w:pPr>
+      <w:rPr>
+        <w:rFonts w:ascii="Wingdings" w:hAnsi="Wingdings" w:hint="default"/>
+        <w:sz w:val="20"/>
+      </w:rPr>
+    </w:lvl>
+    <w:lvl w:ilvl="4" w:tentative="1">
+      <w:start w:val="1"/>
+      <w:numFmt w:val="bullet"/>
+      <w:lvlText w:val=""/>
+      <w:lvlJc w:val="left"/>
+      <w:pPr>
+        <w:tabs>
+          <w:tab w:val="num" w:pos="3600"/>
+        </w:tabs>
+        <w:ind w:left="3600" w:hanging="360"/>
+      </w:pPr>
+      <w:rPr>
+        <w:rFonts w:ascii="Wingdings" w:hAnsi="Wingdings" w:hint="default"/>
+        <w:sz w:val="20"/>
+      </w:rPr>
+    </w:lvl>
+    <w:lvl w:ilvl="5" w:tentative="1">
+      <w:start w:val="1"/>
+      <w:numFmt w:val="bullet"/>
+      <w:lvlText w:val=""/>
+      <w:lvlJc w:val="left"/>
+      <w:pPr>
+        <w:tabs>
+          <w:tab w:val="num" w:pos="4320"/>
+        </w:tabs>
+        <w:ind w:left="4320" w:hanging="360"/>
+      </w:pPr>
+      <w:rPr>
+        <w:rFonts w:ascii="Wingdings" w:hAnsi="Wingdings" w:hint="default"/>
+        <w:sz w:val="20"/>
+      </w:rPr>
+    </w:lvl>
+    <w:lvl w:ilvl="6" w:tentative="1">
+      <w:start w:val="1"/>
+      <w:numFmt w:val="bullet"/>
+      <w:lvlText w:val=""/>
+      <w:lvlJc w:val="left"/>
+      <w:pPr>
+        <w:tabs>
+          <w:tab w:val="num" w:pos="5040"/>
+        </w:tabs>
+        <w:ind w:left="5040" w:hanging="360"/>
+      </w:pPr>
+      <w:rPr>
+        <w:rFonts w:ascii="Wingdings" w:hAnsi="Wingdings" w:hint="default"/>
+        <w:sz w:val="20"/>
+      </w:rPr>
+    </w:lvl>
+    <w:lvl w:ilvl="7" w:tentative="1">
+      <w:start w:val="1"/>
+      <w:numFmt w:val="bullet"/>
+      <w:lvlText w:val=""/>
+      <w:lvlJc w:val="left"/>
+      <w:pPr>
+        <w:tabs>
+          <w:tab w:val="num" w:pos="5760"/>
+        </w:tabs>
+        <w:ind w:left="5760" w:hanging="360"/>
+      </w:pPr>
+      <w:rPr>
+        <w:rFonts w:ascii="Wingdings" w:hAnsi="Wingdings" w:hint="default"/>
+        <w:sz w:val="20"/>
+      </w:rPr>
+    </w:lvl>
+    <w:lvl w:ilvl="8" w:tentative="1">
+      <w:start w:val="1"/>
+      <w:numFmt w:val="bullet"/>
+      <w:lvlText w:val=""/>
+      <w:lvlJc w:val="left"/>
+      <w:pPr>
+        <w:tabs>
+          <w:tab w:val="num" w:pos="6480"/>
+        </w:tabs>
+        <w:ind w:left="6480" w:hanging="360"/>
+      </w:pPr>
+      <w:rPr>
+        <w:rFonts w:ascii="Wingdings" w:hAnsi="Wingdings" w:hint="default"/>
+        <w:sz w:val="20"/>
+      </w:rPr>
+    </w:lvl>
+  </w:abstractNum>
+  <w:abstractNum w:abstractNumId="30" w15:restartNumberingAfterBreak="0">
     <w:nsid w:val="407B7D11"/>
     <w:multiLevelType w:val="multilevel"/>
     <w:tmpl w:val="8EF83546"/>
@@ -5160,7 +8799,7 @@
       </w:rPr>
     </w:lvl>
   </w:abstractNum>
-  <w:abstractNum w:abstractNumId="27" w15:restartNumberingAfterBreak="0">
+  <w:abstractNum w:abstractNumId="31" w15:restartNumberingAfterBreak="0">
     <w:nsid w:val="440E06F7"/>
     <w:multiLevelType w:val="multilevel"/>
     <w:tmpl w:val="C7A6D616"/>
@@ -5273,7 +8912,7 @@
       </w:rPr>
     </w:lvl>
   </w:abstractNum>
-  <w:abstractNum w:abstractNumId="28" w15:restartNumberingAfterBreak="0">
+  <w:abstractNum w:abstractNumId="32" w15:restartNumberingAfterBreak="0">
     <w:nsid w:val="44F52C2F"/>
     <w:multiLevelType w:val="multilevel"/>
     <w:tmpl w:val="9ADA1E0C"/>
@@ -5422,7 +9061,7 @@
       </w:rPr>
     </w:lvl>
   </w:abstractNum>
-  <w:abstractNum w:abstractNumId="29" w15:restartNumberingAfterBreak="0">
+  <w:abstractNum w:abstractNumId="33" w15:restartNumberingAfterBreak="0">
     <w:nsid w:val="4A38175C"/>
     <w:multiLevelType w:val="multilevel"/>
     <w:tmpl w:val="22A46AC4"/>
@@ -5535,7 +9174,7 @@
       </w:rPr>
     </w:lvl>
   </w:abstractNum>
-  <w:abstractNum w:abstractNumId="30" w15:restartNumberingAfterBreak="0">
+  <w:abstractNum w:abstractNumId="34" w15:restartNumberingAfterBreak="0">
     <w:nsid w:val="4B08338D"/>
     <w:multiLevelType w:val="multilevel"/>
     <w:tmpl w:val="C32851E0"/>
@@ -5648,7 +9287,7 @@
       </w:rPr>
     </w:lvl>
   </w:abstractNum>
-  <w:abstractNum w:abstractNumId="31" w15:restartNumberingAfterBreak="0">
+  <w:abstractNum w:abstractNumId="35" w15:restartNumberingAfterBreak="0">
     <w:nsid w:val="4D5168C1"/>
     <w:multiLevelType w:val="hybridMultilevel"/>
     <w:tmpl w:val="1CC05BB0"/>
@@ -5737,7 +9376,7 @@
       </w:pPr>
     </w:lvl>
   </w:abstractNum>
-  <w:abstractNum w:abstractNumId="32" w15:restartNumberingAfterBreak="0">
+  <w:abstractNum w:abstractNumId="36" w15:restartNumberingAfterBreak="0">
     <w:nsid w:val="4EC051B9"/>
     <w:multiLevelType w:val="multilevel"/>
     <w:tmpl w:val="FD7AFA18"/>
@@ -5850,7 +9489,7 @@
       </w:rPr>
     </w:lvl>
   </w:abstractNum>
-  <w:abstractNum w:abstractNumId="33" w15:restartNumberingAfterBreak="0">
+  <w:abstractNum w:abstractNumId="37" w15:restartNumberingAfterBreak="0">
     <w:nsid w:val="4F874405"/>
     <w:multiLevelType w:val="multilevel"/>
     <w:tmpl w:val="480C65A8"/>
@@ -5963,7 +9602,7 @@
       </w:rPr>
     </w:lvl>
   </w:abstractNum>
-  <w:abstractNum w:abstractNumId="34" w15:restartNumberingAfterBreak="0">
+  <w:abstractNum w:abstractNumId="38" w15:restartNumberingAfterBreak="0">
     <w:nsid w:val="51FA2F2B"/>
     <w:multiLevelType w:val="multilevel"/>
     <w:tmpl w:val="605AB292"/>
@@ -6076,7 +9715,7 @@
       </w:rPr>
     </w:lvl>
   </w:abstractNum>
-  <w:abstractNum w:abstractNumId="35" w15:restartNumberingAfterBreak="0">
+  <w:abstractNum w:abstractNumId="39" w15:restartNumberingAfterBreak="0">
     <w:nsid w:val="553C2741"/>
     <w:multiLevelType w:val="multilevel"/>
     <w:tmpl w:val="313646EA"/>
@@ -6189,7 +9828,7 @@
       </w:rPr>
     </w:lvl>
   </w:abstractNum>
-  <w:abstractNum w:abstractNumId="36" w15:restartNumberingAfterBreak="0">
+  <w:abstractNum w:abstractNumId="40" w15:restartNumberingAfterBreak="0">
     <w:nsid w:val="5EF241E9"/>
     <w:multiLevelType w:val="multilevel"/>
     <w:tmpl w:val="A9966C46"/>
@@ -6302,7 +9941,7 @@
       </w:rPr>
     </w:lvl>
   </w:abstractNum>
-  <w:abstractNum w:abstractNumId="37" w15:restartNumberingAfterBreak="0">
+  <w:abstractNum w:abstractNumId="41" w15:restartNumberingAfterBreak="0">
     <w:nsid w:val="6151371B"/>
     <w:multiLevelType w:val="hybridMultilevel"/>
     <w:tmpl w:val="DD3C0B62"/>
@@ -6391,7 +10030,7 @@
       </w:pPr>
     </w:lvl>
   </w:abstractNum>
-  <w:abstractNum w:abstractNumId="38" w15:restartNumberingAfterBreak="0">
+  <w:abstractNum w:abstractNumId="42" w15:restartNumberingAfterBreak="0">
     <w:nsid w:val="6A44007B"/>
     <w:multiLevelType w:val="multilevel"/>
     <w:tmpl w:val="569AAAC0"/>
@@ -6504,7 +10143,7 @@
       </w:rPr>
     </w:lvl>
   </w:abstractNum>
-  <w:abstractNum w:abstractNumId="39" w15:restartNumberingAfterBreak="0">
+  <w:abstractNum w:abstractNumId="43" w15:restartNumberingAfterBreak="0">
     <w:nsid w:val="6D4667EA"/>
     <w:multiLevelType w:val="multilevel"/>
     <w:tmpl w:val="8286BBFC"/>
@@ -6617,7 +10256,269 @@
       </w:rPr>
     </w:lvl>
   </w:abstractNum>
-  <w:abstractNum w:abstractNumId="40" w15:restartNumberingAfterBreak="0">
+  <w:abstractNum w:abstractNumId="44" w15:restartNumberingAfterBreak="0">
+    <w:nsid w:val="6E5502FB"/>
+    <w:multiLevelType w:val="hybridMultilevel"/>
+    <w:tmpl w:val="307C9430"/>
+    <w:lvl w:ilvl="0" w:tplc="04090001">
+      <w:start w:val="1"/>
+      <w:numFmt w:val="bullet"/>
+      <w:lvlText w:val=""/>
+      <w:lvlJc w:val="left"/>
+      <w:pPr>
+        <w:ind w:left="880" w:hanging="440"/>
+      </w:pPr>
+      <w:rPr>
+        <w:rFonts w:ascii="Wingdings" w:hAnsi="Wingdings" w:hint="default"/>
+      </w:rPr>
+    </w:lvl>
+    <w:lvl w:ilvl="1" w:tplc="04090003" w:tentative="1">
+      <w:start w:val="1"/>
+      <w:numFmt w:val="bullet"/>
+      <w:lvlText w:val=""/>
+      <w:lvlJc w:val="left"/>
+      <w:pPr>
+        <w:ind w:left="1320" w:hanging="440"/>
+      </w:pPr>
+      <w:rPr>
+        <w:rFonts w:ascii="Wingdings" w:hAnsi="Wingdings" w:hint="default"/>
+      </w:rPr>
+    </w:lvl>
+    <w:lvl w:ilvl="2" w:tplc="04090005" w:tentative="1">
+      <w:start w:val="1"/>
+      <w:numFmt w:val="bullet"/>
+      <w:lvlText w:val=""/>
+      <w:lvlJc w:val="left"/>
+      <w:pPr>
+        <w:ind w:left="1760" w:hanging="440"/>
+      </w:pPr>
+      <w:rPr>
+        <w:rFonts w:ascii="Wingdings" w:hAnsi="Wingdings" w:hint="default"/>
+      </w:rPr>
+    </w:lvl>
+    <w:lvl w:ilvl="3" w:tplc="04090001" w:tentative="1">
+      <w:start w:val="1"/>
+      <w:numFmt w:val="bullet"/>
+      <w:lvlText w:val=""/>
+      <w:lvlJc w:val="left"/>
+      <w:pPr>
+        <w:ind w:left="2200" w:hanging="440"/>
+      </w:pPr>
+      <w:rPr>
+        <w:rFonts w:ascii="Wingdings" w:hAnsi="Wingdings" w:hint="default"/>
+      </w:rPr>
+    </w:lvl>
+    <w:lvl w:ilvl="4" w:tplc="04090003" w:tentative="1">
+      <w:start w:val="1"/>
+      <w:numFmt w:val="bullet"/>
+      <w:lvlText w:val=""/>
+      <w:lvlJc w:val="left"/>
+      <w:pPr>
+        <w:ind w:left="2640" w:hanging="440"/>
+      </w:pPr>
+      <w:rPr>
+        <w:rFonts w:ascii="Wingdings" w:hAnsi="Wingdings" w:hint="default"/>
+      </w:rPr>
+    </w:lvl>
+    <w:lvl w:ilvl="5" w:tplc="04090005" w:tentative="1">
+      <w:start w:val="1"/>
+      <w:numFmt w:val="bullet"/>
+      <w:lvlText w:val=""/>
+      <w:lvlJc w:val="left"/>
+      <w:pPr>
+        <w:ind w:left="3080" w:hanging="440"/>
+      </w:pPr>
+      <w:rPr>
+        <w:rFonts w:ascii="Wingdings" w:hAnsi="Wingdings" w:hint="default"/>
+      </w:rPr>
+    </w:lvl>
+    <w:lvl w:ilvl="6" w:tplc="04090001" w:tentative="1">
+      <w:start w:val="1"/>
+      <w:numFmt w:val="bullet"/>
+      <w:lvlText w:val=""/>
+      <w:lvlJc w:val="left"/>
+      <w:pPr>
+        <w:ind w:left="3520" w:hanging="440"/>
+      </w:pPr>
+      <w:rPr>
+        <w:rFonts w:ascii="Wingdings" w:hAnsi="Wingdings" w:hint="default"/>
+      </w:rPr>
+    </w:lvl>
+    <w:lvl w:ilvl="7" w:tplc="04090003" w:tentative="1">
+      <w:start w:val="1"/>
+      <w:numFmt w:val="bullet"/>
+      <w:lvlText w:val=""/>
+      <w:lvlJc w:val="left"/>
+      <w:pPr>
+        <w:ind w:left="3960" w:hanging="440"/>
+      </w:pPr>
+      <w:rPr>
+        <w:rFonts w:ascii="Wingdings" w:hAnsi="Wingdings" w:hint="default"/>
+      </w:rPr>
+    </w:lvl>
+    <w:lvl w:ilvl="8" w:tplc="04090005" w:tentative="1">
+      <w:start w:val="1"/>
+      <w:numFmt w:val="bullet"/>
+      <w:lvlText w:val=""/>
+      <w:lvlJc w:val="left"/>
+      <w:pPr>
+        <w:ind w:left="4400" w:hanging="440"/>
+      </w:pPr>
+      <w:rPr>
+        <w:rFonts w:ascii="Wingdings" w:hAnsi="Wingdings" w:hint="default"/>
+      </w:rPr>
+    </w:lvl>
+  </w:abstractNum>
+  <w:abstractNum w:abstractNumId="45" w15:restartNumberingAfterBreak="0">
+    <w:nsid w:val="6F780B73"/>
+    <w:multiLevelType w:val="multilevel"/>
+    <w:tmpl w:val="E9A287FE"/>
+    <w:lvl w:ilvl="0">
+      <w:start w:val="1"/>
+      <w:numFmt w:val="bullet"/>
+      <w:lvlText w:val=""/>
+      <w:lvlJc w:val="left"/>
+      <w:pPr>
+        <w:tabs>
+          <w:tab w:val="num" w:pos="720"/>
+        </w:tabs>
+        <w:ind w:left="720" w:hanging="360"/>
+      </w:pPr>
+      <w:rPr>
+        <w:rFonts w:ascii="Symbol" w:hAnsi="Symbol" w:hint="default"/>
+        <w:sz w:val="20"/>
+      </w:rPr>
+    </w:lvl>
+    <w:lvl w:ilvl="1" w:tentative="1">
+      <w:start w:val="1"/>
+      <w:numFmt w:val="bullet"/>
+      <w:lvlText w:val="o"/>
+      <w:lvlJc w:val="left"/>
+      <w:pPr>
+        <w:tabs>
+          <w:tab w:val="num" w:pos="1440"/>
+        </w:tabs>
+        <w:ind w:left="1440" w:hanging="360"/>
+      </w:pPr>
+      <w:rPr>
+        <w:rFonts w:ascii="Courier New" w:hAnsi="Courier New" w:hint="default"/>
+        <w:sz w:val="20"/>
+      </w:rPr>
+    </w:lvl>
+    <w:lvl w:ilvl="2" w:tentative="1">
+      <w:start w:val="1"/>
+      <w:numFmt w:val="bullet"/>
+      <w:lvlText w:val=""/>
+      <w:lvlJc w:val="left"/>
+      <w:pPr>
+        <w:tabs>
+          <w:tab w:val="num" w:pos="2160"/>
+        </w:tabs>
+        <w:ind w:left="2160" w:hanging="360"/>
+      </w:pPr>
+      <w:rPr>
+        <w:rFonts w:ascii="Wingdings" w:hAnsi="Wingdings" w:hint="default"/>
+        <w:sz w:val="20"/>
+      </w:rPr>
+    </w:lvl>
+    <w:lvl w:ilvl="3" w:tentative="1">
+      <w:start w:val="1"/>
+      <w:numFmt w:val="bullet"/>
+      <w:lvlText w:val=""/>
+      <w:lvlJc w:val="left"/>
+      <w:pPr>
+        <w:tabs>
+          <w:tab w:val="num" w:pos="2880"/>
+        </w:tabs>
+        <w:ind w:left="2880" w:hanging="360"/>
+      </w:pPr>
+      <w:rPr>
+        <w:rFonts w:ascii="Wingdings" w:hAnsi="Wingdings" w:hint="default"/>
+        <w:sz w:val="20"/>
+      </w:rPr>
+    </w:lvl>
+    <w:lvl w:ilvl="4" w:tentative="1">
+      <w:start w:val="1"/>
+      <w:numFmt w:val="bullet"/>
+      <w:lvlText w:val=""/>
+      <w:lvlJc w:val="left"/>
+      <w:pPr>
+        <w:tabs>
+          <w:tab w:val="num" w:pos="3600"/>
+        </w:tabs>
+        <w:ind w:left="3600" w:hanging="360"/>
+      </w:pPr>
+      <w:rPr>
+        <w:rFonts w:ascii="Wingdings" w:hAnsi="Wingdings" w:hint="default"/>
+        <w:sz w:val="20"/>
+      </w:rPr>
+    </w:lvl>
+    <w:lvl w:ilvl="5" w:tentative="1">
+      <w:start w:val="1"/>
+      <w:numFmt w:val="bullet"/>
+      <w:lvlText w:val=""/>
+      <w:lvlJc w:val="left"/>
+      <w:pPr>
+        <w:tabs>
+          <w:tab w:val="num" w:pos="4320"/>
+        </w:tabs>
+        <w:ind w:left="4320" w:hanging="360"/>
+      </w:pPr>
+      <w:rPr>
+        <w:rFonts w:ascii="Wingdings" w:hAnsi="Wingdings" w:hint="default"/>
+        <w:sz w:val="20"/>
+      </w:rPr>
+    </w:lvl>
+    <w:lvl w:ilvl="6" w:tentative="1">
+      <w:start w:val="1"/>
+      <w:numFmt w:val="bullet"/>
+      <w:lvlText w:val=""/>
+      <w:lvlJc w:val="left"/>
+      <w:pPr>
+        <w:tabs>
+          <w:tab w:val="num" w:pos="5040"/>
+        </w:tabs>
+        <w:ind w:left="5040" w:hanging="360"/>
+      </w:pPr>
+      <w:rPr>
+        <w:rFonts w:ascii="Wingdings" w:hAnsi="Wingdings" w:hint="default"/>
+        <w:sz w:val="20"/>
+      </w:rPr>
+    </w:lvl>
+    <w:lvl w:ilvl="7" w:tentative="1">
+      <w:start w:val="1"/>
+      <w:numFmt w:val="bullet"/>
+      <w:lvlText w:val=""/>
+      <w:lvlJc w:val="left"/>
+      <w:pPr>
+        <w:tabs>
+          <w:tab w:val="num" w:pos="5760"/>
+        </w:tabs>
+        <w:ind w:left="5760" w:hanging="360"/>
+      </w:pPr>
+      <w:rPr>
+        <w:rFonts w:ascii="Wingdings" w:hAnsi="Wingdings" w:hint="default"/>
+        <w:sz w:val="20"/>
+      </w:rPr>
+    </w:lvl>
+    <w:lvl w:ilvl="8" w:tentative="1">
+      <w:start w:val="1"/>
+      <w:numFmt w:val="bullet"/>
+      <w:lvlText w:val=""/>
+      <w:lvlJc w:val="left"/>
+      <w:pPr>
+        <w:tabs>
+          <w:tab w:val="num" w:pos="6480"/>
+        </w:tabs>
+        <w:ind w:left="6480" w:hanging="360"/>
+      </w:pPr>
+      <w:rPr>
+        <w:rFonts w:ascii="Wingdings" w:hAnsi="Wingdings" w:hint="default"/>
+        <w:sz w:val="20"/>
+      </w:rPr>
+    </w:lvl>
+  </w:abstractNum>
+  <w:abstractNum w:abstractNumId="46" w15:restartNumberingAfterBreak="0">
     <w:nsid w:val="70E711C6"/>
     <w:multiLevelType w:val="multilevel"/>
     <w:tmpl w:val="2164484C"/>
@@ -6730,7 +10631,7 @@
       </w:rPr>
     </w:lvl>
   </w:abstractNum>
-  <w:abstractNum w:abstractNumId="41" w15:restartNumberingAfterBreak="0">
+  <w:abstractNum w:abstractNumId="47" w15:restartNumberingAfterBreak="0">
     <w:nsid w:val="7C5B0B74"/>
     <w:multiLevelType w:val="multilevel"/>
     <w:tmpl w:val="476E9A9E"/>
@@ -6843,7 +10744,7 @@
       </w:rPr>
     </w:lvl>
   </w:abstractNum>
-  <w:abstractNum w:abstractNumId="42" w15:restartNumberingAfterBreak="0">
+  <w:abstractNum w:abstractNumId="48" w15:restartNumberingAfterBreak="0">
     <w:nsid w:val="7EC10415"/>
     <w:multiLevelType w:val="multilevel"/>
     <w:tmpl w:val="97C2610A"/>
@@ -6993,133 +10894,151 @@
     </w:lvl>
   </w:abstractNum>
   <w:num w:numId="1" w16cid:durableId="1161002362">
-    <w:abstractNumId w:val="31"/>
+    <w:abstractNumId w:val="35"/>
   </w:num>
   <w:num w:numId="2" w16cid:durableId="646665901">
+    <w:abstractNumId w:val="28"/>
+  </w:num>
+  <w:num w:numId="3" w16cid:durableId="579220518">
+    <w:abstractNumId w:val="41"/>
+  </w:num>
+  <w:num w:numId="4" w16cid:durableId="103500681">
+    <w:abstractNumId w:val="33"/>
+  </w:num>
+  <w:num w:numId="5" w16cid:durableId="617296083">
+    <w:abstractNumId w:val="22"/>
+  </w:num>
+  <w:num w:numId="6" w16cid:durableId="2052149824">
+    <w:abstractNumId w:val="9"/>
+  </w:num>
+  <w:num w:numId="7" w16cid:durableId="402222522">
+    <w:abstractNumId w:val="42"/>
+  </w:num>
+  <w:num w:numId="8" w16cid:durableId="1647200662">
+    <w:abstractNumId w:val="4"/>
+  </w:num>
+  <w:num w:numId="9" w16cid:durableId="1682121071">
+    <w:abstractNumId w:val="47"/>
+  </w:num>
+  <w:num w:numId="10" w16cid:durableId="246695865">
+    <w:abstractNumId w:val="14"/>
+  </w:num>
+  <w:num w:numId="11" w16cid:durableId="2141993432">
+    <w:abstractNumId w:val="43"/>
+  </w:num>
+  <w:num w:numId="12" w16cid:durableId="641038559">
     <w:abstractNumId w:val="25"/>
   </w:num>
-  <w:num w:numId="3" w16cid:durableId="579220518">
-    <w:abstractNumId w:val="37"/>
+  <w:num w:numId="13" w16cid:durableId="1611089610">
+    <w:abstractNumId w:val="10"/>
   </w:num>
-  <w:num w:numId="4" w16cid:durableId="103500681">
-    <w:abstractNumId w:val="29"/>
+  <w:num w:numId="14" w16cid:durableId="1505780277">
+    <w:abstractNumId w:val="26"/>
   </w:num>
-  <w:num w:numId="5" w16cid:durableId="617296083">
+  <w:num w:numId="15" w16cid:durableId="1285043431">
+    <w:abstractNumId w:val="40"/>
+  </w:num>
+  <w:num w:numId="16" w16cid:durableId="60640942">
+    <w:abstractNumId w:val="30"/>
+  </w:num>
+  <w:num w:numId="17" w16cid:durableId="1933391165">
+    <w:abstractNumId w:val="18"/>
+  </w:num>
+  <w:num w:numId="18" w16cid:durableId="493376280">
     <w:abstractNumId w:val="20"/>
   </w:num>
-  <w:num w:numId="6" w16cid:durableId="2052149824">
-    <w:abstractNumId w:val="7"/>
+  <w:num w:numId="19" w16cid:durableId="128474687">
+    <w:abstractNumId w:val="13"/>
   </w:num>
-  <w:num w:numId="7" w16cid:durableId="402222522">
+  <w:num w:numId="20" w16cid:durableId="2080013416">
+    <w:abstractNumId w:val="46"/>
+  </w:num>
+  <w:num w:numId="21" w16cid:durableId="1864705951">
+    <w:abstractNumId w:val="17"/>
+  </w:num>
+  <w:num w:numId="22" w16cid:durableId="1466965471">
+    <w:abstractNumId w:val="36"/>
+  </w:num>
+  <w:num w:numId="23" w16cid:durableId="232741186">
     <w:abstractNumId w:val="38"/>
   </w:num>
-  <w:num w:numId="8" w16cid:durableId="1647200662">
-    <w:abstractNumId w:val="3"/>
-  </w:num>
-  <w:num w:numId="9" w16cid:durableId="1682121071">
-    <w:abstractNumId w:val="41"/>
-  </w:num>
-  <w:num w:numId="10" w16cid:durableId="246695865">
+  <w:num w:numId="24" w16cid:durableId="1743454208">
     <w:abstractNumId w:val="12"/>
-  </w:num>
-  <w:num w:numId="11" w16cid:durableId="2141993432">
-    <w:abstractNumId w:val="39"/>
-  </w:num>
-  <w:num w:numId="12" w16cid:durableId="641038559">
-    <w:abstractNumId w:val="22"/>
-  </w:num>
-  <w:num w:numId="13" w16cid:durableId="1611089610">
-    <w:abstractNumId w:val="8"/>
-  </w:num>
-  <w:num w:numId="14" w16cid:durableId="1505780277">
-    <w:abstractNumId w:val="23"/>
-  </w:num>
-  <w:num w:numId="15" w16cid:durableId="1285043431">
-    <w:abstractNumId w:val="36"/>
-  </w:num>
-  <w:num w:numId="16" w16cid:durableId="60640942">
-    <w:abstractNumId w:val="26"/>
-  </w:num>
-  <w:num w:numId="17" w16cid:durableId="1933391165">
-    <w:abstractNumId w:val="16"/>
-  </w:num>
-  <w:num w:numId="18" w16cid:durableId="493376280">
-    <w:abstractNumId w:val="18"/>
-  </w:num>
-  <w:num w:numId="19" w16cid:durableId="128474687">
-    <w:abstractNumId w:val="11"/>
-  </w:num>
-  <w:num w:numId="20" w16cid:durableId="2080013416">
-    <w:abstractNumId w:val="40"/>
-  </w:num>
-  <w:num w:numId="21" w16cid:durableId="1864705951">
-    <w:abstractNumId w:val="15"/>
-  </w:num>
-  <w:num w:numId="22" w16cid:durableId="1466965471">
-    <w:abstractNumId w:val="32"/>
-  </w:num>
-  <w:num w:numId="23" w16cid:durableId="232741186">
-    <w:abstractNumId w:val="34"/>
-  </w:num>
-  <w:num w:numId="24" w16cid:durableId="1743454208">
-    <w:abstractNumId w:val="10"/>
   </w:num>
   <w:num w:numId="25" w16cid:durableId="249390905">
     <w:abstractNumId w:val="1"/>
   </w:num>
   <w:num w:numId="26" w16cid:durableId="1428041549">
-    <w:abstractNumId w:val="19"/>
+    <w:abstractNumId w:val="21"/>
   </w:num>
   <w:num w:numId="27" w16cid:durableId="1168205411">
-    <w:abstractNumId w:val="30"/>
+    <w:abstractNumId w:val="34"/>
   </w:num>
   <w:num w:numId="28" w16cid:durableId="847213060">
-    <w:abstractNumId w:val="33"/>
+    <w:abstractNumId w:val="37"/>
   </w:num>
   <w:num w:numId="29" w16cid:durableId="461116745">
-    <w:abstractNumId w:val="4"/>
+    <w:abstractNumId w:val="5"/>
   </w:num>
   <w:num w:numId="30" w16cid:durableId="780611823">
-    <w:abstractNumId w:val="21"/>
+    <w:abstractNumId w:val="23"/>
   </w:num>
   <w:num w:numId="31" w16cid:durableId="560598764">
-    <w:abstractNumId w:val="42"/>
+    <w:abstractNumId w:val="48"/>
   </w:num>
   <w:num w:numId="32" w16cid:durableId="1577281594">
-    <w:abstractNumId w:val="24"/>
+    <w:abstractNumId w:val="27"/>
   </w:num>
   <w:num w:numId="33" w16cid:durableId="219678338">
-    <w:abstractNumId w:val="28"/>
+    <w:abstractNumId w:val="32"/>
   </w:num>
   <w:num w:numId="34" w16cid:durableId="1347437688">
-    <w:abstractNumId w:val="14"/>
+    <w:abstractNumId w:val="16"/>
   </w:num>
   <w:num w:numId="35" w16cid:durableId="176117207">
-    <w:abstractNumId w:val="9"/>
+    <w:abstractNumId w:val="11"/>
   </w:num>
   <w:num w:numId="36" w16cid:durableId="60299312">
-    <w:abstractNumId w:val="27"/>
+    <w:abstractNumId w:val="31"/>
   </w:num>
   <w:num w:numId="37" w16cid:durableId="132262369">
-    <w:abstractNumId w:val="6"/>
+    <w:abstractNumId w:val="8"/>
   </w:num>
   <w:num w:numId="38" w16cid:durableId="35011990">
     <w:abstractNumId w:val="0"/>
   </w:num>
   <w:num w:numId="39" w16cid:durableId="1096949523">
-    <w:abstractNumId w:val="5"/>
+    <w:abstractNumId w:val="7"/>
   </w:num>
   <w:num w:numId="40" w16cid:durableId="2057505569">
-    <w:abstractNumId w:val="17"/>
+    <w:abstractNumId w:val="19"/>
   </w:num>
   <w:num w:numId="41" w16cid:durableId="1611353309">
+    <w:abstractNumId w:val="3"/>
+  </w:num>
+  <w:num w:numId="42" w16cid:durableId="258223712">
+    <w:abstractNumId w:val="15"/>
+  </w:num>
+  <w:num w:numId="43" w16cid:durableId="1978870285">
+    <w:abstractNumId w:val="39"/>
+  </w:num>
+  <w:num w:numId="44" w16cid:durableId="1362512055">
+    <w:abstractNumId w:val="6"/>
+  </w:num>
+  <w:num w:numId="45" w16cid:durableId="886255239">
+    <w:abstractNumId w:val="29"/>
+  </w:num>
+  <w:num w:numId="46" w16cid:durableId="1694376994">
+    <w:abstractNumId w:val="24"/>
+  </w:num>
+  <w:num w:numId="47" w16cid:durableId="1323896147">
+    <w:abstractNumId w:val="45"/>
+  </w:num>
+  <w:num w:numId="48" w16cid:durableId="1261139311">
     <w:abstractNumId w:val="2"/>
   </w:num>
-  <w:num w:numId="42" w16cid:durableId="258223712">
-    <w:abstractNumId w:val="13"/>
-  </w:num>
-  <w:num w:numId="43" w16cid:durableId="1978870285">
-    <w:abstractNumId w:val="35"/>
+  <w:num w:numId="49" w16cid:durableId="1263342825">
+    <w:abstractNumId w:val="44"/>
   </w:num>
 </w:numbering>
 </file>
@@ -7733,7 +11652,6 @@
   <w:style w:type="character" w:default="1" w:styleId="a0">
     <w:name w:val="Default Paragraph Font"/>
     <w:uiPriority w:val="1"/>
-    <w:semiHidden/>
     <w:unhideWhenUsed/>
   </w:style>
   <w:style w:type="table" w:default="1" w:styleId="a1">
@@ -8232,6 +12150,67 @@
       </w:tblBorders>
     </w:tblPr>
   </w:style>
+  <w:style w:type="paragraph" w:styleId="HTML">
+    <w:name w:val="HTML Preformatted"/>
+    <w:basedOn w:val="a"/>
+    <w:link w:val="HTMLChar"/>
+    <w:uiPriority w:val="99"/>
+    <w:semiHidden/>
+    <w:unhideWhenUsed/>
+    <w:rsid w:val="001C6B4C"/>
+    <w:pPr>
+      <w:tabs>
+        <w:tab w:val="left" w:pos="916"/>
+        <w:tab w:val="left" w:pos="1832"/>
+        <w:tab w:val="left" w:pos="2748"/>
+        <w:tab w:val="left" w:pos="3664"/>
+        <w:tab w:val="left" w:pos="4580"/>
+        <w:tab w:val="left" w:pos="5496"/>
+        <w:tab w:val="left" w:pos="6412"/>
+        <w:tab w:val="left" w:pos="7328"/>
+        <w:tab w:val="left" w:pos="8244"/>
+        <w:tab w:val="left" w:pos="9160"/>
+        <w:tab w:val="left" w:pos="10076"/>
+        <w:tab w:val="left" w:pos="10992"/>
+        <w:tab w:val="left" w:pos="11908"/>
+        <w:tab w:val="left" w:pos="12824"/>
+        <w:tab w:val="left" w:pos="13740"/>
+        <w:tab w:val="left" w:pos="14656"/>
+      </w:tabs>
+      <w:spacing w:after="0" w:line="240" w:lineRule="auto"/>
+    </w:pPr>
+    <w:rPr>
+      <w:rFonts w:ascii="굴림체" w:eastAsia="굴림체" w:hAnsi="굴림체" w:cs="굴림체"/>
+      <w:sz w:val="24"/>
+      <w:szCs w:val="24"/>
+    </w:rPr>
+  </w:style>
+  <w:style w:type="character" w:customStyle="1" w:styleId="HTMLChar">
+    <w:name w:val="미리 서식이 지정된 HTML Char"/>
+    <w:basedOn w:val="a0"/>
+    <w:link w:val="HTML"/>
+    <w:uiPriority w:val="99"/>
+    <w:semiHidden/>
+    <w:rsid w:val="001C6B4C"/>
+    <w:rPr>
+      <w:rFonts w:ascii="굴림체" w:eastAsia="굴림체" w:hAnsi="굴림체" w:cs="굴림체"/>
+      <w:sz w:val="24"/>
+      <w:szCs w:val="24"/>
+    </w:rPr>
+  </w:style>
+  <w:style w:type="character" w:styleId="HTML0">
+    <w:name w:val="HTML Code"/>
+    <w:basedOn w:val="a0"/>
+    <w:uiPriority w:val="99"/>
+    <w:semiHidden/>
+    <w:unhideWhenUsed/>
+    <w:rsid w:val="001C6B4C"/>
+    <w:rPr>
+      <w:rFonts w:ascii="굴림체" w:eastAsia="굴림체" w:hAnsi="굴림체" w:cs="굴림체"/>
+      <w:sz w:val="24"/>
+      <w:szCs w:val="24"/>
+    </w:rPr>
+  </w:style>
 </w:styles>
 </file>
 

--- a/report/빅데이터 20기 프로젝트_보고서_template_ejm.docx
+++ b/report/빅데이터 20기 프로젝트_보고서_template_ejm.docx
@@ -65,9 +65,6 @@
     <w:p>
       <w:pPr>
         <w:pStyle w:val="3"/>
-        <w:rPr>
-          <w:rFonts w:hint="eastAsia"/>
-        </w:rPr>
       </w:pPr>
       <w:r>
         <w:rPr>
@@ -595,52 +592,11 @@
       </w:r>
     </w:p>
     <w:p>
-      <w:pPr>
+      <w:r>
         <w:rPr>
           <w:rFonts w:hint="eastAsia"/>
         </w:rPr>
-      </w:pPr>
-      <w:r>
-        <w:rPr>
-          <w:rFonts w:hint="eastAsia"/>
-        </w:rPr>
-        <w:t xml:space="preserve">[그림 </w:t>
-      </w:r>
-      <w:r>
-        <w:rPr>
-          <w:rFonts w:hint="eastAsia"/>
-        </w:rPr>
-        <w:t>2</w:t>
-      </w:r>
-      <w:r>
-        <w:rPr>
-          <w:rFonts w:hint="eastAsia"/>
-        </w:rPr>
-        <w:t>.</w:t>
-      </w:r>
-      <w:r>
-        <w:rPr>
-          <w:rFonts w:hint="eastAsia"/>
-        </w:rPr>
-        <w:t>5</w:t>
-      </w:r>
-      <w:r>
-        <w:rPr>
-          <w:rFonts w:hint="eastAsia"/>
-        </w:rPr>
-        <w:t xml:space="preserve">.1.1 </w:t>
-      </w:r>
-      <w:r>
-        <w:rPr>
-          <w:rFonts w:hint="eastAsia"/>
-        </w:rPr>
-        <w:t>더미분류 정확도</w:t>
-      </w:r>
-      <w:r>
-        <w:rPr>
-          <w:rFonts w:hint="eastAsia"/>
-        </w:rPr>
-        <w:t>]</w:t>
+        <w:t>[그림 2.5.1.1 더미분류 정확도]</w:t>
       </w:r>
     </w:p>
     <w:p>
@@ -1833,11 +1789,6 @@
       </w:r>
     </w:p>
     <w:p>
-      <w:pPr>
-        <w:rPr>
-          <w:rFonts w:hint="eastAsia"/>
-        </w:rPr>
-      </w:pPr>
       <w:r>
         <w:rPr>
           <w:rFonts w:hint="eastAsia"/>
@@ -2194,7 +2145,7 @@
               <w:spacing w:after="0" w:line="240" w:lineRule="auto"/>
               <w:jc w:val="center"/>
               <w:rPr>
-                <w:rFonts w:ascii="맑은 고딕" w:eastAsia="맑은 고딕" w:hAnsi="맑은 고딕" w:cs="굴림" w:hint="eastAsia"/>
+                <w:rFonts w:ascii="맑은 고딕" w:eastAsia="맑은 고딕" w:hAnsi="맑은 고딕" w:cs="굴림"/>
                 <w:sz w:val="22"/>
                 <w:szCs w:val="22"/>
               </w:rPr>
@@ -2889,7 +2840,7 @@
               <w:spacing w:after="0" w:line="240" w:lineRule="auto"/>
               <w:jc w:val="center"/>
               <w:rPr>
-                <w:rFonts w:ascii="맑은 고딕" w:eastAsia="맑은 고딕" w:hAnsi="맑은 고딕" w:cs="굴림" w:hint="eastAsia"/>
+                <w:rFonts w:ascii="맑은 고딕" w:eastAsia="맑은 고딕" w:hAnsi="맑은 고딕" w:cs="굴림"/>
                 <w:sz w:val="22"/>
                 <w:szCs w:val="22"/>
               </w:rPr>
@@ -3156,7 +3107,19 @@
         <w:rPr>
           <w:rFonts w:hint="eastAsia"/>
         </w:rPr>
-        <w:t>추가적인 데이터 전 처리 진행 후 유의미한 성능 향상이 되었다.</w:t>
+        <w:t xml:space="preserve">추가적인 데이터 전 처리 진행 후 </w:t>
+      </w:r>
+      <w:r>
+        <w:rPr>
+          <w:rFonts w:hint="eastAsia"/>
+        </w:rPr>
+        <w:t xml:space="preserve">ROC-AUC는 감소하였으나 F1-Score와 recall 에서는 </w:t>
+      </w:r>
+      <w:r>
+        <w:rPr>
+          <w:rFonts w:hint="eastAsia"/>
+        </w:rPr>
+        <w:t>유의미한 성능 향상이 되었다.</w:t>
       </w:r>
     </w:p>
     <w:p>
@@ -3292,47 +3255,15 @@
     <w:p>
       <w:pPr>
         <w:jc w:val="center"/>
+      </w:pPr>
+      <w:r>
         <w:rPr>
           <w:rFonts w:hint="eastAsia"/>
         </w:rPr>
-      </w:pPr>
-      <w:r>
-        <w:rPr>
-          <w:rFonts w:hint="eastAsia"/>
-        </w:rPr>
-        <w:t>[그림 2.5.1.</w:t>
-      </w:r>
-      <w:r>
-        <w:rPr>
-          <w:rFonts w:hint="eastAsia"/>
-        </w:rPr>
-        <w:t>2</w:t>
-      </w:r>
-      <w:r>
-        <w:rPr>
-          <w:rFonts w:hint="eastAsia"/>
-        </w:rPr>
-        <w:t xml:space="preserve"> </w:t>
-      </w:r>
-      <w:r>
-        <w:rPr>
-          <w:rFonts w:hint="eastAsia"/>
-        </w:rPr>
-        <w:t>threshold별 삭제 컬럼 수</w:t>
-      </w:r>
-      <w:r>
-        <w:rPr>
-          <w:rFonts w:hint="eastAsia"/>
-        </w:rPr>
-        <w:t>]</w:t>
+        <w:t>[그림 2.5.1.2 threshold별 삭제 컬럼 수]</w:t>
       </w:r>
     </w:p>
     <w:p>
-      <w:pPr>
-        <w:rPr>
-          <w:rFonts w:hint="eastAsia"/>
-        </w:rPr>
-      </w:pPr>
       <w:r>
         <w:rPr>
           <w:rFonts w:hint="eastAsia"/>
@@ -3413,11 +3344,6 @@
             <w:vAlign w:val="center"/>
           </w:tcPr>
           <w:p>
-            <w:pPr>
-              <w:rPr>
-                <w:rFonts w:hint="eastAsia"/>
-              </w:rPr>
-            </w:pPr>
             <w:r>
               <w:rPr>
                 <w:b/>
@@ -3433,11 +3359,6 @@
             <w:vAlign w:val="center"/>
           </w:tcPr>
           <w:p>
-            <w:pPr>
-              <w:rPr>
-                <w:rFonts w:hint="eastAsia"/>
-              </w:rPr>
-            </w:pPr>
             <w:r>
               <w:rPr>
                 <w:b/>
@@ -3453,11 +3374,6 @@
             <w:vAlign w:val="center"/>
           </w:tcPr>
           <w:p>
-            <w:pPr>
-              <w:rPr>
-                <w:rFonts w:hint="eastAsia"/>
-              </w:rPr>
-            </w:pPr>
             <w:r>
               <w:rPr>
                 <w:b/>
@@ -3473,11 +3389,6 @@
             <w:vAlign w:val="center"/>
           </w:tcPr>
           <w:p>
-            <w:pPr>
-              <w:rPr>
-                <w:rFonts w:hint="eastAsia"/>
-              </w:rPr>
-            </w:pPr>
             <w:r>
               <w:rPr>
                 <w:b/>
@@ -3495,11 +3406,6 @@
             <w:vAlign w:val="center"/>
           </w:tcPr>
           <w:p>
-            <w:pPr>
-              <w:rPr>
-                <w:rFonts w:hint="eastAsia"/>
-              </w:rPr>
-            </w:pPr>
             <w:proofErr w:type="spellStart"/>
             <w:r>
               <w:rPr>
@@ -3516,11 +3422,6 @@
             <w:vAlign w:val="center"/>
           </w:tcPr>
           <w:p>
-            <w:pPr>
-              <w:rPr>
-                <w:rFonts w:hint="eastAsia"/>
-              </w:rPr>
-            </w:pPr>
             <w:r>
               <w:t>0.8509 → 0.8402 (↓0.0107)</w:t>
             </w:r>
@@ -3532,11 +3433,6 @@
             <w:vAlign w:val="center"/>
           </w:tcPr>
           <w:p>
-            <w:pPr>
-              <w:rPr>
-                <w:rFonts w:hint="eastAsia"/>
-              </w:rPr>
-            </w:pPr>
             <w:r>
               <w:t>0.2974 → 0.535 (↑</w:t>
             </w:r>
@@ -3557,11 +3453,6 @@
             <w:vAlign w:val="center"/>
           </w:tcPr>
           <w:p>
-            <w:pPr>
-              <w:rPr>
-                <w:rFonts w:hint="eastAsia"/>
-              </w:rPr>
-            </w:pPr>
             <w:r>
               <w:t>0.515 → 0.7425 (↑</w:t>
             </w:r>
@@ -3584,11 +3475,6 @@
             <w:vAlign w:val="center"/>
           </w:tcPr>
           <w:p>
-            <w:pPr>
-              <w:rPr>
-                <w:rFonts w:hint="eastAsia"/>
-              </w:rPr>
-            </w:pPr>
             <w:proofErr w:type="spellStart"/>
             <w:r>
               <w:rPr>
@@ -3605,11 +3491,6 @@
             <w:vAlign w:val="center"/>
           </w:tcPr>
           <w:p>
-            <w:pPr>
-              <w:rPr>
-                <w:rFonts w:hint="eastAsia"/>
-              </w:rPr>
-            </w:pPr>
             <w:r>
               <w:t>0.8438 → 0.8452 (↑0.0014)</w:t>
             </w:r>
@@ -3621,11 +3502,6 @@
             <w:vAlign w:val="center"/>
           </w:tcPr>
           <w:p>
-            <w:pPr>
-              <w:rPr>
-                <w:rFonts w:hint="eastAsia"/>
-              </w:rPr>
-            </w:pPr>
             <w:r>
               <w:t>0.0099 → 0.287 (↑</w:t>
             </w:r>
@@ -3646,11 +3522,6 @@
             <w:vAlign w:val="center"/>
           </w:tcPr>
           <w:p>
-            <w:pPr>
-              <w:rPr>
-                <w:rFonts w:hint="eastAsia"/>
-              </w:rPr>
-            </w:pPr>
             <w:r>
               <w:t>0.005 → 0.5598 (↑</w:t>
             </w:r>
@@ -3673,11 +3544,6 @@
             <w:vAlign w:val="center"/>
           </w:tcPr>
           <w:p>
-            <w:pPr>
-              <w:rPr>
-                <w:rFonts w:hint="eastAsia"/>
-              </w:rPr>
-            </w:pPr>
             <w:proofErr w:type="spellStart"/>
             <w:r>
               <w:rPr>
@@ -3694,11 +3560,6 @@
             <w:vAlign w:val="center"/>
           </w:tcPr>
           <w:p>
-            <w:pPr>
-              <w:rPr>
-                <w:rFonts w:hint="eastAsia"/>
-              </w:rPr>
-            </w:pPr>
             <w:r>
               <w:t>0.8051 → 0.8063 (↑0.0012)</w:t>
             </w:r>
@@ -3710,11 +3571,6 @@
             <w:vAlign w:val="center"/>
           </w:tcPr>
           <w:p>
-            <w:pPr>
-              <w:rPr>
-                <w:rFonts w:hint="eastAsia"/>
-              </w:rPr>
-            </w:pPr>
             <w:r>
               <w:t>0.0129 → 0.1617 (↑</w:t>
             </w:r>
@@ -3735,11 +3591,6 @@
             <w:vAlign w:val="center"/>
           </w:tcPr>
           <w:p>
-            <w:pPr>
-              <w:rPr>
-                <w:rFonts w:hint="eastAsia"/>
-              </w:rPr>
-            </w:pPr>
             <w:r>
               <w:t>0.0066 → 0.7724 (↑</w:t>
             </w:r>
@@ -3762,11 +3613,6 @@
             <w:vAlign w:val="center"/>
           </w:tcPr>
           <w:p>
-            <w:pPr>
-              <w:rPr>
-                <w:rFonts w:hint="eastAsia"/>
-              </w:rPr>
-            </w:pPr>
             <w:proofErr w:type="spellStart"/>
             <w:r>
               <w:rPr>
@@ -3784,11 +3630,6 @@
             <w:vAlign w:val="center"/>
           </w:tcPr>
           <w:p>
-            <w:pPr>
-              <w:rPr>
-                <w:rFonts w:hint="eastAsia"/>
-              </w:rPr>
-            </w:pPr>
             <w:r>
               <w:t>0.8422 → 0.8263 (↓0.0159)</w:t>
             </w:r>
@@ -3800,11 +3641,6 @@
             <w:vAlign w:val="center"/>
           </w:tcPr>
           <w:p>
-            <w:pPr>
-              <w:rPr>
-                <w:rFonts w:hint="eastAsia"/>
-              </w:rPr>
-            </w:pPr>
             <w:r>
               <w:t>0.0163 → 0.2653 (↑</w:t>
             </w:r>
@@ -3825,11 +3661,6 @@
             <w:vAlign w:val="center"/>
           </w:tcPr>
           <w:p>
-            <w:pPr>
-              <w:rPr>
-                <w:rFonts w:hint="eastAsia"/>
-              </w:rPr>
-            </w:pPr>
             <w:r>
               <w:t>0.0083 → 0.3953 (↑</w:t>
             </w:r>
@@ -3861,9 +3692,6 @@
     <w:p>
       <w:pPr>
         <w:pStyle w:val="4"/>
-        <w:rPr>
-          <w:rFonts w:hint="eastAsia"/>
-        </w:rPr>
       </w:pPr>
       <w:r>
         <w:rPr>
@@ -3875,16 +3703,13 @@
     <w:p>
       <w:pPr>
         <w:pStyle w:val="4"/>
-        <w:rPr>
-          <w:rFonts w:hint="eastAsia"/>
-        </w:rPr>
       </w:pPr>
       <w:r>
         <w:rPr>
           <w:noProof/>
         </w:rPr>
         <w:drawing>
-          <wp:anchor distT="0" distB="0" distL="114300" distR="114300" simplePos="0" relativeHeight="251658240" behindDoc="1" locked="0" layoutInCell="1" allowOverlap="0" wp14:anchorId="21E265FB" wp14:editId="54962A60">
+          <wp:anchor distT="0" distB="0" distL="114300" distR="114300" simplePos="0" relativeHeight="251658240" behindDoc="1" locked="0" layoutInCell="1" allowOverlap="0" wp14:anchorId="21E265FB" wp14:editId="2ADCD8DD">
             <wp:simplePos x="0" y="0"/>
             <wp:positionH relativeFrom="margin">
               <wp:align>center</wp:align>
@@ -3984,40 +3809,11 @@
     <w:p/>
     <w:p/>
     <w:p>
-      <w:pPr>
+      <w:r>
         <w:rPr>
           <w:rFonts w:hint="eastAsia"/>
         </w:rPr>
-      </w:pPr>
-      <w:r>
-        <w:rPr>
-          <w:rFonts w:hint="eastAsia"/>
-        </w:rPr>
-        <w:t>[그림 2.5.</w:t>
-      </w:r>
-      <w:r>
-        <w:rPr>
-          <w:rFonts w:hint="eastAsia"/>
-        </w:rPr>
-        <w:t>2</w:t>
-      </w:r>
-      <w:r>
-        <w:rPr>
-          <w:rFonts w:hint="eastAsia"/>
-        </w:rPr>
-        <w:t xml:space="preserve">.1 </w:t>
-      </w:r>
-      <w:r>
-        <w:rPr>
-          <w:rFonts w:hint="eastAsia"/>
-        </w:rPr>
-        <w:t>모델 별 피처 중요도 비교</w:t>
-      </w:r>
-      <w:r>
-        <w:rPr>
-          <w:rFonts w:hint="eastAsia"/>
-        </w:rPr>
-        <w:t>]</w:t>
+        <w:t>[그림 2.5.2.1 모델 별 피처 중요도 비교]</w:t>
       </w:r>
     </w:p>
     <w:p>
@@ -4032,11 +3828,6 @@
       </w:r>
     </w:p>
     <w:p>
-      <w:pPr>
-        <w:rPr>
-          <w:rFonts w:hint="eastAsia"/>
-        </w:rPr>
-      </w:pPr>
       <w:r>
         <w:rPr>
           <w:rFonts w:hint="eastAsia"/>
@@ -4051,10 +3842,10 @@
         <w:tblLook w:val="04A0" w:firstRow="1" w:lastRow="0" w:firstColumn="1" w:lastColumn="0" w:noHBand="0" w:noVBand="1"/>
       </w:tblPr>
       <w:tblGrid>
-        <w:gridCol w:w="637"/>
-        <w:gridCol w:w="2375"/>
-        <w:gridCol w:w="2374"/>
-        <w:gridCol w:w="2498"/>
+        <w:gridCol w:w="636"/>
+        <w:gridCol w:w="2372"/>
+        <w:gridCol w:w="2371"/>
+        <w:gridCol w:w="2505"/>
         <w:gridCol w:w="2572"/>
       </w:tblGrid>
       <w:tr>
@@ -4065,9 +3856,6 @@
           <w:p>
             <w:pPr>
               <w:jc w:val="center"/>
-              <w:rPr>
-                <w:rFonts w:hint="eastAsia"/>
-              </w:rPr>
             </w:pPr>
             <w:r>
               <w:rPr>
@@ -4085,13 +3873,16 @@
             <w:pPr>
               <w:jc w:val="center"/>
               <w:rPr>
-                <w:rFonts w:hint="eastAsia"/>
+                <w:b/>
+                <w:bCs/>
               </w:rPr>
             </w:pPr>
             <w:proofErr w:type="spellStart"/>
             <w:r>
               <w:rPr>
                 <w:rFonts w:hint="eastAsia"/>
+                <w:b/>
+                <w:bCs/>
               </w:rPr>
               <w:t>XGBoost</w:t>
             </w:r>
@@ -4106,13 +3897,16 @@
             <w:pPr>
               <w:jc w:val="center"/>
               <w:rPr>
-                <w:rFonts w:hint="eastAsia"/>
+                <w:b/>
+                <w:bCs/>
               </w:rPr>
             </w:pPr>
             <w:proofErr w:type="spellStart"/>
             <w:r>
               <w:rPr>
                 <w:rFonts w:hint="eastAsia"/>
+                <w:b/>
+                <w:bCs/>
               </w:rPr>
               <w:t>LightGBM</w:t>
             </w:r>
@@ -4127,13 +3921,16 @@
             <w:pPr>
               <w:jc w:val="center"/>
               <w:rPr>
-                <w:rFonts w:hint="eastAsia"/>
+                <w:b/>
+                <w:bCs/>
               </w:rPr>
             </w:pPr>
             <w:proofErr w:type="spellStart"/>
             <w:r>
               <w:rPr>
                 <w:rFonts w:hint="eastAsia"/>
+                <w:b/>
+                <w:bCs/>
               </w:rPr>
               <w:t>RandomForest</w:t>
             </w:r>
@@ -4148,13 +3945,16 @@
             <w:pPr>
               <w:jc w:val="center"/>
               <w:rPr>
-                <w:rFonts w:hint="eastAsia"/>
+                <w:b/>
+                <w:bCs/>
               </w:rPr>
             </w:pPr>
             <w:proofErr w:type="spellStart"/>
             <w:r>
               <w:rPr>
                 <w:rFonts w:hint="eastAsia"/>
+                <w:b/>
+                <w:bCs/>
               </w:rPr>
               <w:t>LogisticRegression</w:t>
             </w:r>
@@ -4168,11 +3968,6 @@
             <w:tcW w:w="636" w:type="dxa"/>
           </w:tcPr>
           <w:p>
-            <w:pPr>
-              <w:rPr>
-                <w:rFonts w:hint="eastAsia"/>
-              </w:rPr>
-            </w:pPr>
             <w:r>
               <w:t xml:space="preserve">1위 </w:t>
             </w:r>
@@ -4185,9 +3980,6 @@
           <w:p>
             <w:pPr>
               <w:jc w:val="center"/>
-              <w:rPr>
-                <w:rFonts w:hint="eastAsia"/>
-              </w:rPr>
             </w:pPr>
             <w:r>
               <w:t>saldo_var30</w:t>
@@ -4201,9 +3993,6 @@
           <w:p>
             <w:pPr>
               <w:jc w:val="center"/>
-              <w:rPr>
-                <w:rFonts w:hint="eastAsia"/>
-              </w:rPr>
             </w:pPr>
             <w:r>
               <w:t>var38</w:t>
@@ -4217,9 +4006,6 @@
           <w:p>
             <w:pPr>
               <w:jc w:val="center"/>
-              <w:rPr>
-                <w:rFonts w:hint="eastAsia"/>
-              </w:rPr>
             </w:pPr>
             <w:r>
               <w:t>var15</w:t>
@@ -4233,9 +4019,6 @@
           <w:p>
             <w:pPr>
               <w:jc w:val="center"/>
-              <w:rPr>
-                <w:rFonts w:hint="eastAsia"/>
-              </w:rPr>
             </w:pPr>
             <w:r>
               <w:t>I</w:t>
@@ -4255,11 +4038,6 @@
             <w:tcW w:w="636" w:type="dxa"/>
           </w:tcPr>
           <w:p>
-            <w:pPr>
-              <w:rPr>
-                <w:rFonts w:hint="eastAsia"/>
-              </w:rPr>
-            </w:pPr>
             <w:r>
               <w:t>2위</w:t>
             </w:r>
@@ -4272,9 +4050,6 @@
           <w:p>
             <w:pPr>
               <w:jc w:val="center"/>
-              <w:rPr>
-                <w:rFonts w:hint="eastAsia"/>
-              </w:rPr>
             </w:pPr>
             <w:r>
               <w:t>var15</w:t>
@@ -4288,9 +4063,6 @@
           <w:p>
             <w:pPr>
               <w:jc w:val="center"/>
-              <w:rPr>
-                <w:rFonts w:hint="eastAsia"/>
-              </w:rPr>
             </w:pPr>
             <w:r>
               <w:t>var15</w:t>
@@ -4304,9 +4076,6 @@
           <w:p>
             <w:pPr>
               <w:jc w:val="center"/>
-              <w:rPr>
-                <w:rFonts w:hint="eastAsia"/>
-              </w:rPr>
             </w:pPr>
             <w:r>
               <w:t>saldo_var30</w:t>
@@ -4320,9 +4089,6 @@
           <w:p>
             <w:pPr>
               <w:jc w:val="center"/>
-              <w:rPr>
-                <w:rFonts w:hint="eastAsia"/>
-              </w:rPr>
             </w:pPr>
             <w:r>
               <w:rPr>
@@ -4339,11 +4105,6 @@
             <w:tcW w:w="636" w:type="dxa"/>
           </w:tcPr>
           <w:p>
-            <w:pPr>
-              <w:rPr>
-                <w:rFonts w:hint="eastAsia"/>
-              </w:rPr>
-            </w:pPr>
             <w:r>
               <w:t>3위</w:t>
             </w:r>
@@ -4356,9 +4117,6 @@
           <w:p>
             <w:pPr>
               <w:jc w:val="center"/>
-              <w:rPr>
-                <w:rFonts w:hint="eastAsia"/>
-              </w:rPr>
             </w:pPr>
             <w:r>
               <w:t>ind_var30_</w:t>
@@ -4378,9 +4136,6 @@
           <w:p>
             <w:pPr>
               <w:jc w:val="center"/>
-              <w:rPr>
-                <w:rFonts w:hint="eastAsia"/>
-              </w:rPr>
             </w:pPr>
             <w:r>
               <w:t>saldo_var30</w:t>
@@ -4394,9 +4149,6 @@
           <w:p>
             <w:pPr>
               <w:jc w:val="center"/>
-              <w:rPr>
-                <w:rFonts w:hint="eastAsia"/>
-              </w:rPr>
             </w:pPr>
             <w:r>
               <w:t>var38</w:t>
@@ -4410,9 +4162,6 @@
           <w:p>
             <w:pPr>
               <w:jc w:val="center"/>
-              <w:rPr>
-                <w:rFonts w:hint="eastAsia"/>
-              </w:rPr>
             </w:pPr>
             <w:r>
               <w:t>S</w:t>
@@ -4428,13 +4177,7 @@
       </w:tr>
     </w:tbl>
     <w:p/>
-    <w:p>
-      <w:pPr>
-        <w:rPr>
-          <w:rFonts w:hint="eastAsia"/>
-        </w:rPr>
-      </w:pPr>
-    </w:p>
+    <w:p/>
     <w:p>
       <w:r>
         <w:rPr>
@@ -4787,11 +4530,6 @@
       </w:r>
     </w:p>
     <w:p>
-      <w:pPr>
-        <w:rPr>
-          <w:rFonts w:hint="eastAsia"/>
-        </w:rPr>
-      </w:pPr>
       <w:proofErr w:type="spellStart"/>
       <w:r>
         <w:rPr>
@@ -4965,13 +4703,7 @@
         </w:rPr>
       </w:pPr>
     </w:p>
-    <w:p>
-      <w:pPr>
-        <w:rPr>
-          <w:rFonts w:hint="eastAsia"/>
-        </w:rPr>
-      </w:pPr>
-    </w:p>
+    <w:p/>
     <w:p>
       <w:pPr>
         <w:pStyle w:val="3"/>
@@ -4995,13 +4727,7 @@
         <w:t>2.5.3.1 예측 vs 실제 비교</w:t>
       </w:r>
     </w:p>
-    <w:p>
-      <w:pPr>
-        <w:rPr>
-          <w:rFonts w:hint="eastAsia"/>
-        </w:rPr>
-      </w:pPr>
-    </w:p>
+    <w:p/>
     <w:p>
       <w:pPr>
         <w:pStyle w:val="4"/>
@@ -5027,9 +4753,6 @@
     <w:p>
       <w:pPr>
         <w:pStyle w:val="3"/>
-        <w:rPr>
-          <w:rFonts w:hint="eastAsia"/>
-        </w:rPr>
       </w:pPr>
       <w:r>
         <w:rPr>
@@ -11652,6 +11375,7 @@
   <w:style w:type="character" w:default="1" w:styleId="a0">
     <w:name w:val="Default Paragraph Font"/>
     <w:uiPriority w:val="1"/>
+    <w:semiHidden/>
     <w:unhideWhenUsed/>
   </w:style>
   <w:style w:type="table" w:default="1" w:styleId="a1">
